--- a/public/chapter-18/Chapter18 Vessie_version_lecteur_revisee FR.docx
+++ b/public/chapter-18/Chapter18 Vessie_version_lecteur_revisee FR.docx
@@ -1,20 +1,19 @@
 
 <file path=word/document.xml><?xml version="1.0" encoding="utf-8"?>
-<w:document xmlns:ve="http://schemas.openxmlformats.org/markup-compatibility/2006" xmlns:o="urn:schemas-microsoft-com:office:office" xmlns:r="http://schemas.openxmlformats.org/officeDocument/2006/relationships" xmlns:m="http://schemas.openxmlformats.org/officeDocument/2006/math" xmlns:v="urn:schemas-microsoft-com:vml" xmlns:wp="http://schemas.openxmlformats.org/drawingml/2006/wordprocessingDrawing" xmlns:w10="urn:schemas-microsoft-com:office:word" xmlns:w="http://schemas.openxmlformats.org/wordprocessingml/2006/main" xmlns:wne="http://schemas.microsoft.com/office/word/2006/wordml">
+<w:document xmlns:wpc="http://schemas.microsoft.com/office/word/2010/wordprocessingCanvas" xmlns:cx="http://schemas.microsoft.com/office/drawing/2014/chartex" xmlns:cx1="http://schemas.microsoft.com/office/drawing/2015/9/8/chartex" xmlns:cx2="http://schemas.microsoft.com/office/drawing/2015/10/21/chartex" xmlns:cx3="http://schemas.microsoft.com/office/drawing/2016/5/9/chartex" xmlns:cx4="http://schemas.microsoft.com/office/drawing/2016/5/10/chartex" xmlns:cx5="http://schemas.microsoft.com/office/drawing/2016/5/11/chartex" xmlns:cx6="http://schemas.microsoft.com/office/drawing/2016/5/12/chartex" xmlns:cx7="http://schemas.microsoft.com/office/drawing/2016/5/13/chartex" xmlns:cx8="http://schemas.microsoft.com/office/drawing/2016/5/14/chartex" xmlns:mc="http://schemas.openxmlformats.org/markup-compatibility/2006" xmlns:aink="http://schemas.microsoft.com/office/drawing/2016/ink" xmlns:am3d="http://schemas.microsoft.com/office/drawing/2017/model3d" xmlns:o="urn:schemas-microsoft-com:office:office" xmlns:oel="http://schemas.microsoft.com/office/2019/extlst" xmlns:r="http://schemas.openxmlformats.org/officeDocument/2006/relationships" xmlns:m="http://schemas.openxmlformats.org/officeDocument/2006/math" xmlns:v="urn:schemas-microsoft-com:vml" xmlns:wp14="http://schemas.microsoft.com/office/word/2010/wordprocessingDrawing" xmlns:wp="http://schemas.openxmlformats.org/drawingml/2006/wordprocessingDrawing" xmlns:w10="urn:schemas-microsoft-com:office:word" xmlns:w="http://schemas.openxmlformats.org/wordprocessingml/2006/main" xmlns:w14="http://schemas.microsoft.com/office/word/2010/wordml" xmlns:w15="http://schemas.microsoft.com/office/word/2012/wordml" xmlns:w16cei="http://schemas.microsoft.com/office/word/2026/wordml/cei" xmlns:w16cex="http://schemas.microsoft.com/office/word/2018/wordml/cex" xmlns:w16cid="http://schemas.microsoft.com/office/word/2016/wordml/cid" xmlns:w16="http://schemas.microsoft.com/office/word/2018/wordml" xmlns:w16du="http://schemas.microsoft.com/office/word/2023/wordml/word16du" xmlns:w16sdtdh="http://schemas.microsoft.com/office/word/2020/wordml/sdtdatahash" xmlns:w16sdtfl="http://schemas.microsoft.com/office/word/2024/wordml/sdtformatlock" xmlns:w16se="http://schemas.microsoft.com/office/word/2015/wordml/symex" xmlns:wpg="http://schemas.microsoft.com/office/word/2010/wordprocessingGroup" xmlns:wpi="http://schemas.microsoft.com/office/word/2010/wordprocessingInk" xmlns:wne="http://schemas.microsoft.com/office/word/2006/wordml" xmlns:wps="http://schemas.microsoft.com/office/word/2010/wordprocessingShape" mc:Ignorable="w14 w15 w16se w16cid w16 w16cex w16sdtdh w16sdtfl w16du wp14">
   <w:body>
     <w:p>
       <w:pPr>
-        <w:pStyle w:val="Titre"/>
+        <w:pStyle w:val="Title"/>
         <w:jc w:val="center"/>
       </w:pPr>
       <w:r>
-        <w:rPr/>
         <w:t>Chapitre 18 — Vessie</w:t>
       </w:r>
     </w:p>
     <w:p>
       <w:pPr>
-        <w:pStyle w:val="Titre1"/>
+        <w:pStyle w:val="Heading1"/>
         <w:rPr>
           <w:rFonts w:ascii="Times New Roman" w:hAnsi="Times New Roman" w:cs="Times New Roman"/>
           <w:color w:val="auto"/>
@@ -79,25 +78,7 @@
           <w:sz w:val="24"/>
           <w:szCs w:val="24"/>
         </w:rPr>
-        <w:t xml:space="preserve">tinale. La vessie est très </w:t>
-      </w:r>
-      <w:proofErr w:type="spellStart"/>
-      <w:r>
-        <w:rPr>
-          <w:rFonts w:ascii="Times New Roman" w:hAnsi="Times New Roman" w:cs="Times New Roman"/>
-          <w:sz w:val="24"/>
-          <w:szCs w:val="24"/>
-        </w:rPr>
-        <w:t>hormono</w:t>
-      </w:r>
-      <w:proofErr w:type="spellEnd"/>
-      <w:r>
-        <w:rPr>
-          <w:rFonts w:ascii="Times New Roman" w:hAnsi="Times New Roman" w:cs="Times New Roman"/>
-          <w:sz w:val="24"/>
-          <w:szCs w:val="24"/>
-        </w:rPr>
-        <w:t>-dépendante</w:t>
+        <w:t>tinale. La vessie est très hormono-dépendante</w:t>
       </w:r>
       <w:r>
         <w:rPr>
@@ -143,7 +124,7 @@
     </w:p>
     <w:p>
       <w:pPr>
-        <w:pStyle w:val="Titre1"/>
+        <w:pStyle w:val="Heading1"/>
         <w:rPr>
           <w:rFonts w:ascii="Times New Roman" w:hAnsi="Times New Roman" w:cs="Times New Roman"/>
           <w:color w:val="auto"/>
@@ -155,7 +136,7 @@
     </w:p>
     <w:p>
       <w:pPr>
-        <w:pStyle w:val="Paragraphedeliste"/>
+        <w:pStyle w:val="ListParagraph"/>
         <w:numPr>
           <w:ilvl w:val="0"/>
           <w:numId w:val="4"/>
@@ -183,20 +164,10 @@
         </w:rPr>
         <w:t xml:space="preserve"> </w:t>
       </w:r>
-      <w:r>
-        <w:rPr>
-          <w:rFonts w:ascii="Times New Roman" w:hAnsi="Times New Roman" w:cs="Times New Roman"/>
-          <w:b/>
-          <w:color w:val="FF0000"/>
-          <w:sz w:val="24"/>
-          <w:szCs w:val="24"/>
-        </w:rPr>
-        <w:t>(figure 17.6)</w:t>
-      </w:r>
-    </w:p>
-    <w:p>
-      <w:pPr>
-        <w:pStyle w:val="Paragraphedeliste"/>
+    </w:p>
+    <w:p>
+      <w:pPr>
+        <w:pStyle w:val="ListParagraph"/>
         <w:numPr>
           <w:ilvl w:val="0"/>
           <w:numId w:val="1"/>
@@ -209,6 +180,7 @@
           <w:szCs w:val="24"/>
         </w:rPr>
       </w:pPr>
+      <w:proofErr w:type="gramStart"/>
       <w:r>
         <w:rPr>
           <w:rFonts w:ascii="Times New Roman" w:hAnsi="Times New Roman" w:cs="Times New Roman"/>
@@ -216,7 +188,17 @@
           <w:sz w:val="24"/>
           <w:szCs w:val="24"/>
         </w:rPr>
-        <w:t>chez la femme</w:t>
+        <w:t>chez</w:t>
+      </w:r>
+      <w:proofErr w:type="gramEnd"/>
+      <w:r>
+        <w:rPr>
+          <w:rFonts w:ascii="Times New Roman" w:hAnsi="Times New Roman" w:cs="Times New Roman"/>
+          <w:b/>
+          <w:sz w:val="24"/>
+          <w:szCs w:val="24"/>
+        </w:rPr>
+        <w:t xml:space="preserve"> la femme</w:t>
       </w:r>
       <w:r>
         <w:rPr>
@@ -235,20 +217,10 @@
         </w:rPr>
         <w:t xml:space="preserve"> </w:t>
       </w:r>
-      <w:r>
-        <w:rPr>
-          <w:rFonts w:ascii="Times New Roman" w:hAnsi="Times New Roman" w:cs="Times New Roman"/>
-          <w:b/>
-          <w:color w:val="FF0000"/>
-          <w:sz w:val="24"/>
-          <w:szCs w:val="24"/>
-        </w:rPr>
-        <w:t>(figure 18.1.)</w:t>
-      </w:r>
-    </w:p>
-    <w:p>
-      <w:pPr>
-        <w:pStyle w:val="Paragraphedeliste"/>
+    </w:p>
+    <w:p>
+      <w:pPr>
+        <w:pStyle w:val="ListParagraph"/>
         <w:numPr>
           <w:ilvl w:val="1"/>
           <w:numId w:val="1"/>
@@ -288,7 +260,7 @@
     </w:p>
     <w:p>
       <w:pPr>
-        <w:pStyle w:val="Paragraphedeliste"/>
+        <w:pStyle w:val="ListParagraph"/>
         <w:numPr>
           <w:ilvl w:val="1"/>
           <w:numId w:val="1"/>
@@ -323,18 +295,8 @@
           <w:sz w:val="24"/>
           <w:szCs w:val="24"/>
         </w:rPr>
-        <w:t xml:space="preserve">ésical, est recouverte, </w:t>
-      </w:r>
-      <w:proofErr w:type="spellStart"/>
-      <w:r>
-        <w:rPr>
-          <w:rFonts w:ascii="Times New Roman" w:hAnsi="Times New Roman" w:cs="Times New Roman"/>
-          <w:sz w:val="24"/>
-          <w:szCs w:val="24"/>
-        </w:rPr>
-        <w:t>ventralement</w:t>
-      </w:r>
-      <w:proofErr w:type="spellEnd"/>
+        <w:t>ésical, est recouverte, ventralement</w:t>
+      </w:r>
       <w:r>
         <w:rPr>
           <w:rFonts w:ascii="Times New Roman" w:hAnsi="Times New Roman" w:cs="Times New Roman"/>
@@ -370,7 +332,7 @@
     </w:p>
     <w:p>
       <w:pPr>
-        <w:pStyle w:val="Paragraphedeliste"/>
+        <w:pStyle w:val="ListParagraph"/>
         <w:numPr>
           <w:ilvl w:val="1"/>
           <w:numId w:val="1"/>
@@ -402,7 +364,7 @@
     </w:p>
     <w:p>
       <w:pPr>
-        <w:pStyle w:val="Paragraphedeliste"/>
+        <w:pStyle w:val="ListParagraph"/>
         <w:numPr>
           <w:ilvl w:val="0"/>
           <w:numId w:val="1"/>
@@ -415,6 +377,7 @@
           <w:szCs w:val="24"/>
         </w:rPr>
       </w:pPr>
+      <w:proofErr w:type="gramStart"/>
       <w:r>
         <w:rPr>
           <w:rFonts w:ascii="Times New Roman" w:hAnsi="Times New Roman" w:cs="Times New Roman"/>
@@ -422,7 +385,17 @@
           <w:sz w:val="24"/>
           <w:szCs w:val="24"/>
         </w:rPr>
-        <w:t>chez l’homme</w:t>
+        <w:t>chez</w:t>
+      </w:r>
+      <w:proofErr w:type="gramEnd"/>
+      <w:r>
+        <w:rPr>
+          <w:rFonts w:ascii="Times New Roman" w:hAnsi="Times New Roman" w:cs="Times New Roman"/>
+          <w:b/>
+          <w:sz w:val="24"/>
+          <w:szCs w:val="24"/>
+        </w:rPr>
+        <w:t xml:space="preserve"> l’homme</w:t>
       </w:r>
       <w:r>
         <w:rPr>
@@ -440,30 +413,10 @@
         </w:rPr>
         <w:t xml:space="preserve"> </w:t>
       </w:r>
-      <w:r>
-        <w:rPr>
-          <w:rFonts w:ascii="Times New Roman" w:hAnsi="Times New Roman" w:cs="Times New Roman"/>
-          <w:b/>
-          <w:color w:val="FF0000"/>
-          <w:sz w:val="24"/>
-          <w:szCs w:val="24"/>
-        </w:rPr>
-        <w:t>(figure 18.2.</w:t>
-      </w:r>
-      <w:r>
-        <w:rPr>
-          <w:rFonts w:ascii="Times New Roman" w:hAnsi="Times New Roman" w:cs="Times New Roman"/>
-          <w:b/>
-          <w:color w:val="FF0000"/>
-          <w:sz w:val="24"/>
-          <w:szCs w:val="24"/>
-        </w:rPr>
-        <w:t>)</w:t>
-      </w:r>
-    </w:p>
-    <w:p>
-      <w:pPr>
-        <w:pStyle w:val="Paragraphedeliste"/>
+    </w:p>
+    <w:p>
+      <w:pPr>
+        <w:pStyle w:val="ListParagraph"/>
         <w:ind w:left="1417"/>
         <w:jc w:val="both"/>
         <w:rPr>
@@ -499,7 +452,7 @@
     </w:p>
     <w:p>
       <w:pPr>
-        <w:pStyle w:val="Paragraphedeliste"/>
+        <w:pStyle w:val="ListParagraph"/>
         <w:numPr>
           <w:ilvl w:val="1"/>
           <w:numId w:val="1"/>
@@ -531,7 +484,7 @@
     </w:p>
     <w:p>
       <w:pPr>
-        <w:pStyle w:val="Paragraphedeliste"/>
+        <w:pStyle w:val="ListParagraph"/>
         <w:numPr>
           <w:ilvl w:val="1"/>
           <w:numId w:val="1"/>
@@ -555,7 +508,7 @@
     </w:p>
     <w:p>
       <w:pPr>
-        <w:pStyle w:val="Paragraphedeliste"/>
+        <w:pStyle w:val="ListParagraph"/>
         <w:numPr>
           <w:ilvl w:val="1"/>
           <w:numId w:val="1"/>
@@ -611,7 +564,7 @@
     </w:p>
     <w:p>
       <w:pPr>
-        <w:pStyle w:val="Paragraphedeliste"/>
+        <w:pStyle w:val="ListParagraph"/>
         <w:numPr>
           <w:ilvl w:val="0"/>
           <w:numId w:val="4"/>
@@ -690,7 +643,7 @@
     </w:p>
     <w:p>
       <w:pPr>
-        <w:pStyle w:val="Paragraphedeliste"/>
+        <w:pStyle w:val="ListParagraph"/>
         <w:numPr>
           <w:ilvl w:val="0"/>
           <w:numId w:val="4"/>
@@ -767,30 +720,10 @@
         </w:rPr>
         <w:t xml:space="preserve">. </w:t>
       </w:r>
-      <w:r>
-        <w:rPr>
-          <w:rFonts w:ascii="Times New Roman" w:hAnsi="Times New Roman" w:cs="Times New Roman"/>
-          <w:b/>
-          <w:color w:val="FF0000"/>
-          <w:sz w:val="24"/>
-          <w:szCs w:val="24"/>
-        </w:rPr>
-        <w:t>(figure 18.3</w:t>
-      </w:r>
-      <w:r>
-        <w:rPr>
-          <w:rFonts w:ascii="Times New Roman" w:hAnsi="Times New Roman" w:cs="Times New Roman"/>
-          <w:b/>
-          <w:color w:val="FF0000"/>
-          <w:sz w:val="24"/>
-          <w:szCs w:val="24"/>
-        </w:rPr>
-        <w:t>.)</w:t>
-      </w:r>
-    </w:p>
-    <w:p>
-      <w:pPr>
-        <w:pStyle w:val="Titre1"/>
+    </w:p>
+    <w:p>
+      <w:pPr>
+        <w:pStyle w:val="Heading1"/>
         <w:rPr>
           <w:rFonts w:ascii="Times New Roman" w:hAnsi="Times New Roman" w:cs="Times New Roman"/>
           <w:color w:val="auto"/>
@@ -802,7 +735,7 @@
     </w:p>
     <w:p>
       <w:pPr>
-        <w:pStyle w:val="Paragraphedeliste"/>
+        <w:pStyle w:val="ListParagraph"/>
         <w:numPr>
           <w:ilvl w:val="0"/>
           <w:numId w:val="5"/>
@@ -820,7 +753,7 @@
     </w:p>
     <w:p>
       <w:pPr>
-        <w:pStyle w:val="Paragraphedeliste"/>
+        <w:pStyle w:val="ListParagraph"/>
         <w:numPr>
           <w:ilvl w:val="0"/>
           <w:numId w:val="5"/>
@@ -832,15 +765,13 @@
           <w:szCs w:val="24"/>
         </w:rPr>
       </w:pPr>
-      <w:proofErr w:type="spellStart"/>
-      <w:proofErr w:type="spellEnd"/>
       <w:r>
         <w:t xml:space="preserve"> Paroi moyenne : le muscle détrusor est formé de trois couches de fibres lisses :</w:t>
       </w:r>
     </w:p>
     <w:p>
       <w:pPr>
-        <w:pStyle w:val="Paragraphedeliste"/>
+        <w:pStyle w:val="ListParagraph"/>
         <w:numPr>
           <w:ilvl w:val="0"/>
           <w:numId w:val="14"/>
@@ -893,119 +824,109 @@
           <w:sz w:val="24"/>
           <w:szCs w:val="24"/>
         </w:rPr>
+        <w:t xml:space="preserve">. </w:t>
+      </w:r>
+      <w:r>
+        <w:rPr>
+          <w:rFonts w:ascii="Times New Roman" w:hAnsi="Times New Roman" w:cs="Times New Roman"/>
+          <w:sz w:val="24"/>
+          <w:szCs w:val="24"/>
+        </w:rPr>
+        <w:t>Toute</w:t>
+      </w:r>
+      <w:r>
+        <w:rPr>
+          <w:rFonts w:ascii="Times New Roman" w:hAnsi="Times New Roman" w:cs="Times New Roman"/>
+          <w:sz w:val="24"/>
+          <w:szCs w:val="24"/>
+        </w:rPr>
+        <w:t xml:space="preserve"> tension asymétrique des ligamen</w:t>
+      </w:r>
+      <w:r>
+        <w:rPr>
+          <w:rFonts w:ascii="Times New Roman" w:hAnsi="Times New Roman" w:cs="Times New Roman"/>
+          <w:sz w:val="24"/>
+          <w:szCs w:val="24"/>
+        </w:rPr>
+        <w:t xml:space="preserve">ts </w:t>
+      </w:r>
+      <w:proofErr w:type="spellStart"/>
+      <w:r>
+        <w:rPr>
+          <w:rFonts w:ascii="Times New Roman" w:hAnsi="Times New Roman" w:cs="Times New Roman"/>
+          <w:sz w:val="24"/>
+          <w:szCs w:val="24"/>
+        </w:rPr>
+        <w:t>pubo</w:t>
+      </w:r>
+      <w:proofErr w:type="spellEnd"/>
+      <w:r>
+        <w:rPr>
+          <w:rFonts w:ascii="Times New Roman" w:hAnsi="Times New Roman" w:cs="Times New Roman"/>
+          <w:sz w:val="24"/>
+          <w:szCs w:val="24"/>
+        </w:rPr>
+        <w:t xml:space="preserve">-vésicaux </w:t>
+      </w:r>
+      <w:r>
+        <w:rPr>
+          <w:rFonts w:ascii="Times New Roman" w:hAnsi="Times New Roman" w:cs="Times New Roman"/>
+          <w:sz w:val="24"/>
+          <w:szCs w:val="24"/>
+        </w:rPr>
+        <w:t>est</w:t>
+      </w:r>
+      <w:r>
+        <w:rPr>
+          <w:rFonts w:ascii="Times New Roman" w:hAnsi="Times New Roman" w:cs="Times New Roman"/>
+          <w:sz w:val="24"/>
+          <w:szCs w:val="24"/>
+        </w:rPr>
+        <w:t xml:space="preserve"> responsable d’une envie </w:t>
+      </w:r>
+      <w:r>
+        <w:rPr>
+          <w:rFonts w:ascii="Times New Roman" w:hAnsi="Times New Roman" w:cs="Times New Roman"/>
+          <w:sz w:val="24"/>
+          <w:szCs w:val="24"/>
+        </w:rPr>
+        <w:t xml:space="preserve">impérieuse d’uriner par </w:t>
+      </w:r>
+      <w:r>
+        <w:rPr>
+          <w:rFonts w:ascii="Times New Roman" w:hAnsi="Times New Roman" w:cs="Times New Roman"/>
+          <w:sz w:val="24"/>
+          <w:szCs w:val="24"/>
+        </w:rPr>
+        <w:t xml:space="preserve">contraction anormale et permanente de la vessie entraînant une </w:t>
+      </w:r>
+      <w:r>
+        <w:rPr>
+          <w:rFonts w:ascii="Times New Roman" w:hAnsi="Times New Roman" w:cs="Times New Roman"/>
+          <w:sz w:val="24"/>
+          <w:szCs w:val="24"/>
+        </w:rPr>
+        <w:t>diminution de la capa</w:t>
+      </w:r>
+      <w:r>
+        <w:rPr>
+          <w:rFonts w:ascii="Times New Roman" w:hAnsi="Times New Roman" w:cs="Times New Roman"/>
+          <w:sz w:val="24"/>
+          <w:szCs w:val="24"/>
+        </w:rPr>
+        <w:t>cité de remplissage</w:t>
+      </w:r>
+      <w:r>
+        <w:rPr>
+          <w:rFonts w:ascii="Times New Roman" w:hAnsi="Times New Roman" w:cs="Times New Roman"/>
+          <w:sz w:val="24"/>
+          <w:szCs w:val="24"/>
+        </w:rPr>
         <w:t xml:space="preserve"> </w:t>
       </w:r>
       <w:r>
         <w:rPr>
           <w:rFonts w:ascii="Times New Roman" w:hAnsi="Times New Roman" w:cs="Times New Roman"/>
-          <w:b/>
-          <w:color w:val="FF0000"/>
-          <w:sz w:val="24"/>
-          <w:szCs w:val="24"/>
-        </w:rPr>
-        <w:t>(figure 18.4.)</w:t>
-      </w:r>
-      <w:r>
-        <w:rPr>
-          <w:rFonts w:ascii="Times New Roman" w:hAnsi="Times New Roman" w:cs="Times New Roman"/>
-          <w:sz w:val="24"/>
-          <w:szCs w:val="24"/>
-        </w:rPr>
-        <w:t>. Toute</w:t>
-      </w:r>
-      <w:r>
-        <w:rPr>
-          <w:rFonts w:ascii="Times New Roman" w:hAnsi="Times New Roman" w:cs="Times New Roman"/>
-          <w:sz w:val="24"/>
-          <w:szCs w:val="24"/>
-        </w:rPr>
-        <w:t xml:space="preserve"> tension asymétrique des ligamen</w:t>
-      </w:r>
-      <w:r>
-        <w:rPr>
-          <w:rFonts w:ascii="Times New Roman" w:hAnsi="Times New Roman" w:cs="Times New Roman"/>
-          <w:sz w:val="24"/>
-          <w:szCs w:val="24"/>
-        </w:rPr>
-        <w:t xml:space="preserve">ts </w:t>
-      </w:r>
-      <w:proofErr w:type="spellStart"/>
-      <w:r>
-        <w:rPr>
-          <w:rFonts w:ascii="Times New Roman" w:hAnsi="Times New Roman" w:cs="Times New Roman"/>
-          <w:sz w:val="24"/>
-          <w:szCs w:val="24"/>
-        </w:rPr>
-        <w:t>pubo</w:t>
-      </w:r>
-      <w:proofErr w:type="spellEnd"/>
-      <w:r>
-        <w:rPr>
-          <w:rFonts w:ascii="Times New Roman" w:hAnsi="Times New Roman" w:cs="Times New Roman"/>
-          <w:sz w:val="24"/>
-          <w:szCs w:val="24"/>
-        </w:rPr>
-        <w:t xml:space="preserve">-vésicaux </w:t>
-      </w:r>
-      <w:r>
-        <w:rPr>
-          <w:rFonts w:ascii="Times New Roman" w:hAnsi="Times New Roman" w:cs="Times New Roman"/>
-          <w:sz w:val="24"/>
-          <w:szCs w:val="24"/>
-        </w:rPr>
-        <w:t>est</w:t>
-      </w:r>
-      <w:r>
-        <w:rPr>
-          <w:rFonts w:ascii="Times New Roman" w:hAnsi="Times New Roman" w:cs="Times New Roman"/>
-          <w:sz w:val="24"/>
-          <w:szCs w:val="24"/>
-        </w:rPr>
-        <w:t xml:space="preserve"> responsable d’une envie </w:t>
-      </w:r>
-      <w:r>
-        <w:rPr>
-          <w:rFonts w:ascii="Times New Roman" w:hAnsi="Times New Roman" w:cs="Times New Roman"/>
-          <w:sz w:val="24"/>
-          <w:szCs w:val="24"/>
-        </w:rPr>
-        <w:t xml:space="preserve">impérieuse d’uriner par </w:t>
-      </w:r>
-      <w:r>
-        <w:rPr>
-          <w:rFonts w:ascii="Times New Roman" w:hAnsi="Times New Roman" w:cs="Times New Roman"/>
-          <w:sz w:val="24"/>
-          <w:szCs w:val="24"/>
-        </w:rPr>
-        <w:t xml:space="preserve">contraction anormale et permanente de la vessie entraînant une </w:t>
-      </w:r>
-      <w:r>
-        <w:rPr>
-          <w:rFonts w:ascii="Times New Roman" w:hAnsi="Times New Roman" w:cs="Times New Roman"/>
-          <w:sz w:val="24"/>
-          <w:szCs w:val="24"/>
-        </w:rPr>
-        <w:t>diminution de la capa</w:t>
-      </w:r>
-      <w:r>
-        <w:rPr>
-          <w:rFonts w:ascii="Times New Roman" w:hAnsi="Times New Roman" w:cs="Times New Roman"/>
-          <w:sz w:val="24"/>
-          <w:szCs w:val="24"/>
-        </w:rPr>
-        <w:t>cité de remplissage</w:t>
-      </w:r>
-      <w:r>
-        <w:rPr>
-          <w:rFonts w:ascii="Times New Roman" w:hAnsi="Times New Roman" w:cs="Times New Roman"/>
-          <w:sz w:val="24"/>
-          <w:szCs w:val="24"/>
-        </w:rPr>
-        <w:t xml:space="preserve"> </w:t>
-      </w:r>
-      <w:r>
-        <w:rPr>
-          <w:rFonts w:ascii="Times New Roman" w:hAnsi="Times New Roman" w:cs="Times New Roman"/>
           <w:sz w:val="24"/>
           <w:szCs w:val="24"/>
         </w:rPr>
@@ -1014,7 +935,7 @@
     </w:p>
     <w:p>
       <w:pPr>
-        <w:pStyle w:val="Paragraphedeliste"/>
+        <w:pStyle w:val="ListParagraph"/>
         <w:numPr>
           <w:ilvl w:val="0"/>
           <w:numId w:val="14"/>
@@ -1033,6 +954,7 @@
           <w:sz w:val="24"/>
           <w:szCs w:val="24"/>
         </w:rPr>
+        <w:lastRenderedPageBreak/>
         <w:t>Fibres moyennes</w:t>
       </w:r>
       <w:r>
@@ -1064,7 +986,7 @@
     </w:p>
     <w:p>
       <w:pPr>
-        <w:pStyle w:val="Paragraphedeliste"/>
+        <w:pStyle w:val="ListParagraph"/>
         <w:numPr>
           <w:ilvl w:val="0"/>
           <w:numId w:val="14"/>
@@ -1096,7 +1018,7 @@
     </w:p>
     <w:p>
       <w:pPr>
-        <w:pStyle w:val="Paragraphedeliste"/>
+        <w:pStyle w:val="ListParagraph"/>
         <w:numPr>
           <w:ilvl w:val="0"/>
           <w:numId w:val="26"/>
@@ -1144,7 +1066,7 @@
     </w:p>
     <w:p>
       <w:pPr>
-        <w:pStyle w:val="Paragraphedeliste"/>
+        <w:pStyle w:val="ListParagraph"/>
         <w:numPr>
           <w:ilvl w:val="0"/>
           <w:numId w:val="26"/>
@@ -1156,17 +1078,13 @@
           <w:szCs w:val="24"/>
         </w:rPr>
       </w:pPr>
-      <w:proofErr w:type="spellStart"/>
-      <w:proofErr w:type="spellEnd"/>
-      <w:proofErr w:type="spellStart"/>
-      <w:proofErr w:type="spellEnd"/>
-      <w:r>
-        <w:t>Trigone de Lieutaud : c’est la partie la plus importante de la vessie sur le plan fonctionnel par sa richesse en tensorécepteurs et volorécepteurs. Situé à la face postéro-inférieure, le trigone repose, chez la femme, sur la face antérieure du vagin (figure 18.1.), il est l’abouchement de trois orifices : (figure 18.4.)</w:t>
-      </w:r>
-    </w:p>
-    <w:p>
-      <w:pPr>
-        <w:pStyle w:val="Paragraphedeliste"/>
+      <w:r>
+        <w:t xml:space="preserve">Trigone de Lieutaud : c’est la partie la plus importante de la vessie sur le plan fonctionnel par sa richesse en tensorécepteurs et volorécepteurs. Situé à la face postéro-inférieure, le trigone repose, chez la femme, sur la face antérieure du vagin, il est l’abouchement de trois orifices : </w:t>
+      </w:r>
+    </w:p>
+    <w:p>
+      <w:pPr>
+        <w:pStyle w:val="ListParagraph"/>
         <w:numPr>
           <w:ilvl w:val="0"/>
           <w:numId w:val="6"/>
@@ -1197,7 +1115,7 @@
     </w:p>
     <w:p>
       <w:pPr>
-        <w:pStyle w:val="Paragraphedeliste"/>
+        <w:pStyle w:val="ListParagraph"/>
         <w:numPr>
           <w:ilvl w:val="0"/>
           <w:numId w:val="6"/>
@@ -1242,7 +1160,7 @@
     </w:p>
     <w:p>
       <w:pPr>
-        <w:pStyle w:val="Paragraphedeliste"/>
+        <w:pStyle w:val="ListParagraph"/>
         <w:numPr>
           <w:ilvl w:val="0"/>
           <w:numId w:val="7"/>
@@ -1290,7 +1208,7 @@
     </w:p>
     <w:p>
       <w:pPr>
-        <w:pStyle w:val="Paragraphedeliste"/>
+        <w:pStyle w:val="ListParagraph"/>
         <w:numPr>
           <w:ilvl w:val="0"/>
           <w:numId w:val="7"/>
@@ -1309,9 +1227,8 @@
           <w:sz w:val="24"/>
           <w:szCs w:val="24"/>
         </w:rPr>
-        <w:t xml:space="preserve">La région </w:t>
-      </w:r>
-      <w:proofErr w:type="spellStart"/>
+        <w:t>La région cervico-trigonale</w:t>
+      </w:r>
       <w:r>
         <w:rPr>
           <w:rFonts w:ascii="Times New Roman" w:hAnsi="Times New Roman" w:cs="Times New Roman"/>
@@ -1319,25 +1236,6 @@
           <w:sz w:val="24"/>
           <w:szCs w:val="24"/>
         </w:rPr>
-        <w:t>cervico</w:t>
-      </w:r>
-      <w:proofErr w:type="spellEnd"/>
-      <w:r>
-        <w:rPr>
-          <w:rFonts w:ascii="Times New Roman" w:hAnsi="Times New Roman" w:cs="Times New Roman"/>
-          <w:b/>
-          <w:sz w:val="24"/>
-          <w:szCs w:val="24"/>
-        </w:rPr>
-        <w:t>-trigonale</w:t>
-      </w:r>
-      <w:r>
-        <w:rPr>
-          <w:rFonts w:ascii="Times New Roman" w:hAnsi="Times New Roman" w:cs="Times New Roman"/>
-          <w:b/>
-          <w:sz w:val="24"/>
-          <w:szCs w:val="24"/>
-        </w:rPr>
         <w:t> </w:t>
       </w:r>
       <w:r>
@@ -1362,30 +1260,12 @@
           <w:sz w:val="24"/>
           <w:szCs w:val="24"/>
         </w:rPr>
-        <w:t xml:space="preserve">est très </w:t>
-      </w:r>
-      <w:proofErr w:type="spellStart"/>
-      <w:r>
-        <w:rPr>
-          <w:rFonts w:ascii="Times New Roman" w:hAnsi="Times New Roman" w:cs="Times New Roman"/>
-          <w:sz w:val="24"/>
-          <w:szCs w:val="24"/>
-        </w:rPr>
-        <w:t>hormono</w:t>
-      </w:r>
-      <w:proofErr w:type="spellEnd"/>
-      <w:r>
-        <w:rPr>
-          <w:rFonts w:ascii="Times New Roman" w:hAnsi="Times New Roman" w:cs="Times New Roman"/>
-          <w:sz w:val="24"/>
-          <w:szCs w:val="24"/>
-        </w:rPr>
-        <w:t>-dépendante : en fonction du cycle menstruel et des stress émotionnels, les incontinences apparaissent par déséquilibres neuro-végétatifs et hormonaux qui retentissent sur la dynamique de la vessie.</w:t>
-      </w:r>
-    </w:p>
-    <w:p>
-      <w:pPr>
-        <w:pStyle w:val="Paragraphedeliste"/>
+        <w:t>est très hormono-dépendante : en fonction du cycle menstruel et des stress émotionnels, les incontinences apparaissent par déséquilibres neuro-végétatifs et hormonaux qui retentissent sur la dynamique de la vessie.</w:t>
+      </w:r>
+    </w:p>
+    <w:p>
+      <w:pPr>
+        <w:pStyle w:val="ListParagraph"/>
         <w:numPr>
           <w:ilvl w:val="0"/>
           <w:numId w:val="7"/>
@@ -1410,7 +1290,7 @@
     </w:p>
     <w:p>
       <w:pPr>
-        <w:pStyle w:val="Paragraphedeliste"/>
+        <w:pStyle w:val="ListParagraph"/>
         <w:numPr>
           <w:ilvl w:val="0"/>
           <w:numId w:val="8"/>
@@ -1435,7 +1315,7 @@
     </w:p>
     <w:p>
       <w:pPr>
-        <w:pStyle w:val="Paragraphedeliste"/>
+        <w:pStyle w:val="ListParagraph"/>
         <w:numPr>
           <w:ilvl w:val="0"/>
           <w:numId w:val="9"/>
@@ -1501,9 +1381,16 @@
           <w:sz w:val="24"/>
           <w:szCs w:val="24"/>
         </w:rPr>
-        <w:t xml:space="preserve">cul-de sac </w:t>
-      </w:r>
-      <w:proofErr w:type="spellStart"/>
+        <w:t xml:space="preserve">cul-de sac vésico-utérin </w:t>
+      </w:r>
+      <w:r>
+        <w:rPr>
+          <w:rFonts w:ascii="Times New Roman" w:hAnsi="Times New Roman" w:cs="Times New Roman"/>
+          <w:sz w:val="24"/>
+          <w:szCs w:val="24"/>
+        </w:rPr>
+        <w:t xml:space="preserve">chez la femme ou </w:t>
+      </w:r>
       <w:r>
         <w:rPr>
           <w:rFonts w:ascii="Times New Roman" w:hAnsi="Times New Roman" w:cs="Times New Roman"/>
@@ -1511,57 +1398,36 @@
           <w:sz w:val="24"/>
           <w:szCs w:val="24"/>
         </w:rPr>
-        <w:t>vésico</w:t>
-      </w:r>
-      <w:proofErr w:type="spellEnd"/>
-      <w:r>
-        <w:rPr>
-          <w:rFonts w:ascii="Times New Roman" w:hAnsi="Times New Roman" w:cs="Times New Roman"/>
-          <w:i/>
-          <w:sz w:val="24"/>
-          <w:szCs w:val="24"/>
-        </w:rPr>
-        <w:t xml:space="preserve">-utérin </w:t>
-      </w:r>
-      <w:r>
-        <w:rPr>
-          <w:rFonts w:ascii="Times New Roman" w:hAnsi="Times New Roman" w:cs="Times New Roman"/>
-          <w:sz w:val="24"/>
-          <w:szCs w:val="24"/>
-        </w:rPr>
-        <w:t xml:space="preserve">chez la femme ou </w:t>
-      </w:r>
-      <w:proofErr w:type="spellStart"/>
-      <w:r>
-        <w:rPr>
-          <w:rFonts w:ascii="Times New Roman" w:hAnsi="Times New Roman" w:cs="Times New Roman"/>
-          <w:i/>
-          <w:sz w:val="24"/>
-          <w:szCs w:val="24"/>
-        </w:rPr>
-        <w:t>vésico</w:t>
-      </w:r>
-      <w:proofErr w:type="spellEnd"/>
-      <w:r>
-        <w:rPr>
-          <w:rFonts w:ascii="Times New Roman" w:hAnsi="Times New Roman" w:cs="Times New Roman"/>
-          <w:i/>
-          <w:sz w:val="24"/>
-          <w:szCs w:val="24"/>
-        </w:rPr>
-        <w:t>-rectal</w:t>
-      </w:r>
-      <w:r>
-        <w:rPr>
-          <w:rFonts w:ascii="Times New Roman" w:hAnsi="Times New Roman" w:cs="Times New Roman"/>
-          <w:sz w:val="24"/>
-          <w:szCs w:val="24"/>
-        </w:rPr>
-        <w:t xml:space="preserve"> chez l’homme</w:t>
-      </w:r>
-      <w:r>
-        <w:rPr>
-          <w:rFonts w:ascii="Times New Roman" w:hAnsi="Times New Roman" w:cs="Times New Roman"/>
+        <w:t>vésico-rectal</w:t>
+      </w:r>
+      <w:r>
+        <w:rPr>
+          <w:rFonts w:ascii="Times New Roman" w:hAnsi="Times New Roman" w:cs="Times New Roman"/>
+          <w:sz w:val="24"/>
+          <w:szCs w:val="24"/>
+        </w:rPr>
+        <w:t xml:space="preserve"> chez l’homm</w:t>
+      </w:r>
+      <w:r>
+        <w:rPr>
+          <w:rFonts w:ascii="Times New Roman" w:hAnsi="Times New Roman" w:cs="Times New Roman"/>
+          <w:sz w:val="24"/>
+          <w:szCs w:val="24"/>
+        </w:rPr>
+        <w:t>e</w:t>
+      </w:r>
+      <w:r>
+        <w:rPr>
+          <w:rFonts w:ascii="Times New Roman" w:hAnsi="Times New Roman" w:cs="Times New Roman"/>
+          <w:sz w:val="24"/>
+          <w:szCs w:val="24"/>
+        </w:rPr>
+        <w:t>.</w:t>
+      </w:r>
+      <w:r>
+        <w:rPr>
+          <w:rFonts w:ascii="Times New Roman" w:hAnsi="Times New Roman" w:cs="Times New Roman"/>
+          <w:color w:val="FF0000"/>
           <w:sz w:val="24"/>
           <w:szCs w:val="24"/>
         </w:rPr>
@@ -1570,12 +1436,26 @@
       <w:r>
         <w:rPr>
           <w:rFonts w:ascii="Times New Roman" w:hAnsi="Times New Roman" w:cs="Times New Roman"/>
-          <w:b/>
-          <w:color w:val="FF0000"/>
-          <w:sz w:val="24"/>
-          <w:szCs w:val="24"/>
-        </w:rPr>
-        <w:t>(figure 17.7)</w:t>
+          <w:sz w:val="24"/>
+          <w:szCs w:val="24"/>
+        </w:rPr>
+        <w:t>Les pto</w:t>
+      </w:r>
+      <w:r>
+        <w:rPr>
+          <w:rFonts w:ascii="Times New Roman" w:hAnsi="Times New Roman" w:cs="Times New Roman"/>
+          <w:sz w:val="24"/>
+          <w:szCs w:val="24"/>
+        </w:rPr>
+        <w:t>ses viscérales</w:t>
+      </w:r>
+      <w:r>
+        <w:rPr>
+          <w:rFonts w:ascii="Times New Roman" w:hAnsi="Times New Roman" w:cs="Times New Roman"/>
+          <w:sz w:val="24"/>
+          <w:szCs w:val="24"/>
+        </w:rPr>
+        <w:t xml:space="preserve"> de l’intestin grêle, la chirurgie abdominale, les infections, les spasmes viscéraux, retentissent sur le péritoine. Le glissement normal entre le péritoine et la vessie est freiné par les tensions du péritoine</w:t>
       </w:r>
       <w:r>
         <w:rPr>
@@ -1585,51 +1465,10 @@
         </w:rPr>
         <w:t>.</w:t>
       </w:r>
-      <w:r>
-        <w:rPr>
-          <w:rFonts w:ascii="Times New Roman" w:hAnsi="Times New Roman" w:cs="Times New Roman"/>
-          <w:color w:val="FF0000"/>
-          <w:sz w:val="24"/>
-          <w:szCs w:val="24"/>
-        </w:rPr>
-        <w:t xml:space="preserve"> </w:t>
-      </w:r>
-      <w:r>
-        <w:rPr>
-          <w:rFonts w:ascii="Times New Roman" w:hAnsi="Times New Roman" w:cs="Times New Roman"/>
-          <w:sz w:val="24"/>
-          <w:szCs w:val="24"/>
-        </w:rPr>
-        <w:t>Les pto</w:t>
-      </w:r>
-      <w:r>
-        <w:rPr>
-          <w:rFonts w:ascii="Times New Roman" w:hAnsi="Times New Roman" w:cs="Times New Roman"/>
-          <w:sz w:val="24"/>
-          <w:szCs w:val="24"/>
-        </w:rPr>
-        <w:t>ses viscérales</w:t>
-      </w:r>
-      <w:r>
-        <w:rPr>
-          <w:rFonts w:ascii="Times New Roman" w:hAnsi="Times New Roman" w:cs="Times New Roman"/>
-          <w:sz w:val="24"/>
-          <w:szCs w:val="24"/>
-        </w:rPr>
-        <w:t xml:space="preserve"> de l’intestin grêle, la chirurgie abdominale, les infections, les spasmes viscéraux, retentissent sur le péritoine. Le glissement normal entre le péritoine et la vessie est freiné par les tensions du péritoine</w:t>
-      </w:r>
-      <w:r>
-        <w:rPr>
-          <w:rFonts w:ascii="Times New Roman" w:hAnsi="Times New Roman" w:cs="Times New Roman"/>
-          <w:sz w:val="24"/>
-          <w:szCs w:val="24"/>
-        </w:rPr>
-        <w:t>.</w:t>
-      </w:r>
-    </w:p>
-    <w:p>
-      <w:pPr>
-        <w:pStyle w:val="Paragraphedeliste"/>
+    </w:p>
+    <w:p>
+      <w:pPr>
+        <w:pStyle w:val="ListParagraph"/>
         <w:numPr>
           <w:ilvl w:val="0"/>
           <w:numId w:val="9"/>
@@ -1639,17 +1478,13 @@
           <w:rFonts w:ascii="Times New Roman" w:hAnsi="Times New Roman" w:cs="Times New Roman"/>
         </w:rPr>
       </w:pPr>
-      <w:proofErr w:type="spellStart"/>
-      <w:proofErr w:type="spellEnd"/>
-      <w:proofErr w:type="spellStart"/>
-      <w:proofErr w:type="spellEnd"/>
       <w:r>
         <w:t xml:space="preserve">Ligament ombilical médian et ligaments ombilico-prévésicaux : ils ont un rôle de suspenseur de la vessie comparable au ballon dans son filet : </w:t>
       </w:r>
     </w:p>
     <w:p>
       <w:pPr>
-        <w:pStyle w:val="Paragraphedeliste"/>
+        <w:pStyle w:val="ListParagraph"/>
         <w:numPr>
           <w:ilvl w:val="0"/>
           <w:numId w:val="28"/>
@@ -1661,19 +1496,34 @@
           <w:szCs w:val="24"/>
         </w:rPr>
       </w:pPr>
+      <w:proofErr w:type="gramStart"/>
+      <w:r>
+        <w:t>le</w:t>
+      </w:r>
+      <w:proofErr w:type="gramEnd"/>
+      <w:r>
+        <w:t xml:space="preserve"> Ligament ombilical médian (ouraque) : reliquat embryonnaire, il relie l’ombilic à l’apex de la vessie et au pubis, Il prolonge vers le bas le ligament falciforme du foie. Il échange des fibres avec les ligaments </w:t>
+      </w:r>
       <w:proofErr w:type="spellStart"/>
+      <w:r>
+        <w:t>pubo</w:t>
+      </w:r>
       <w:proofErr w:type="spellEnd"/>
+      <w:r>
+        <w:t xml:space="preserve">-vésicaux et </w:t>
+      </w:r>
       <w:proofErr w:type="spellStart"/>
+      <w:r>
+        <w:t>pubo</w:t>
+      </w:r>
       <w:proofErr w:type="spellEnd"/>
-      <w:proofErr w:type="spellStart"/>
-      <w:proofErr w:type="spellEnd"/>
-      <w:r>
-        <w:t xml:space="preserve">le Ligament ombilical médian (ouraque) : reliquat embryonnaire, il relie l’ombilic à l’apex de la vessie et au pubis (figures 18.1 et 18.2), Il prolonge vers le bas le ligament falciforme du foie (figure 11.9). Il échange des fibres avec les ligaments pubo-vésicaux et pubo-urétraux (figure 18.5. A. B.) qui échangent des fibres avec le muscle détrusor de la vessie. Sa section par la chirurgie (césarienne) peut être une cause d’incontinence urinaire et d’éréthisme vésical. </w:t>
-      </w:r>
-    </w:p>
-    <w:p>
-      <w:pPr>
-        <w:pStyle w:val="Paragraphedeliste"/>
+      <w:r>
+        <w:t xml:space="preserve">-urétraux qui échangent des fibres avec le muscle détrusor de la vessie. Sa section par la chirurgie (césarienne) peut être une cause d’incontinence urinaire et d’éréthisme vésical. </w:t>
+      </w:r>
+    </w:p>
+    <w:p>
+      <w:pPr>
+        <w:pStyle w:val="ListParagraph"/>
         <w:numPr>
           <w:ilvl w:val="0"/>
           <w:numId w:val="28"/>
@@ -1685,25 +1535,13 @@
           <w:szCs w:val="24"/>
         </w:rPr>
       </w:pPr>
-      <w:proofErr w:type="spellStart"/>
-      <w:proofErr w:type="spellEnd"/>
-      <w:proofErr w:type="spellStart"/>
-      <w:proofErr w:type="spellEnd"/>
-      <w:proofErr w:type="spellStart"/>
-      <w:proofErr w:type="spellEnd"/>
-      <w:proofErr w:type="spellStart"/>
-      <w:proofErr w:type="spellEnd"/>
-      <w:proofErr w:type="spellStart"/>
-      <w:proofErr w:type="spellEnd"/>
-      <w:proofErr w:type="spellStart"/>
-      <w:proofErr w:type="spellEnd"/>
       <w:r>
         <w:t xml:space="preserve">les ligaments ombilico-prévésicaux sont deux cordons fibreux vestiges des artères ombilicales tendus obliquement de l’ombilic aux faces inférolatérales de la vessie. Ils se prolongent latéralement dans la cavité pelvienne par l’aponévrose du muscle obturateur interne et du muscle piriforme pour se terminer, en arrière, sur l’ischium où s’insèrent le ligament sacro-tubéral et les muscles ischio-jambiers. </w:t>
       </w:r>
     </w:p>
     <w:p>
       <w:pPr>
-        <w:pStyle w:val="Paragraphedeliste"/>
+        <w:pStyle w:val="ListParagraph"/>
         <w:numPr>
           <w:ilvl w:val="0"/>
           <w:numId w:val="9"/>
@@ -1808,7 +1646,31 @@
           <w:sz w:val="24"/>
           <w:szCs w:val="24"/>
         </w:rPr>
-        <w:t xml:space="preserve">inuité avec le </w:t>
+        <w:t>inuité avec le détrusor. L</w:t>
+      </w:r>
+      <w:r>
+        <w:rPr>
+          <w:rFonts w:ascii="Times New Roman" w:hAnsi="Times New Roman" w:cs="Times New Roman"/>
+          <w:sz w:val="24"/>
+          <w:szCs w:val="24"/>
+        </w:rPr>
+        <w:t>a tension</w:t>
+      </w:r>
+      <w:r>
+        <w:rPr>
+          <w:rFonts w:ascii="Times New Roman" w:hAnsi="Times New Roman" w:cs="Times New Roman"/>
+          <w:sz w:val="24"/>
+          <w:szCs w:val="24"/>
+        </w:rPr>
+        <w:t xml:space="preserve"> des ligaments crée un</w:t>
+      </w:r>
+      <w:r>
+        <w:rPr>
+          <w:rFonts w:ascii="Times New Roman" w:hAnsi="Times New Roman" w:cs="Times New Roman"/>
+          <w:sz w:val="24"/>
+          <w:szCs w:val="24"/>
+        </w:rPr>
+        <w:t xml:space="preserve"> état d’</w:t>
       </w:r>
       <w:proofErr w:type="spellStart"/>
       <w:r>
@@ -1817,7 +1679,7 @@
           <w:sz w:val="24"/>
           <w:szCs w:val="24"/>
         </w:rPr>
-        <w:t>détrusor</w:t>
+        <w:t>hypercontractilité</w:t>
       </w:r>
       <w:proofErr w:type="spellEnd"/>
       <w:r>
@@ -1826,48 +1688,6 @@
           <w:sz w:val="24"/>
           <w:szCs w:val="24"/>
         </w:rPr>
-        <w:t>. L</w:t>
-      </w:r>
-      <w:r>
-        <w:rPr>
-          <w:rFonts w:ascii="Times New Roman" w:hAnsi="Times New Roman" w:cs="Times New Roman"/>
-          <w:sz w:val="24"/>
-          <w:szCs w:val="24"/>
-        </w:rPr>
-        <w:t>a tension</w:t>
-      </w:r>
-      <w:r>
-        <w:rPr>
-          <w:rFonts w:ascii="Times New Roman" w:hAnsi="Times New Roman" w:cs="Times New Roman"/>
-          <w:sz w:val="24"/>
-          <w:szCs w:val="24"/>
-        </w:rPr>
-        <w:t xml:space="preserve"> des ligaments crée un</w:t>
-      </w:r>
-      <w:r>
-        <w:rPr>
-          <w:rFonts w:ascii="Times New Roman" w:hAnsi="Times New Roman" w:cs="Times New Roman"/>
-          <w:sz w:val="24"/>
-          <w:szCs w:val="24"/>
-        </w:rPr>
-        <w:t xml:space="preserve"> état d’</w:t>
-      </w:r>
-      <w:proofErr w:type="spellStart"/>
-      <w:r>
-        <w:rPr>
-          <w:rFonts w:ascii="Times New Roman" w:hAnsi="Times New Roman" w:cs="Times New Roman"/>
-          <w:sz w:val="24"/>
-          <w:szCs w:val="24"/>
-        </w:rPr>
-        <w:t>hypercontractilité</w:t>
-      </w:r>
-      <w:proofErr w:type="spellEnd"/>
-      <w:r>
-        <w:rPr>
-          <w:rFonts w:ascii="Times New Roman" w:hAnsi="Times New Roman" w:cs="Times New Roman"/>
-          <w:sz w:val="24"/>
-          <w:szCs w:val="24"/>
-        </w:rPr>
         <w:t xml:space="preserve"> (éré</w:t>
       </w:r>
       <w:r>
@@ -1897,7 +1717,7 @@
     </w:p>
     <w:p>
       <w:pPr>
-        <w:pStyle w:val="Paragraphedeliste"/>
+        <w:pStyle w:val="ListParagraph"/>
         <w:numPr>
           <w:ilvl w:val="0"/>
           <w:numId w:val="8"/>
@@ -1945,7 +1765,7 @@
     </w:p>
     <w:p>
       <w:pPr>
-        <w:pStyle w:val="Paragraphedeliste"/>
+        <w:pStyle w:val="ListParagraph"/>
         <w:numPr>
           <w:ilvl w:val="0"/>
           <w:numId w:val="10"/>
@@ -1956,6 +1776,7 @@
           <w:b/>
         </w:rPr>
       </w:pPr>
+      <w:proofErr w:type="gramStart"/>
       <w:r>
         <w:rPr>
           <w:rFonts w:ascii="Times New Roman" w:hAnsi="Times New Roman" w:cs="Times New Roman"/>
@@ -1963,9 +1784,10 @@
           <w:sz w:val="24"/>
           <w:szCs w:val="24"/>
         </w:rPr>
-        <w:t>lames sacro-recto-</w:t>
-      </w:r>
-      <w:proofErr w:type="spellStart"/>
+        <w:lastRenderedPageBreak/>
+        <w:t>lames</w:t>
+      </w:r>
+      <w:proofErr w:type="gramEnd"/>
       <w:r>
         <w:rPr>
           <w:rFonts w:ascii="Times New Roman" w:hAnsi="Times New Roman" w:cs="Times New Roman"/>
@@ -1973,9 +1795,8 @@
           <w:sz w:val="24"/>
           <w:szCs w:val="24"/>
         </w:rPr>
-        <w:t>cervico</w:t>
-      </w:r>
-      <w:proofErr w:type="spellEnd"/>
+        <w:t xml:space="preserve"> sacro-recto-cervico</w:t>
+      </w:r>
       <w:r>
         <w:rPr>
           <w:rFonts w:ascii="Times New Roman" w:hAnsi="Times New Roman" w:cs="Times New Roman"/>
@@ -2021,49 +1842,10 @@
         </w:rPr>
         <w:t>P)</w:t>
       </w:r>
-      <w:r>
-        <w:rPr>
-          <w:rFonts w:ascii="Times New Roman" w:hAnsi="Times New Roman" w:cs="Times New Roman"/>
-          <w:b/>
-          <w:sz w:val="24"/>
-          <w:szCs w:val="24"/>
-        </w:rPr>
-        <w:t xml:space="preserve"> </w:t>
-      </w:r>
-      <w:r>
-        <w:rPr>
-          <w:rFonts w:ascii="Times New Roman" w:hAnsi="Times New Roman" w:cs="Times New Roman"/>
-          <w:b/>
-          <w:color w:val="FF0000"/>
-          <w:sz w:val="24"/>
-          <w:szCs w:val="24"/>
-        </w:rPr>
-        <w:t>(</w:t>
-      </w:r>
-      <w:r>
-        <w:rPr>
-          <w:rFonts w:ascii="Times New Roman" w:hAnsi="Times New Roman" w:cs="Times New Roman"/>
-          <w:b/>
-          <w:color w:val="FF0000"/>
-          <w:sz w:val="24"/>
-          <w:szCs w:val="24"/>
-        </w:rPr>
-        <w:t>figure 17.5</w:t>
-      </w:r>
-      <w:r>
-        <w:rPr>
-          <w:rFonts w:ascii="Times New Roman" w:hAnsi="Times New Roman" w:cs="Times New Roman"/>
-          <w:b/>
-          <w:color w:val="FF0000"/>
-          <w:sz w:val="24"/>
-          <w:szCs w:val="24"/>
-        </w:rPr>
-        <w:t>)</w:t>
-      </w:r>
-    </w:p>
-    <w:p>
-      <w:pPr>
-        <w:pStyle w:val="Paragraphedeliste"/>
+    </w:p>
+    <w:p>
+      <w:pPr>
+        <w:pStyle w:val="ListParagraph"/>
         <w:numPr>
           <w:ilvl w:val="0"/>
           <w:numId w:val="10"/>
@@ -2075,23 +1857,13 @@
           <w:szCs w:val="24"/>
         </w:rPr>
       </w:pPr>
-      <w:proofErr w:type="spellStart"/>
-      <w:proofErr w:type="spellEnd"/>
-      <w:proofErr w:type="spellStart"/>
-      <w:proofErr w:type="spellEnd"/>
-      <w:proofErr w:type="gramStart"/>
-      <w:proofErr w:type="gramEnd"/>
-      <w:proofErr w:type="spellStart"/>
-      <w:proofErr w:type="spellEnd"/>
-      <w:proofErr w:type="spellStart"/>
-      <w:proofErr w:type="spellEnd"/>
       <w:r>
         <w:t>Plexus veineux de Santorini : il est situé dans l’espace prévésical (entre le pubis et la vessie). La tonicité des veines maintient le col vésical en bonne place. Il est en relation avec les systèmes hémorroïdal et porto-cave (figure 11.7). Tout trouble fonctionnel du système porte se répercute sur le plexus veineux de Santorini. Le relâchement du système musculo-ligamentaire vésical déstabilise le plexus veineux de Santorini favorisant une incontinence urinaire.</w:t>
       </w:r>
     </w:p>
     <w:p>
       <w:pPr>
-        <w:pStyle w:val="Paragraphedeliste"/>
+        <w:pStyle w:val="ListParagraph"/>
         <w:numPr>
           <w:ilvl w:val="0"/>
           <w:numId w:val="10"/>
@@ -2129,36 +1901,6 @@
         </w:rPr>
         <w:t xml:space="preserve"> </w:t>
       </w:r>
-      <w:r>
-        <w:rPr>
-          <w:rFonts w:ascii="Times New Roman" w:hAnsi="Times New Roman" w:cs="Times New Roman"/>
-          <w:b/>
-          <w:color w:val="FF0000"/>
-          <w:sz w:val="24"/>
-          <w:szCs w:val="24"/>
-        </w:rPr>
-        <w:t>(figu</w:t>
-      </w:r>
-      <w:r>
-        <w:rPr>
-          <w:rFonts w:ascii="Times New Roman" w:hAnsi="Times New Roman" w:cs="Times New Roman"/>
-          <w:b/>
-          <w:color w:val="FF0000"/>
-          <w:sz w:val="24"/>
-          <w:szCs w:val="24"/>
-        </w:rPr>
-        <w:t>re 17.9</w:t>
-      </w:r>
-      <w:r>
-        <w:rPr>
-          <w:rFonts w:ascii="Times New Roman" w:hAnsi="Times New Roman" w:cs="Times New Roman"/>
-          <w:b/>
-          <w:color w:val="FF0000"/>
-          <w:sz w:val="24"/>
-          <w:szCs w:val="24"/>
-        </w:rPr>
-        <w:t>)</w:t>
-      </w:r>
     </w:p>
     <w:p>
       <w:pPr>
@@ -2277,7 +2019,7 @@
     </w:p>
     <w:p>
       <w:pPr>
-        <w:pStyle w:val="Titre1"/>
+        <w:pStyle w:val="Heading1"/>
         <w:rPr>
           <w:color w:val="auto"/>
           <w:highlight w:val="yellow"/>
@@ -2289,7 +2031,7 @@
     </w:p>
     <w:p>
       <w:pPr>
-        <w:pStyle w:val="Paragraphedeliste"/>
+        <w:pStyle w:val="ListParagraph"/>
         <w:numPr>
           <w:ilvl w:val="0"/>
           <w:numId w:val="21"/>
@@ -2308,20 +2050,10 @@
         </w:rPr>
         <w:t xml:space="preserve">Chez la femme : </w:t>
       </w:r>
-      <w:r>
-        <w:rPr>
-          <w:rFonts w:ascii="Times New Roman" w:hAnsi="Times New Roman" w:cs="Times New Roman"/>
-          <w:b/>
-          <w:color w:val="FF0000"/>
-          <w:sz w:val="24"/>
-          <w:szCs w:val="24"/>
-        </w:rPr>
-        <w:t>(figure 18.1.)</w:t>
-      </w:r>
-    </w:p>
-    <w:p>
-      <w:pPr>
-        <w:pStyle w:val="Paragraphedeliste"/>
+    </w:p>
+    <w:p>
+      <w:pPr>
+        <w:pStyle w:val="ListParagraph"/>
         <w:numPr>
           <w:ilvl w:val="0"/>
           <w:numId w:val="8"/>
@@ -2332,15 +2064,31 @@
           <w:szCs w:val="24"/>
         </w:rPr>
       </w:pPr>
+      <w:r>
+        <w:rPr>
+          <w:rFonts w:ascii="Times New Roman" w:hAnsi="Times New Roman" w:cs="Times New Roman"/>
+          <w:b/>
+          <w:sz w:val="24"/>
+          <w:szCs w:val="24"/>
+        </w:rPr>
+        <w:t>Ventralement</w:t>
+      </w:r>
+      <w:r>
+        <w:rPr>
+          <w:rFonts w:ascii="Times New Roman" w:hAnsi="Times New Roman" w:cs="Times New Roman"/>
+          <w:sz w:val="24"/>
+          <w:szCs w:val="24"/>
+        </w:rPr>
+        <w:t xml:space="preserve"> : le pubis et le plexus veineux </w:t>
+      </w:r>
       <w:proofErr w:type="spellStart"/>
       <w:r>
         <w:rPr>
           <w:rFonts w:ascii="Times New Roman" w:hAnsi="Times New Roman" w:cs="Times New Roman"/>
-          <w:b/>
-          <w:sz w:val="24"/>
-          <w:szCs w:val="24"/>
-        </w:rPr>
-        <w:t>Ventralement</w:t>
+          <w:sz w:val="24"/>
+          <w:szCs w:val="24"/>
+        </w:rPr>
+        <w:t>prévésical</w:t>
       </w:r>
       <w:proofErr w:type="spellEnd"/>
       <w:r>
@@ -2349,30 +2097,12 @@
           <w:sz w:val="24"/>
           <w:szCs w:val="24"/>
         </w:rPr>
-        <w:t xml:space="preserve"> : le pubis et le plexus veineux </w:t>
-      </w:r>
-      <w:proofErr w:type="spellStart"/>
-      <w:r>
-        <w:rPr>
-          <w:rFonts w:ascii="Times New Roman" w:hAnsi="Times New Roman" w:cs="Times New Roman"/>
-          <w:sz w:val="24"/>
-          <w:szCs w:val="24"/>
-        </w:rPr>
-        <w:t>prévésical</w:t>
-      </w:r>
-      <w:proofErr w:type="spellEnd"/>
-      <w:r>
-        <w:rPr>
-          <w:rFonts w:ascii="Times New Roman" w:hAnsi="Times New Roman" w:cs="Times New Roman"/>
-          <w:sz w:val="24"/>
-          <w:szCs w:val="24"/>
-        </w:rPr>
         <w:t> ;</w:t>
       </w:r>
     </w:p>
     <w:p>
       <w:pPr>
-        <w:pStyle w:val="Paragraphedeliste"/>
+        <w:pStyle w:val="ListParagraph"/>
         <w:numPr>
           <w:ilvl w:val="0"/>
           <w:numId w:val="8"/>
@@ -2401,19 +2131,8 @@
           <w:sz w:val="24"/>
           <w:szCs w:val="24"/>
         </w:rPr>
-        <w:t xml:space="preserve"> et </w:t>
-      </w:r>
-      <w:proofErr w:type="spellStart"/>
-      <w:r>
-        <w:rPr>
-          <w:rFonts w:ascii="Times New Roman" w:hAnsi="Times New Roman" w:cs="Times New Roman"/>
-          <w:b/>
-          <w:sz w:val="24"/>
-          <w:szCs w:val="24"/>
-        </w:rPr>
-        <w:t>ventralement</w:t>
-      </w:r>
-      <w:proofErr w:type="spellEnd"/>
+        <w:t xml:space="preserve"> et ventralement</w:t>
+      </w:r>
       <w:r>
         <w:rPr>
           <w:rFonts w:ascii="Times New Roman" w:hAnsi="Times New Roman" w:cs="Times New Roman"/>
@@ -2433,7 +2152,7 @@
     </w:p>
     <w:p>
       <w:pPr>
-        <w:pStyle w:val="Paragraphedeliste"/>
+        <w:pStyle w:val="ListParagraph"/>
         <w:numPr>
           <w:ilvl w:val="0"/>
           <w:numId w:val="8"/>
@@ -2483,7 +2202,7 @@
     </w:p>
     <w:p>
       <w:pPr>
-        <w:pStyle w:val="Paragraphedeliste"/>
+        <w:pStyle w:val="ListParagraph"/>
         <w:numPr>
           <w:ilvl w:val="0"/>
           <w:numId w:val="8"/>
@@ -2522,7 +2241,7 @@
     </w:p>
     <w:p>
       <w:pPr>
-        <w:pStyle w:val="Paragraphedeliste"/>
+        <w:pStyle w:val="ListParagraph"/>
         <w:numPr>
           <w:ilvl w:val="0"/>
           <w:numId w:val="8"/>
@@ -2533,17 +2252,20 @@
           <w:szCs w:val="24"/>
         </w:rPr>
       </w:pPr>
-      <w:proofErr w:type="spellStart"/>
-      <w:proofErr w:type="spellEnd"/>
-      <w:proofErr w:type="spellStart"/>
-      <w:proofErr w:type="spellEnd"/>
-      <w:r>
-        <w:t xml:space="preserve">Latéralement : les lames sacro-recto-génito-cervico-pubiennes, les muscles obturateurs internes, le péritoine. </w:t>
-      </w:r>
-    </w:p>
-    <w:p>
-      <w:pPr>
-        <w:pStyle w:val="Paragraphedeliste"/>
+      <w:r>
+        <w:rPr>
+          <w:b/>
+          <w:bCs/>
+        </w:rPr>
+        <w:t>Latéralement</w:t>
+      </w:r>
+      <w:r>
+        <w:t xml:space="preserve"> : les lames sacro-recto-génito-cervico-pubiennes, les muscles obturateurs internes, le péritoine. </w:t>
+      </w:r>
+    </w:p>
+    <w:p>
+      <w:pPr>
+        <w:pStyle w:val="ListParagraph"/>
         <w:numPr>
           <w:ilvl w:val="0"/>
           <w:numId w:val="8"/>
@@ -2557,15 +2279,25 @@
       <w:r>
         <w:rPr>
           <w:rFonts w:ascii="Times New Roman" w:hAnsi="Times New Roman" w:cs="Times New Roman"/>
-          <w:sz w:val="24"/>
-          <w:szCs w:val="24"/>
-        </w:rPr>
-        <w:t>En bas : le diaphragme pelvien</w:t>
-      </w:r>
-    </w:p>
-    <w:p>
-      <w:pPr>
-        <w:pStyle w:val="Paragraphedeliste"/>
+          <w:b/>
+          <w:bCs/>
+          <w:sz w:val="24"/>
+          <w:szCs w:val="24"/>
+        </w:rPr>
+        <w:t>En bas</w:t>
+      </w:r>
+      <w:r>
+        <w:rPr>
+          <w:rFonts w:ascii="Times New Roman" w:hAnsi="Times New Roman" w:cs="Times New Roman"/>
+          <w:sz w:val="24"/>
+          <w:szCs w:val="24"/>
+        </w:rPr>
+        <w:t xml:space="preserve"> : le diaphragme pelvien</w:t>
+      </w:r>
+    </w:p>
+    <w:p>
+      <w:pPr>
+        <w:pStyle w:val="ListParagraph"/>
         <w:numPr>
           <w:ilvl w:val="0"/>
           <w:numId w:val="21"/>
@@ -2592,37 +2324,10 @@
         </w:rPr>
         <w:t xml:space="preserve"> </w:t>
       </w:r>
-      <w:r>
-        <w:rPr>
-          <w:rFonts w:ascii="Times New Roman" w:hAnsi="Times New Roman" w:cs="Times New Roman"/>
-          <w:color w:val="FF0000"/>
-          <w:sz w:val="24"/>
-          <w:szCs w:val="24"/>
-        </w:rPr>
-        <w:t>(figure 18.2</w:t>
-      </w:r>
-      <w:r>
-        <w:rPr>
-          <w:rFonts w:ascii="Times New Roman" w:hAnsi="Times New Roman" w:cs="Times New Roman"/>
-          <w:color w:val="FF0000"/>
-          <w:sz w:val="24"/>
-          <w:szCs w:val="24"/>
-        </w:rPr>
-        <w:t>.</w:t>
-      </w:r>
-      <w:r>
-        <w:rPr>
-          <w:rFonts w:ascii="Times New Roman" w:hAnsi="Times New Roman" w:cs="Times New Roman"/>
-          <w:color w:val="FF0000"/>
-          <w:sz w:val="24"/>
-          <w:szCs w:val="24"/>
-        </w:rPr>
-        <w:t>)</w:t>
-      </w:r>
-    </w:p>
-    <w:p>
-      <w:pPr>
-        <w:pStyle w:val="Paragraphedeliste"/>
+    </w:p>
+    <w:p>
+      <w:pPr>
+        <w:pStyle w:val="ListParagraph"/>
         <w:numPr>
           <w:ilvl w:val="0"/>
           <w:numId w:val="22"/>
@@ -2633,15 +2338,20 @@
           <w:szCs w:val="24"/>
         </w:rPr>
       </w:pPr>
-      <w:proofErr w:type="spellStart"/>
-      <w:proofErr w:type="spellEnd"/>
-      <w:r>
-        <w:t>Ventralement : le pubis ;</w:t>
-      </w:r>
-    </w:p>
-    <w:p>
-      <w:pPr>
-        <w:pStyle w:val="Paragraphedeliste"/>
+      <w:r>
+        <w:rPr>
+          <w:b/>
+          <w:bCs/>
+        </w:rPr>
+        <w:t>Ventralement</w:t>
+      </w:r>
+      <w:r>
+        <w:t xml:space="preserve"> : le pubis ;</w:t>
+      </w:r>
+    </w:p>
+    <w:p>
+      <w:pPr>
+        <w:pStyle w:val="ListParagraph"/>
         <w:numPr>
           <w:ilvl w:val="0"/>
           <w:numId w:val="22"/>
@@ -2674,7 +2384,7 @@
     </w:p>
     <w:p>
       <w:pPr>
-        <w:pStyle w:val="Paragraphedeliste"/>
+        <w:pStyle w:val="ListParagraph"/>
         <w:numPr>
           <w:ilvl w:val="0"/>
           <w:numId w:val="22"/>
@@ -2700,7 +2410,15 @@
           <w:sz w:val="24"/>
           <w:szCs w:val="24"/>
         </w:rPr>
-        <w:t xml:space="preserve"> : l’aponévrose </w:t>
+        <w:t xml:space="preserve"> : l’aponévrose prostato-péritonéale</w:t>
+      </w:r>
+      <w:r>
+        <w:rPr>
+          <w:rFonts w:ascii="Times New Roman" w:hAnsi="Times New Roman" w:cs="Times New Roman"/>
+          <w:sz w:val="24"/>
+          <w:szCs w:val="24"/>
+        </w:rPr>
+        <w:t xml:space="preserve"> de </w:t>
       </w:r>
       <w:proofErr w:type="spellStart"/>
       <w:r>
@@ -2709,7 +2427,7 @@
           <w:sz w:val="24"/>
           <w:szCs w:val="24"/>
         </w:rPr>
-        <w:t>prostato</w:t>
+        <w:t>Denonvilliers</w:t>
       </w:r>
       <w:proofErr w:type="spellEnd"/>
       <w:r>
@@ -2718,38 +2436,12 @@
           <w:sz w:val="24"/>
           <w:szCs w:val="24"/>
         </w:rPr>
-        <w:t>-péritonéale</w:t>
-      </w:r>
-      <w:r>
-        <w:rPr>
-          <w:rFonts w:ascii="Times New Roman" w:hAnsi="Times New Roman" w:cs="Times New Roman"/>
-          <w:sz w:val="24"/>
-          <w:szCs w:val="24"/>
-        </w:rPr>
-        <w:t xml:space="preserve"> de </w:t>
-      </w:r>
-      <w:proofErr w:type="spellStart"/>
-      <w:r>
-        <w:rPr>
-          <w:rFonts w:ascii="Times New Roman" w:hAnsi="Times New Roman" w:cs="Times New Roman"/>
-          <w:sz w:val="24"/>
-          <w:szCs w:val="24"/>
-        </w:rPr>
-        <w:t>Denonvilliers</w:t>
-      </w:r>
-      <w:proofErr w:type="spellEnd"/>
-      <w:r>
-        <w:rPr>
-          <w:rFonts w:ascii="Times New Roman" w:hAnsi="Times New Roman" w:cs="Times New Roman"/>
-          <w:sz w:val="24"/>
-          <w:szCs w:val="24"/>
-        </w:rPr>
         <w:t> ;</w:t>
       </w:r>
     </w:p>
     <w:p>
       <w:pPr>
-        <w:pStyle w:val="Paragraphedeliste"/>
+        <w:pStyle w:val="ListParagraph"/>
         <w:numPr>
           <w:ilvl w:val="0"/>
           <w:numId w:val="22"/>
@@ -2788,7 +2480,7 @@
     </w:p>
     <w:p>
       <w:pPr>
-        <w:pStyle w:val="Paragraphedeliste"/>
+        <w:pStyle w:val="ListParagraph"/>
         <w:numPr>
           <w:ilvl w:val="0"/>
           <w:numId w:val="22"/>
@@ -2843,7 +2535,7 @@
     </w:p>
     <w:p>
       <w:pPr>
-        <w:pStyle w:val="Titre1"/>
+        <w:pStyle w:val="Heading1"/>
         <w:rPr>
           <w:color w:val="auto"/>
         </w:rPr>
@@ -2854,7 +2546,7 @@
     </w:p>
     <w:p>
       <w:pPr>
-        <w:pStyle w:val="Paragraphedeliste"/>
+        <w:pStyle w:val="ListParagraph"/>
         <w:numPr>
           <w:ilvl w:val="0"/>
           <w:numId w:val="15"/>
@@ -2906,7 +2598,25 @@
           <w:sz w:val="24"/>
           <w:szCs w:val="24"/>
         </w:rPr>
-        <w:t>ches de l’artère iliaque interne ;</w:t>
+        <w:t xml:space="preserve">ches de l’artère iliaque </w:t>
+      </w:r>
+      <w:proofErr w:type="gramStart"/>
+      <w:r>
+        <w:rPr>
+          <w:rFonts w:ascii="Times New Roman" w:hAnsi="Times New Roman" w:cs="Times New Roman"/>
+          <w:sz w:val="24"/>
+          <w:szCs w:val="24"/>
+        </w:rPr>
+        <w:t>interne</w:t>
+      </w:r>
+      <w:proofErr w:type="gramEnd"/>
+      <w:r>
+        <w:rPr>
+          <w:rFonts w:ascii="Times New Roman" w:hAnsi="Times New Roman" w:cs="Times New Roman"/>
+          <w:sz w:val="24"/>
+          <w:szCs w:val="24"/>
+        </w:rPr>
+        <w:t> ;</w:t>
       </w:r>
       <w:r>
         <w:rPr>
@@ -2916,20 +2626,10 @@
         </w:rPr>
         <w:t xml:space="preserve"> </w:t>
       </w:r>
-      <w:r>
-        <w:rPr>
-          <w:rFonts w:ascii="Times New Roman" w:hAnsi="Times New Roman" w:cs="Times New Roman"/>
-          <w:b/>
-          <w:color w:val="FF0000"/>
-          <w:sz w:val="24"/>
-          <w:szCs w:val="24"/>
-        </w:rPr>
-        <w:t>(figure 17.6)</w:t>
-      </w:r>
-    </w:p>
-    <w:p>
-      <w:pPr>
-        <w:pStyle w:val="Paragraphedeliste"/>
+    </w:p>
+    <w:p>
+      <w:pPr>
+        <w:pStyle w:val="ListParagraph"/>
         <w:numPr>
           <w:ilvl w:val="0"/>
           <w:numId w:val="15"/>
@@ -2973,7 +2673,25 @@
           <w:sz w:val="24"/>
           <w:szCs w:val="24"/>
         </w:rPr>
-        <w:t xml:space="preserve"> les branches de la veine iliaque interne. Le plexus veineux de </w:t>
+        <w:t xml:space="preserve"> les branches de la veine iliaque </w:t>
+      </w:r>
+      <w:proofErr w:type="gramStart"/>
+      <w:r>
+        <w:rPr>
+          <w:rFonts w:ascii="Times New Roman" w:hAnsi="Times New Roman" w:cs="Times New Roman"/>
+          <w:sz w:val="24"/>
+          <w:szCs w:val="24"/>
+        </w:rPr>
+        <w:t>interne</w:t>
+      </w:r>
+      <w:proofErr w:type="gramEnd"/>
+      <w:r>
+        <w:rPr>
+          <w:rFonts w:ascii="Times New Roman" w:hAnsi="Times New Roman" w:cs="Times New Roman"/>
+          <w:sz w:val="24"/>
+          <w:szCs w:val="24"/>
+        </w:rPr>
+        <w:t xml:space="preserve">. Le plexus veineux de </w:t>
       </w:r>
       <w:proofErr w:type="spellStart"/>
       <w:r>
@@ -3004,7 +2722,7 @@
     </w:p>
     <w:p>
       <w:pPr>
-        <w:pStyle w:val="Titre1"/>
+        <w:pStyle w:val="Heading1"/>
         <w:rPr>
           <w:color w:val="auto"/>
         </w:rPr>
@@ -3015,7 +2733,7 @@
     </w:p>
     <w:p>
       <w:pPr>
-        <w:pStyle w:val="Paragraphedeliste"/>
+        <w:pStyle w:val="ListParagraph"/>
         <w:numPr>
           <w:ilvl w:val="0"/>
           <w:numId w:val="16"/>
@@ -3052,30 +2770,10 @@
         </w:rPr>
         <w:t xml:space="preserve"> </w:t>
       </w:r>
-      <w:r>
-        <w:rPr>
-          <w:rFonts w:ascii="Times New Roman" w:hAnsi="Times New Roman" w:cs="Times New Roman"/>
-          <w:b/>
-          <w:color w:val="FF0000"/>
-          <w:sz w:val="24"/>
-          <w:szCs w:val="24"/>
-        </w:rPr>
-        <w:t>(figure 17.10</w:t>
-      </w:r>
-      <w:r>
-        <w:rPr>
-          <w:rFonts w:ascii="Times New Roman" w:hAnsi="Times New Roman" w:cs="Times New Roman"/>
-          <w:b/>
-          <w:color w:val="FF0000"/>
-          <w:sz w:val="24"/>
-          <w:szCs w:val="24"/>
-        </w:rPr>
-        <w:t>.)</w:t>
-      </w:r>
-    </w:p>
-    <w:p>
-      <w:pPr>
-        <w:pStyle w:val="Paragraphedeliste"/>
+    </w:p>
+    <w:p>
+      <w:pPr>
+        <w:pStyle w:val="ListParagraph"/>
         <w:numPr>
           <w:ilvl w:val="0"/>
           <w:numId w:val="16"/>
@@ -3094,19 +2792,8 @@
           <w:sz w:val="24"/>
           <w:szCs w:val="24"/>
         </w:rPr>
-        <w:t xml:space="preserve">Sphincter lisse du </w:t>
-      </w:r>
-      <w:proofErr w:type="spellStart"/>
-      <w:r>
-        <w:rPr>
-          <w:rFonts w:ascii="Times New Roman" w:hAnsi="Times New Roman" w:cs="Times New Roman"/>
-          <w:b/>
-          <w:sz w:val="24"/>
-          <w:szCs w:val="24"/>
-        </w:rPr>
-        <w:t>détrusor</w:t>
-      </w:r>
-      <w:proofErr w:type="spellEnd"/>
+        <w:t>Sphincter lisse du détrusor</w:t>
+      </w:r>
       <w:r>
         <w:rPr>
           <w:rFonts w:ascii="Times New Roman" w:hAnsi="Times New Roman" w:cs="Times New Roman"/>
@@ -3115,20 +2802,10 @@
         </w:rPr>
         <w:t xml:space="preserve"> : </w:t>
       </w:r>
-      <w:r>
-        <w:rPr>
-          <w:rFonts w:ascii="Times New Roman" w:hAnsi="Times New Roman" w:cs="Times New Roman"/>
-          <w:b/>
-          <w:color w:val="FF0000"/>
-          <w:sz w:val="24"/>
-          <w:szCs w:val="24"/>
-        </w:rPr>
-        <w:t>(figure 17.14.)</w:t>
-      </w:r>
-    </w:p>
-    <w:p>
-      <w:pPr>
-        <w:pStyle w:val="Paragraphedeliste"/>
+    </w:p>
+    <w:p>
+      <w:pPr>
+        <w:pStyle w:val="ListParagraph"/>
         <w:numPr>
           <w:ilvl w:val="2"/>
           <w:numId w:val="2"/>
@@ -3219,25 +2896,7 @@
           <w:sz w:val="24"/>
           <w:szCs w:val="24"/>
         </w:rPr>
-        <w:t xml:space="preserve"> chaîne ganglionnaire </w:t>
-      </w:r>
-      <w:proofErr w:type="spellStart"/>
-      <w:r>
-        <w:rPr>
-          <w:rFonts w:ascii="Times New Roman" w:hAnsi="Times New Roman" w:cs="Times New Roman"/>
-          <w:sz w:val="24"/>
-          <w:szCs w:val="24"/>
-        </w:rPr>
-        <w:t>lombo</w:t>
-      </w:r>
-      <w:proofErr w:type="spellEnd"/>
-      <w:r>
-        <w:rPr>
-          <w:rFonts w:ascii="Times New Roman" w:hAnsi="Times New Roman" w:cs="Times New Roman"/>
-          <w:sz w:val="24"/>
-          <w:szCs w:val="24"/>
-        </w:rPr>
-        <w:t>-sacrale</w:t>
+        <w:t xml:space="preserve"> chaîne ganglionnaire lombo-sacrale</w:t>
       </w:r>
       <w:r>
         <w:rPr>
@@ -3282,7 +2941,7 @@
     </w:p>
     <w:p>
       <w:pPr>
-        <w:pStyle w:val="Paragraphedeliste"/>
+        <w:pStyle w:val="ListParagraph"/>
         <w:numPr>
           <w:ilvl w:val="2"/>
           <w:numId w:val="2"/>
@@ -3341,16 +3000,7 @@
           <w:sz w:val="24"/>
           <w:szCs w:val="24"/>
         </w:rPr>
-        <w:t xml:space="preserve"> le nerf érecteur d’</w:t>
-      </w:r>
-      <w:proofErr w:type="spellStart"/>
-      <w:r>
-        <w:rPr>
-          <w:rFonts w:ascii="Times New Roman" w:hAnsi="Times New Roman" w:cs="Times New Roman"/>
-          <w:sz w:val="24"/>
-          <w:szCs w:val="24"/>
-        </w:rPr>
-        <w:t>Eckard</w:t>
+        <w:t xml:space="preserve"> le nerf érecteur d’Eckard</w:t>
       </w:r>
       <w:r>
         <w:rPr>
@@ -3360,7 +3010,6 @@
         </w:rPr>
         <w:t>t</w:t>
       </w:r>
-      <w:proofErr w:type="spellEnd"/>
       <w:r>
         <w:rPr>
           <w:rFonts w:ascii="Times New Roman" w:hAnsi="Times New Roman" w:cs="Times New Roman"/>
@@ -3372,7 +3021,7 @@
     </w:p>
     <w:p>
       <w:pPr>
-        <w:pStyle w:val="Paragraphedeliste"/>
+        <w:pStyle w:val="ListParagraph"/>
         <w:numPr>
           <w:ilvl w:val="2"/>
           <w:numId w:val="2"/>
@@ -3390,6 +3039,7 @@
           <w:sz w:val="24"/>
           <w:szCs w:val="24"/>
         </w:rPr>
+        <w:lastRenderedPageBreak/>
         <w:t>Les fibres sympathiques et parasympathiques aboutissent dans le plexus hypogastrique inférieur situé dans la lame sacro</w:t>
       </w:r>
       <w:r>
@@ -3426,23 +3076,13 @@
         </w:rPr>
         <w:t>-</w:t>
       </w:r>
-      <w:proofErr w:type="spellStart"/>
-      <w:r>
-        <w:rPr>
-          <w:rFonts w:ascii="Times New Roman" w:hAnsi="Times New Roman" w:cs="Times New Roman"/>
-          <w:sz w:val="24"/>
-          <w:szCs w:val="24"/>
-        </w:rPr>
-        <w:t>cervico</w:t>
-      </w:r>
-      <w:proofErr w:type="spellEnd"/>
-      <w:r>
-        <w:rPr>
-          <w:rFonts w:ascii="Times New Roman" w:hAnsi="Times New Roman" w:cs="Times New Roman"/>
-          <w:sz w:val="24"/>
-          <w:szCs w:val="24"/>
-        </w:rPr>
-        <w:t>-</w:t>
+      <w:r>
+        <w:rPr>
+          <w:rFonts w:ascii="Times New Roman" w:hAnsi="Times New Roman" w:cs="Times New Roman"/>
+          <w:sz w:val="24"/>
+          <w:szCs w:val="24"/>
+        </w:rPr>
+        <w:t>cervico-</w:t>
       </w:r>
       <w:r>
         <w:rPr>
@@ -3455,7 +3095,7 @@
     </w:p>
     <w:p>
       <w:pPr>
-        <w:pStyle w:val="Paragraphedeliste"/>
+        <w:pStyle w:val="ListParagraph"/>
         <w:numPr>
           <w:ilvl w:val="0"/>
           <w:numId w:val="13"/>
@@ -3473,7 +3113,7 @@
     </w:p>
     <w:p>
       <w:pPr>
-        <w:pStyle w:val="Paragraphedeliste"/>
+        <w:pStyle w:val="ListParagraph"/>
         <w:numPr>
           <w:ilvl w:val="0"/>
           <w:numId w:val="13"/>
@@ -3510,40 +3150,10 @@
         </w:rPr>
         <w:t xml:space="preserve"> </w:t>
       </w:r>
-      <w:r>
-        <w:rPr>
-          <w:rFonts w:ascii="Times New Roman" w:hAnsi="Times New Roman" w:cs="Times New Roman"/>
-          <w:b/>
-          <w:color w:val="FF0000"/>
-          <w:sz w:val="24"/>
-          <w:szCs w:val="24"/>
-        </w:rPr>
-        <w:t xml:space="preserve">(Cf. </w:t>
-      </w:r>
-      <w:r>
-        <w:rPr>
-          <w:rFonts w:ascii="Times New Roman" w:hAnsi="Times New Roman" w:cs="Times New Roman"/>
-          <w:b/>
-          <w:color w:val="FF0000"/>
-          <w:sz w:val="24"/>
-          <w:szCs w:val="24"/>
-        </w:rPr>
-        <w:t xml:space="preserve">Chapitre 17, </w:t>
-      </w:r>
-      <w:r>
-        <w:rPr>
-          <w:rFonts w:ascii="Times New Roman" w:hAnsi="Times New Roman" w:cs="Times New Roman"/>
-          <w:b/>
-          <w:color w:val="FF0000"/>
-          <w:sz w:val="24"/>
-          <w:szCs w:val="24"/>
-        </w:rPr>
-        <w:t>Innervation autonome de la cavité pelvienne, page …)</w:t>
-      </w:r>
-    </w:p>
-    <w:p>
-      <w:pPr>
-        <w:pStyle w:val="Titre1"/>
+    </w:p>
+    <w:p>
+      <w:pPr>
+        <w:pStyle w:val="Heading1"/>
         <w:rPr>
           <w:highlight w:val="yellow"/>
         </w:rPr>
@@ -3554,7 +3164,7 @@
     </w:p>
     <w:p>
       <w:pPr>
-        <w:pStyle w:val="Paragraphedeliste"/>
+        <w:pStyle w:val="ListParagraph"/>
         <w:numPr>
           <w:ilvl w:val="0"/>
           <w:numId w:val="11"/>
@@ -3566,15 +3176,13 @@
           <w:szCs w:val="24"/>
         </w:rPr>
       </w:pPr>
-      <w:proofErr w:type="spellStart"/>
-      <w:proofErr w:type="spellEnd"/>
       <w:r>
         <w:t>Remplissage : la pression intra-vésicale du détrusor doit toujours rester basse pour permettre à la vessie de stocker une grande quantité d’urine. Si elle était plus élevée que la pression pelvienne, l’urine ne pourrait pas s’écouler des uretères dans la vessie. De même, la pression intra-urétrale est supérieure à la pression intra-vésicale pour empêcher la fuite urétrale.</w:t>
       </w:r>
     </w:p>
     <w:p>
       <w:pPr>
-        <w:pStyle w:val="Paragraphedeliste"/>
+        <w:pStyle w:val="ListParagraph"/>
         <w:ind w:left="1134"/>
         <w:jc w:val="both"/>
         <w:rPr>
@@ -3590,7 +3198,6 @@
           <w:sz w:val="24"/>
           <w:szCs w:val="24"/>
         </w:rPr>
-        <w:lastRenderedPageBreak/>
         <w:t>La phase de remplissage est de type sympathique</w:t>
       </w:r>
       <w:r>
@@ -3604,7 +3211,7 @@
     </w:p>
     <w:p>
       <w:pPr>
-        <w:pStyle w:val="Paragraphedeliste"/>
+        <w:pStyle w:val="ListParagraph"/>
         <w:numPr>
           <w:ilvl w:val="0"/>
           <w:numId w:val="12"/>
@@ -3623,18 +3230,8 @@
           <w:sz w:val="24"/>
           <w:szCs w:val="24"/>
         </w:rPr>
-        <w:t xml:space="preserve">relâchement du </w:t>
-      </w:r>
-      <w:proofErr w:type="spellStart"/>
-      <w:r>
-        <w:rPr>
-          <w:rFonts w:ascii="Times New Roman" w:hAnsi="Times New Roman" w:cs="Times New Roman"/>
-          <w:sz w:val="24"/>
-          <w:szCs w:val="24"/>
-        </w:rPr>
-        <w:t>détrusor</w:t>
-      </w:r>
-      <w:proofErr w:type="spellEnd"/>
+        <w:t>relâchement du détrusor</w:t>
+      </w:r>
       <w:r>
         <w:rPr>
           <w:rFonts w:ascii="Times New Roman" w:hAnsi="Times New Roman" w:cs="Times New Roman"/>
@@ -3646,7 +3243,7 @@
     </w:p>
     <w:p>
       <w:pPr>
-        <w:pStyle w:val="Paragraphedeliste"/>
+        <w:pStyle w:val="ListParagraph"/>
         <w:numPr>
           <w:ilvl w:val="0"/>
           <w:numId w:val="12"/>
@@ -3678,7 +3275,7 @@
     </w:p>
     <w:p>
       <w:pPr>
-        <w:pStyle w:val="Paragraphedeliste"/>
+        <w:pStyle w:val="ListParagraph"/>
         <w:numPr>
           <w:ilvl w:val="0"/>
           <w:numId w:val="12"/>
@@ -3718,7 +3315,7 @@
     </w:p>
     <w:p>
       <w:pPr>
-        <w:pStyle w:val="Paragraphedeliste"/>
+        <w:pStyle w:val="ListParagraph"/>
         <w:numPr>
           <w:ilvl w:val="0"/>
           <w:numId w:val="11"/>
@@ -3731,17 +3328,13 @@
           <w:szCs w:val="24"/>
         </w:rPr>
       </w:pPr>
-      <w:proofErr w:type="spellStart"/>
-      <w:proofErr w:type="spellEnd"/>
-      <w:proofErr w:type="spellStart"/>
-      <w:proofErr w:type="spellEnd"/>
       <w:r>
         <w:t>Occlusion cervico-urétrale : elle est assurée par un double lacet postérieur et antérieur des couches externes du détrusor entourant le col de la vessie.</w:t>
       </w:r>
     </w:p>
     <w:p>
       <w:pPr>
-        <w:pStyle w:val="Paragraphedeliste"/>
+        <w:pStyle w:val="ListParagraph"/>
         <w:ind w:left="1069"/>
         <w:jc w:val="both"/>
         <w:rPr>
@@ -3750,17 +3343,13 @@
           <w:szCs w:val="24"/>
         </w:rPr>
       </w:pPr>
-      <w:proofErr w:type="spellStart"/>
-      <w:proofErr w:type="spellEnd"/>
-      <w:proofErr w:type="spellStart"/>
-      <w:proofErr w:type="spellEnd"/>
       <w:r>
         <w:t>Sphincter lisse : le remplissage de la vessie déclenche un réflexe relâchant le détrusor et fermant le sphincter interne. La pression urétrale reste élevée, empêchant la fuite urinaire.</w:t>
       </w:r>
     </w:p>
     <w:p>
       <w:pPr>
-        <w:pStyle w:val="Paragraphedeliste"/>
+        <w:pStyle w:val="ListParagraph"/>
         <w:ind w:left="1069"/>
         <w:jc w:val="both"/>
         <w:rPr>
@@ -3833,7 +3422,7 @@
     </w:p>
     <w:p>
       <w:pPr>
-        <w:pStyle w:val="Paragraphedeliste"/>
+        <w:pStyle w:val="ListParagraph"/>
         <w:numPr>
           <w:ilvl w:val="0"/>
           <w:numId w:val="11"/>
@@ -3845,19 +3434,13 @@
           <w:szCs w:val="24"/>
         </w:rPr>
       </w:pPr>
-      <w:proofErr w:type="spellStart"/>
-      <w:proofErr w:type="spellEnd"/>
-      <w:proofErr w:type="spellStart"/>
-      <w:proofErr w:type="spellEnd"/>
-      <w:proofErr w:type="spellStart"/>
-      <w:proofErr w:type="spellEnd"/>
       <w:r>
         <w:t>Phase prémictionnelle : lorsque le volume urinaire augmente, l’étirement de la paroi vésicale sollicite les tensorécepteurs et volorécepteurs. Les informations afférentes sont intégrées par les centres médullaires, sous contrôle cortical. Tant que la miction est différée, le détrusor reste relâché et les sphincters maintiennent la continence. Lorsque la décision d’uriner est prise et que le contexte le permet, la commande parasympathique favorise la contraction du détrusor et le relâchement du sphincter lisse.</w:t>
       </w:r>
     </w:p>
     <w:p>
       <w:pPr>
-        <w:pStyle w:val="Paragraphedeliste"/>
+        <w:pStyle w:val="ListParagraph"/>
         <w:numPr>
           <w:ilvl w:val="0"/>
           <w:numId w:val="11"/>
@@ -3904,7 +3487,7 @@
     </w:p>
     <w:p>
       <w:pPr>
-        <w:pStyle w:val="Paragraphedeliste"/>
+        <w:pStyle w:val="ListParagraph"/>
         <w:numPr>
           <w:ilvl w:val="0"/>
           <w:numId w:val="38"/>
@@ -3922,22 +3505,12 @@
           <w:sz w:val="24"/>
           <w:szCs w:val="24"/>
         </w:rPr>
-        <w:t xml:space="preserve">contraction du </w:t>
-      </w:r>
-      <w:proofErr w:type="spellStart"/>
-      <w:r>
-        <w:rPr>
-          <w:rFonts w:ascii="Times New Roman" w:hAnsi="Times New Roman" w:cs="Times New Roman"/>
-          <w:sz w:val="24"/>
-          <w:szCs w:val="24"/>
-        </w:rPr>
-        <w:t>détrusor</w:t>
-      </w:r>
-      <w:proofErr w:type="spellEnd"/>
-    </w:p>
-    <w:p>
-      <w:pPr>
-        <w:pStyle w:val="Paragraphedeliste"/>
+        <w:t>contraction du détrusor</w:t>
+      </w:r>
+    </w:p>
+    <w:p>
+      <w:pPr>
+        <w:pStyle w:val="ListParagraph"/>
         <w:numPr>
           <w:ilvl w:val="0"/>
           <w:numId w:val="38"/>
@@ -3960,7 +3533,7 @@
     </w:p>
     <w:p>
       <w:pPr>
-        <w:pStyle w:val="Paragraphedeliste"/>
+        <w:pStyle w:val="ListParagraph"/>
         <w:numPr>
           <w:ilvl w:val="0"/>
           <w:numId w:val="38"/>
@@ -3999,7 +3572,7 @@
     </w:p>
     <w:p>
       <w:pPr>
-        <w:pStyle w:val="Paragraphedeliste"/>
+        <w:pStyle w:val="ListParagraph"/>
         <w:numPr>
           <w:ilvl w:val="0"/>
           <w:numId w:val="3"/>
@@ -4046,9 +3619,85 @@
           <w:sz w:val="24"/>
           <w:szCs w:val="24"/>
         </w:rPr>
-        <w:t xml:space="preserve">Par l’éducation, le cortex cérébral contrôle l’activité vésicale. Si le système limbique, siège des émotions et de la peur, prend le pas sur le cortex </w:t>
-      </w:r>
-      <w:r>
+        <w:t>Par l’éducation, le cortex cérébral contrôle l’activité vésicale. Si le système limbique, siège des émotions et de la peur, prend le pas sur le cortex</w:t>
+      </w:r>
+      <w:r>
+        <w:rPr>
+          <w:rFonts w:ascii="Times New Roman" w:hAnsi="Times New Roman" w:cs="Times New Roman"/>
+          <w:sz w:val="24"/>
+          <w:szCs w:val="24"/>
+        </w:rPr>
+        <w:t>,</w:t>
+      </w:r>
+      <w:r>
+        <w:rPr>
+          <w:rFonts w:ascii="Times New Roman" w:hAnsi="Times New Roman" w:cs="Times New Roman"/>
+          <w:sz w:val="24"/>
+          <w:szCs w:val="24"/>
+        </w:rPr>
+        <w:t xml:space="preserve"> il modifie le contrôle neuro-musculaire de la vessie d’où envies impér</w:t>
+      </w:r>
+      <w:r>
+        <w:rPr>
+          <w:rFonts w:ascii="Times New Roman" w:hAnsi="Times New Roman" w:cs="Times New Roman"/>
+          <w:sz w:val="24"/>
+          <w:szCs w:val="24"/>
+        </w:rPr>
+        <w:t>ieuses, pollakiurie, énurésie</w:t>
+      </w:r>
+      <w:r>
+        <w:rPr>
+          <w:rFonts w:ascii="Times New Roman" w:hAnsi="Times New Roman" w:cs="Times New Roman"/>
+          <w:sz w:val="24"/>
+          <w:szCs w:val="24"/>
+        </w:rPr>
+        <w:t xml:space="preserve">. </w:t>
+      </w:r>
+    </w:p>
+    <w:p>
+      <w:pPr>
+        <w:ind w:left="708"/>
+        <w:jc w:val="both"/>
+        <w:rPr>
+          <w:rFonts w:ascii="Times New Roman" w:hAnsi="Times New Roman" w:cs="Times New Roman"/>
+          <w:b/>
+          <w:sz w:val="24"/>
+          <w:szCs w:val="24"/>
+        </w:rPr>
+      </w:pPr>
+      <w:r>
+        <w:rPr>
+          <w:rFonts w:ascii="Times New Roman" w:hAnsi="Times New Roman" w:cs="Times New Roman"/>
+          <w:b/>
+          <w:sz w:val="24"/>
+          <w:szCs w:val="24"/>
+        </w:rPr>
+        <w:lastRenderedPageBreak/>
+        <w:t>Intérêt en ROP</w:t>
+      </w:r>
+    </w:p>
+    <w:p>
+      <w:pPr>
+        <w:ind w:left="708"/>
+        <w:jc w:val="both"/>
+        <w:rPr>
+          <w:rFonts w:ascii="Times New Roman" w:hAnsi="Times New Roman" w:cs="Times New Roman"/>
+          <w:sz w:val="24"/>
+          <w:szCs w:val="24"/>
+        </w:rPr>
+      </w:pPr>
+      <w:r>
+        <w:t>  Le traitement réflexe vise à restaurer l’équilibre neuro-végétatif et crânio-sacré s’exerçant sur la vessie. Dans l’énurésie, les zones réflexes à solliciter sont l’hypothalamus, le cerveau limbique, le tronc cérébral, la symphyse sphéno-basilaire et les vertèbres Th7, L1 et L2, sacrum, coccyx.</w:t>
+      </w:r>
+    </w:p>
+    <w:p>
+      <w:pPr>
+        <w:pStyle w:val="ListParagraph"/>
+        <w:numPr>
+          <w:ilvl w:val="0"/>
+          <w:numId w:val="41"/>
+        </w:numPr>
+        <w:jc w:val="both"/>
         <w:rPr>
           <w:rFonts w:ascii="Times New Roman" w:hAnsi="Times New Roman" w:cs="Times New Roman"/>
           <w:b/>
@@ -4056,9 +3705,70 @@
           <w:sz w:val="24"/>
           <w:szCs w:val="24"/>
         </w:rPr>
-        <w:t>(C</w:t>
-      </w:r>
-      <w:r>
+      </w:pPr>
+      <w:r>
+        <w:rPr>
+          <w:rFonts w:ascii="Times New Roman" w:hAnsi="Times New Roman" w:cs="Times New Roman"/>
+          <w:b/>
+          <w:sz w:val="24"/>
+          <w:szCs w:val="24"/>
+        </w:rPr>
+        <w:t>Mécanisme des pressions intra-cavitaires </w:t>
+      </w:r>
+      <w:r>
+        <w:rPr>
+          <w:rFonts w:ascii="Times New Roman" w:hAnsi="Times New Roman" w:cs="Times New Roman"/>
+          <w:sz w:val="24"/>
+          <w:szCs w:val="24"/>
+        </w:rPr>
+        <w:t xml:space="preserve">: l’aspiration thoracique, l’aimantation diaphragmatique, l’orientation du pelvis non hermétiquement clos et le dôme </w:t>
+      </w:r>
+      <w:r>
+        <w:rPr>
+          <w:rFonts w:ascii="Times New Roman" w:hAnsi="Times New Roman" w:cs="Times New Roman"/>
+          <w:sz w:val="24"/>
+          <w:szCs w:val="24"/>
+        </w:rPr>
+        <w:t>u</w:t>
+      </w:r>
+      <w:r>
+        <w:rPr>
+          <w:rFonts w:ascii="Times New Roman" w:hAnsi="Times New Roman" w:cs="Times New Roman"/>
+          <w:sz w:val="24"/>
+          <w:szCs w:val="24"/>
+        </w:rPr>
+        <w:t>térin exercent un délestage</w:t>
+      </w:r>
+      <w:r>
+        <w:rPr>
+          <w:rFonts w:ascii="Times New Roman" w:hAnsi="Times New Roman" w:cs="Times New Roman"/>
+          <w:sz w:val="24"/>
+          <w:szCs w:val="24"/>
+        </w:rPr>
+        <w:t>-absorption</w:t>
+      </w:r>
+      <w:r>
+        <w:rPr>
+          <w:rFonts w:ascii="Times New Roman" w:hAnsi="Times New Roman" w:cs="Times New Roman"/>
+          <w:sz w:val="24"/>
+          <w:szCs w:val="24"/>
+        </w:rPr>
+        <w:t xml:space="preserve"> des pressions sur les organes pelviens</w:t>
+      </w:r>
+      <w:r>
+        <w:rPr>
+          <w:rFonts w:ascii="Times New Roman" w:hAnsi="Times New Roman" w:cs="Times New Roman"/>
+          <w:sz w:val="24"/>
+          <w:szCs w:val="24"/>
+        </w:rPr>
+        <w:t>.</w:t>
+      </w:r>
+    </w:p>
+    <w:p>
+      <w:pPr>
+        <w:pStyle w:val="ListParagraph"/>
+        <w:ind w:left="1069"/>
+        <w:jc w:val="both"/>
         <w:rPr>
           <w:rFonts w:ascii="Times New Roman" w:hAnsi="Times New Roman" w:cs="Times New Roman"/>
           <w:b/>
@@ -4066,262 +3776,19 @@
           <w:sz w:val="24"/>
           <w:szCs w:val="24"/>
         </w:rPr>
-        <w:t>f. Chapitre 5 Mécanisme de stress</w:t>
-      </w:r>
-      <w:r>
-        <w:rPr>
-          <w:rFonts w:ascii="Times New Roman" w:hAnsi="Times New Roman" w:cs="Times New Roman"/>
-          <w:b/>
-          <w:color w:val="FF0000"/>
-          <w:sz w:val="24"/>
-          <w:szCs w:val="24"/>
-        </w:rPr>
-        <w:t>,</w:t>
-      </w:r>
-      <w:r>
-        <w:rPr>
-          <w:rFonts w:ascii="Times New Roman" w:hAnsi="Times New Roman" w:cs="Times New Roman"/>
-          <w:b/>
-          <w:color w:val="FF0000"/>
-          <w:sz w:val="24"/>
-          <w:szCs w:val="24"/>
-        </w:rPr>
-        <w:t xml:space="preserve"> page…)</w:t>
-      </w:r>
-      <w:r>
-        <w:rPr>
-          <w:rFonts w:ascii="Times New Roman" w:hAnsi="Times New Roman" w:cs="Times New Roman"/>
-          <w:sz w:val="24"/>
-          <w:szCs w:val="24"/>
-        </w:rPr>
-        <w:t xml:space="preserve"> il modifie le contrôle </w:t>
-      </w:r>
-      <w:proofErr w:type="spellStart"/>
-      <w:r>
-        <w:rPr>
-          <w:rFonts w:ascii="Times New Roman" w:hAnsi="Times New Roman" w:cs="Times New Roman"/>
-          <w:sz w:val="24"/>
-          <w:szCs w:val="24"/>
-        </w:rPr>
-        <w:t>neuro-musculaire</w:t>
-      </w:r>
-      <w:proofErr w:type="spellEnd"/>
-      <w:r>
-        <w:rPr>
-          <w:rFonts w:ascii="Times New Roman" w:hAnsi="Times New Roman" w:cs="Times New Roman"/>
-          <w:sz w:val="24"/>
-          <w:szCs w:val="24"/>
-        </w:rPr>
-        <w:t xml:space="preserve"> de la vessie d’où envies impér</w:t>
-      </w:r>
-      <w:r>
-        <w:rPr>
-          <w:rFonts w:ascii="Times New Roman" w:hAnsi="Times New Roman" w:cs="Times New Roman"/>
-          <w:sz w:val="24"/>
-          <w:szCs w:val="24"/>
-        </w:rPr>
-        <w:t>ieuses, pollakiurie, énurésie</w:t>
-      </w:r>
-      <w:r>
-        <w:rPr>
-          <w:rFonts w:ascii="Times New Roman" w:hAnsi="Times New Roman" w:cs="Times New Roman"/>
-          <w:sz w:val="24"/>
-          <w:szCs w:val="24"/>
-        </w:rPr>
-        <w:t xml:space="preserve">. </w:t>
-      </w:r>
-    </w:p>
-    <w:p>
-      <w:pPr>
-        <w:ind w:left="708"/>
-        <w:jc w:val="both"/>
-        <w:rPr>
-          <w:rFonts w:ascii="Times New Roman" w:hAnsi="Times New Roman" w:cs="Times New Roman"/>
-          <w:b/>
-          <w:sz w:val="24"/>
-          <w:szCs w:val="24"/>
-        </w:rPr>
-      </w:pPr>
-      <w:r>
-        <w:rPr>
-          <w:rFonts w:ascii="Times New Roman" w:hAnsi="Times New Roman" w:cs="Times New Roman"/>
-          <w:b/>
-          <w:sz w:val="24"/>
-          <w:szCs w:val="24"/>
-        </w:rPr>
-        <w:t>Intérêt en ROP</w:t>
-      </w:r>
-    </w:p>
-    <w:p>
-      <w:pPr>
-        <w:ind w:left="708"/>
-        <w:jc w:val="both"/>
-        <w:rPr>
-          <w:rFonts w:ascii="Times New Roman" w:hAnsi="Times New Roman" w:cs="Times New Roman"/>
-          <w:sz w:val="24"/>
-          <w:szCs w:val="24"/>
-        </w:rPr>
-      </w:pPr>
-      <w:proofErr w:type="spellStart"/>
-      <w:proofErr w:type="spellEnd"/>
-      <w:proofErr w:type="spellStart"/>
-      <w:proofErr w:type="spellEnd"/>
-      <w:r>
-        <w:t xml:space="preserve">  Le traitement réflexe vise à restaurer l’équilibre neuro-végétatif et crânio-sacré s’exerçant sur la vessie. Dans l’énurésie, les zones réflexes à solliciter sont l’hypothalamus, le cerveau limbique, le tronc cérébral, la symphyse sphéno-basilaire et les vertèbres Th7, L1 et L2, sacrum, coccyx.</w:t>
-      </w:r>
-    </w:p>
-    <w:p>
-      <w:pPr>
-        <w:pStyle w:val="Paragraphedeliste"/>
-        <w:numPr>
-          <w:ilvl w:val="0"/>
-          <w:numId w:val="30"/>
-        </w:numPr>
-        <w:jc w:val="both"/>
-        <w:rPr>
-          <w:rFonts w:ascii="Times New Roman" w:hAnsi="Times New Roman" w:cs="Times New Roman"/>
-          <w:b/>
-          <w:color w:val="FF0000"/>
-          <w:sz w:val="24"/>
-          <w:szCs w:val="24"/>
-        </w:rPr>
-      </w:pPr>
-      <w:r>
-        <w:rPr>
-          <w:rFonts w:ascii="Times New Roman" w:hAnsi="Times New Roman" w:cs="Times New Roman"/>
-          <w:b/>
-          <w:sz w:val="24"/>
-          <w:szCs w:val="24"/>
-        </w:rPr>
-        <w:t>Mécanisme des pressions intra-cavitaires</w:t>
-      </w:r>
-      <w:r>
-        <w:rPr>
-          <w:rFonts w:ascii="Times New Roman" w:hAnsi="Times New Roman" w:cs="Times New Roman"/>
-          <w:b/>
-          <w:sz w:val="24"/>
-          <w:szCs w:val="24"/>
-        </w:rPr>
-        <w:t> </w:t>
-      </w:r>
-      <w:r>
-        <w:rPr>
-          <w:rFonts w:ascii="Times New Roman" w:hAnsi="Times New Roman" w:cs="Times New Roman"/>
-          <w:sz w:val="24"/>
-          <w:szCs w:val="24"/>
-        </w:rPr>
-        <w:t>:</w:t>
-      </w:r>
-      <w:r>
-        <w:rPr>
-          <w:rFonts w:ascii="Times New Roman" w:hAnsi="Times New Roman" w:cs="Times New Roman"/>
-          <w:sz w:val="24"/>
-          <w:szCs w:val="24"/>
-        </w:rPr>
-        <w:t xml:space="preserve"> l’aspiration thoracique,</w:t>
-      </w:r>
-      <w:r>
-        <w:rPr>
-          <w:rFonts w:ascii="Times New Roman" w:hAnsi="Times New Roman" w:cs="Times New Roman"/>
-          <w:sz w:val="24"/>
-          <w:szCs w:val="24"/>
-        </w:rPr>
-        <w:t xml:space="preserve"> l’aimantation diaphragmatique</w:t>
-      </w:r>
-      <w:r>
-        <w:rPr>
-          <w:rFonts w:ascii="Times New Roman" w:hAnsi="Times New Roman" w:cs="Times New Roman"/>
-          <w:sz w:val="24"/>
-          <w:szCs w:val="24"/>
-        </w:rPr>
-        <w:t xml:space="preserve">, l’orientation du pelvis non hermétiquement clos et le dôme </w:t>
-      </w:r>
-      <w:r>
-        <w:rPr>
-          <w:rFonts w:ascii="Times New Roman" w:hAnsi="Times New Roman" w:cs="Times New Roman"/>
-          <w:sz w:val="24"/>
-          <w:szCs w:val="24"/>
-        </w:rPr>
-        <w:lastRenderedPageBreak/>
-        <w:t>u</w:t>
-      </w:r>
-      <w:r>
-        <w:rPr>
-          <w:rFonts w:ascii="Times New Roman" w:hAnsi="Times New Roman" w:cs="Times New Roman"/>
-          <w:sz w:val="24"/>
-          <w:szCs w:val="24"/>
-        </w:rPr>
-        <w:t>térin exercent un délestage</w:t>
-      </w:r>
-      <w:r>
-        <w:rPr>
-          <w:rFonts w:ascii="Times New Roman" w:hAnsi="Times New Roman" w:cs="Times New Roman"/>
-          <w:sz w:val="24"/>
-          <w:szCs w:val="24"/>
-        </w:rPr>
-        <w:t>-absorption</w:t>
-      </w:r>
-      <w:r>
-        <w:rPr>
-          <w:rFonts w:ascii="Times New Roman" w:hAnsi="Times New Roman" w:cs="Times New Roman"/>
-          <w:sz w:val="24"/>
-          <w:szCs w:val="24"/>
-        </w:rPr>
-        <w:t xml:space="preserve"> des pressions sur les organes pelviens </w:t>
-      </w:r>
-      <w:r>
-        <w:rPr>
-          <w:rFonts w:ascii="Times New Roman" w:hAnsi="Times New Roman" w:cs="Times New Roman"/>
-          <w:b/>
-          <w:color w:val="FF0000"/>
-          <w:sz w:val="24"/>
-          <w:szCs w:val="24"/>
-        </w:rPr>
-        <w:t>(Cf.</w:t>
-      </w:r>
-      <w:r>
-        <w:rPr>
-          <w:rFonts w:ascii="Times New Roman" w:hAnsi="Times New Roman" w:cs="Times New Roman"/>
-          <w:color w:val="FF0000"/>
+      </w:pPr>
+      <w:r>
+        <w:rPr>
+          <w:rFonts w:ascii="Times New Roman" w:hAnsi="Times New Roman" w:cs="Times New Roman"/>
           <w:sz w:val="24"/>
           <w:szCs w:val="24"/>
         </w:rPr>
         <w:t xml:space="preserve"> </w:t>
       </w:r>
-      <w:r>
-        <w:rPr>
-          <w:rFonts w:ascii="Times New Roman" w:hAnsi="Times New Roman" w:cs="Times New Roman"/>
-          <w:b/>
-          <w:color w:val="FF0000"/>
-          <w:sz w:val="24"/>
-          <w:szCs w:val="24"/>
-        </w:rPr>
-        <w:t xml:space="preserve">Chapitre 17 </w:t>
-      </w:r>
-      <w:r>
-        <w:rPr>
-          <w:rFonts w:ascii="Times New Roman" w:hAnsi="Times New Roman" w:cs="Times New Roman"/>
-          <w:b/>
-          <w:color w:val="FF0000"/>
-          <w:sz w:val="24"/>
-          <w:szCs w:val="24"/>
-        </w:rPr>
-        <w:t>C</w:t>
-      </w:r>
-      <w:r>
-        <w:rPr>
-          <w:rFonts w:ascii="Times New Roman" w:hAnsi="Times New Roman" w:cs="Times New Roman"/>
-          <w:b/>
-          <w:color w:val="FF0000"/>
-          <w:sz w:val="24"/>
-          <w:szCs w:val="24"/>
-        </w:rPr>
-        <w:t>avité pelvienne, page…)</w:t>
-      </w:r>
-    </w:p>
-    <w:p>
-      <w:pPr>
-        <w:pStyle w:val="Paragraphedeliste"/>
+    </w:p>
+    <w:p>
+      <w:pPr>
+        <w:pStyle w:val="ListParagraph"/>
         <w:numPr>
           <w:ilvl w:val="0"/>
           <w:numId w:val="13"/>
@@ -4335,7 +3802,7 @@
       </w:pPr>
       <w:r>
         <w:rPr>
-          <w:rStyle w:val="Titre1Car"/>
+          <w:rStyle w:val="Heading1Char"/>
           <w:rFonts w:ascii="Times New Roman" w:hAnsi="Times New Roman" w:cs="Times New Roman"/>
           <w:color w:val="auto"/>
           <w:sz w:val="24"/>
@@ -4422,9 +3889,101 @@
           <w:sz w:val="24"/>
           <w:szCs w:val="24"/>
         </w:rPr>
+        <w:t>.</w:t>
+      </w:r>
+      <w:r>
+        <w:rPr>
+          <w:rFonts w:ascii="Times New Roman" w:hAnsi="Times New Roman" w:cs="Times New Roman"/>
+          <w:sz w:val="24"/>
+          <w:szCs w:val="24"/>
+        </w:rPr>
+        <w:t xml:space="preserve"> Si, lors d’un effondrement du périnée, l’urètre s’abaisse et sort de l’enceinte manométrique, la pression abdominale par la contraction des muscles ab</w:t>
+      </w:r>
+      <w:r>
+        <w:rPr>
+          <w:rFonts w:ascii="Times New Roman" w:hAnsi="Times New Roman" w:cs="Times New Roman"/>
+          <w:sz w:val="24"/>
+          <w:szCs w:val="24"/>
+        </w:rPr>
+        <w:t>dominaux lors des</w:t>
+      </w:r>
+      <w:r>
+        <w:rPr>
+          <w:rFonts w:ascii="Times New Roman" w:hAnsi="Times New Roman" w:cs="Times New Roman"/>
+          <w:sz w:val="24"/>
+          <w:szCs w:val="24"/>
+        </w:rPr>
         <w:t xml:space="preserve"> </w:t>
       </w:r>
       <w:r>
+        <w:rPr>
+          <w:rFonts w:ascii="Times New Roman" w:hAnsi="Times New Roman" w:cs="Times New Roman"/>
+          <w:sz w:val="24"/>
+          <w:szCs w:val="24"/>
+        </w:rPr>
+        <w:t>efforts de toux, d’éternuement, de défécation, de l’accouchement ou d</w:t>
+      </w:r>
+      <w:r>
+        <w:rPr>
+          <w:rFonts w:ascii="Times New Roman" w:hAnsi="Times New Roman" w:cs="Times New Roman"/>
+          <w:sz w:val="24"/>
+          <w:szCs w:val="24"/>
+        </w:rPr>
+        <w:t>e</w:t>
+      </w:r>
+      <w:r>
+        <w:rPr>
+          <w:rFonts w:ascii="Times New Roman" w:hAnsi="Times New Roman" w:cs="Times New Roman"/>
+          <w:sz w:val="24"/>
+          <w:szCs w:val="24"/>
+        </w:rPr>
+        <w:t xml:space="preserve"> certaines activités sportives, </w:t>
+      </w:r>
+      <w:r>
+        <w:rPr>
+          <w:rFonts w:ascii="Times New Roman" w:hAnsi="Times New Roman" w:cs="Times New Roman"/>
+          <w:sz w:val="24"/>
+          <w:szCs w:val="24"/>
+        </w:rPr>
+        <w:t>s’ex</w:t>
+      </w:r>
+      <w:r>
+        <w:rPr>
+          <w:rFonts w:ascii="Times New Roman" w:hAnsi="Times New Roman" w:cs="Times New Roman"/>
+          <w:sz w:val="24"/>
+          <w:szCs w:val="24"/>
+        </w:rPr>
+        <w:t>erce uniquement sur la vessie. Elle</w:t>
+      </w:r>
+      <w:r>
+        <w:rPr>
+          <w:rFonts w:ascii="Times New Roman" w:hAnsi="Times New Roman" w:cs="Times New Roman"/>
+          <w:sz w:val="24"/>
+          <w:szCs w:val="24"/>
+        </w:rPr>
+        <w:t xml:space="preserve"> renforce même la pression vésicale au détriment du sphincter urétéral sorti de l’enceinte manométrique provoquant une incontinence urinaire</w:t>
+      </w:r>
+      <w:r>
+        <w:rPr>
+          <w:rFonts w:ascii="Times New Roman" w:hAnsi="Times New Roman" w:cs="Times New Roman"/>
+          <w:sz w:val="24"/>
+          <w:szCs w:val="24"/>
+        </w:rPr>
+        <w:t xml:space="preserve"> d’effort.</w:t>
+      </w:r>
+      <w:r>
+        <w:rPr>
+          <w:rFonts w:ascii="Times New Roman" w:hAnsi="Times New Roman" w:cs="Times New Roman"/>
+          <w:sz w:val="24"/>
+          <w:szCs w:val="24"/>
+        </w:rPr>
+        <w:t xml:space="preserve"> </w:t>
+      </w:r>
+    </w:p>
+    <w:p>
+      <w:pPr>
+        <w:ind w:left="360"/>
+        <w:jc w:val="both"/>
         <w:rPr>
           <w:rFonts w:ascii="Times New Roman" w:hAnsi="Times New Roman" w:cs="Times New Roman"/>
           <w:b/>
@@ -4432,17 +3991,111 @@
           <w:sz w:val="24"/>
           <w:szCs w:val="24"/>
         </w:rPr>
-        <w:t>(figure 18.6</w:t>
-      </w:r>
+      </w:pPr>
       <w:r>
         <w:rPr>
           <w:rFonts w:ascii="Times New Roman" w:hAnsi="Times New Roman" w:cs="Times New Roman"/>
           <w:b/>
-          <w:color w:val="FF0000"/>
-          <w:sz w:val="24"/>
-          <w:szCs w:val="24"/>
-        </w:rPr>
-        <w:t>)</w:t>
+          <w:sz w:val="24"/>
+          <w:szCs w:val="24"/>
+        </w:rPr>
+        <w:t>Intérêt en ROP</w:t>
+      </w:r>
+      <w:r>
+        <w:rPr>
+          <w:rFonts w:ascii="Times New Roman" w:hAnsi="Times New Roman" w:cs="Times New Roman"/>
+          <w:sz w:val="24"/>
+          <w:szCs w:val="24"/>
+        </w:rPr>
+        <w:t> : le renforcement</w:t>
+      </w:r>
+      <w:r>
+        <w:rPr>
+          <w:rFonts w:ascii="Times New Roman" w:hAnsi="Times New Roman" w:cs="Times New Roman"/>
+          <w:sz w:val="24"/>
+          <w:szCs w:val="24"/>
+        </w:rPr>
+        <w:t xml:space="preserve"> trop précoce </w:t>
+      </w:r>
+      <w:r>
+        <w:rPr>
+          <w:rFonts w:ascii="Times New Roman" w:hAnsi="Times New Roman" w:cs="Times New Roman"/>
+          <w:sz w:val="24"/>
+          <w:szCs w:val="24"/>
+        </w:rPr>
+        <w:t>des muscles abdominaux</w:t>
+      </w:r>
+      <w:r>
+        <w:rPr>
+          <w:rFonts w:ascii="Times New Roman" w:hAnsi="Times New Roman" w:cs="Times New Roman"/>
+          <w:sz w:val="24"/>
+          <w:szCs w:val="24"/>
+        </w:rPr>
+        <w:t xml:space="preserve"> chez la femme dans le post-partum,</w:t>
+      </w:r>
+      <w:r>
+        <w:rPr>
+          <w:rFonts w:ascii="Times New Roman" w:hAnsi="Times New Roman" w:cs="Times New Roman"/>
+          <w:sz w:val="24"/>
+          <w:szCs w:val="24"/>
+        </w:rPr>
+        <w:t xml:space="preserve"> aggrave cette incontinence. Il fa</w:t>
+      </w:r>
+      <w:r>
+        <w:rPr>
+          <w:rFonts w:ascii="Times New Roman" w:hAnsi="Times New Roman" w:cs="Times New Roman"/>
+          <w:sz w:val="24"/>
+          <w:szCs w:val="24"/>
+        </w:rPr>
+        <w:t>ut</w:t>
+      </w:r>
+      <w:r>
+        <w:rPr>
+          <w:rFonts w:ascii="Times New Roman" w:hAnsi="Times New Roman" w:cs="Times New Roman"/>
+          <w:sz w:val="24"/>
+          <w:szCs w:val="24"/>
+        </w:rPr>
+        <w:t xml:space="preserve"> d’abord</w:t>
+      </w:r>
+      <w:r>
+        <w:rPr>
+          <w:rFonts w:ascii="Times New Roman" w:hAnsi="Times New Roman" w:cs="Times New Roman"/>
+          <w:sz w:val="24"/>
+          <w:szCs w:val="24"/>
+        </w:rPr>
+        <w:t xml:space="preserve"> </w:t>
+      </w:r>
+      <w:r>
+        <w:rPr>
+          <w:rFonts w:ascii="Times New Roman" w:hAnsi="Times New Roman" w:cs="Times New Roman"/>
+          <w:sz w:val="24"/>
+          <w:szCs w:val="24"/>
+        </w:rPr>
+        <w:t>rééquilibrer la tension des fascias s’exerçant sur les berges urétrales afin de réintroduire</w:t>
+      </w:r>
+      <w:r>
+        <w:rPr>
+          <w:rFonts w:ascii="Times New Roman" w:hAnsi="Times New Roman" w:cs="Times New Roman"/>
+          <w:sz w:val="24"/>
+          <w:szCs w:val="24"/>
+        </w:rPr>
+        <w:t xml:space="preserve"> </w:t>
+      </w:r>
+      <w:r>
+        <w:rPr>
+          <w:rFonts w:ascii="Times New Roman" w:hAnsi="Times New Roman" w:cs="Times New Roman"/>
+          <w:sz w:val="24"/>
+          <w:szCs w:val="24"/>
+        </w:rPr>
+        <w:t>le sphincter urétral à l’intérieur de l’enceinte</w:t>
+      </w:r>
+      <w:r>
+        <w:rPr>
+          <w:rFonts w:ascii="Times New Roman" w:hAnsi="Times New Roman" w:cs="Times New Roman"/>
+          <w:sz w:val="24"/>
+          <w:szCs w:val="24"/>
+        </w:rPr>
+        <w:t xml:space="preserve"> manométrique</w:t>
       </w:r>
       <w:r>
         <w:rPr>
@@ -4458,220 +4111,6 @@
           <w:sz w:val="24"/>
           <w:szCs w:val="24"/>
         </w:rPr>
-        <w:t xml:space="preserve"> Si, lors d’un effondrement du périnée, l’urètre s’abaisse et sort de l’enceinte manométrique, la pression abdominale par la contraction des muscles ab</w:t>
-      </w:r>
-      <w:r>
-        <w:rPr>
-          <w:rFonts w:ascii="Times New Roman" w:hAnsi="Times New Roman" w:cs="Times New Roman"/>
-          <w:sz w:val="24"/>
-          <w:szCs w:val="24"/>
-        </w:rPr>
-        <w:t>dominaux lors des</w:t>
-      </w:r>
-      <w:r>
-        <w:rPr>
-          <w:rFonts w:ascii="Times New Roman" w:hAnsi="Times New Roman" w:cs="Times New Roman"/>
-          <w:sz w:val="24"/>
-          <w:szCs w:val="24"/>
-        </w:rPr>
-        <w:t xml:space="preserve"> </w:t>
-      </w:r>
-      <w:r>
-        <w:rPr>
-          <w:rFonts w:ascii="Times New Roman" w:hAnsi="Times New Roman" w:cs="Times New Roman"/>
-          <w:sz w:val="24"/>
-          <w:szCs w:val="24"/>
-        </w:rPr>
-        <w:t>efforts de toux, d’éternuement, de défécation, de l’accouchement ou d</w:t>
-      </w:r>
-      <w:r>
-        <w:rPr>
-          <w:rFonts w:ascii="Times New Roman" w:hAnsi="Times New Roman" w:cs="Times New Roman"/>
-          <w:sz w:val="24"/>
-          <w:szCs w:val="24"/>
-        </w:rPr>
-        <w:t>e</w:t>
-      </w:r>
-      <w:r>
-        <w:rPr>
-          <w:rFonts w:ascii="Times New Roman" w:hAnsi="Times New Roman" w:cs="Times New Roman"/>
-          <w:sz w:val="24"/>
-          <w:szCs w:val="24"/>
-        </w:rPr>
-        <w:t xml:space="preserve"> certaines activités sportives, </w:t>
-      </w:r>
-      <w:r>
-        <w:rPr>
-          <w:rFonts w:ascii="Times New Roman" w:hAnsi="Times New Roman" w:cs="Times New Roman"/>
-          <w:sz w:val="24"/>
-          <w:szCs w:val="24"/>
-        </w:rPr>
-        <w:t>s’ex</w:t>
-      </w:r>
-      <w:r>
-        <w:rPr>
-          <w:rFonts w:ascii="Times New Roman" w:hAnsi="Times New Roman" w:cs="Times New Roman"/>
-          <w:sz w:val="24"/>
-          <w:szCs w:val="24"/>
-        </w:rPr>
-        <w:t>erce uniquement sur la vessie. Elle</w:t>
-      </w:r>
-      <w:r>
-        <w:rPr>
-          <w:rFonts w:ascii="Times New Roman" w:hAnsi="Times New Roman" w:cs="Times New Roman"/>
-          <w:sz w:val="24"/>
-          <w:szCs w:val="24"/>
-        </w:rPr>
-        <w:t xml:space="preserve"> renforce même la pression vésicale au détriment du sphincter urétéral sorti de l’enceinte manométrique provoquant une incontinence urinaire</w:t>
-      </w:r>
-      <w:r>
-        <w:rPr>
-          <w:rFonts w:ascii="Times New Roman" w:hAnsi="Times New Roman" w:cs="Times New Roman"/>
-          <w:sz w:val="24"/>
-          <w:szCs w:val="24"/>
-        </w:rPr>
-        <w:t xml:space="preserve"> d’effort.</w:t>
-      </w:r>
-      <w:r>
-        <w:rPr>
-          <w:rFonts w:ascii="Times New Roman" w:hAnsi="Times New Roman" w:cs="Times New Roman"/>
-          <w:sz w:val="24"/>
-          <w:szCs w:val="24"/>
-        </w:rPr>
-        <w:t xml:space="preserve"> </w:t>
-      </w:r>
-    </w:p>
-    <w:p>
-      <w:pPr>
-        <w:ind w:left="360"/>
-        <w:jc w:val="both"/>
-        <w:rPr>
-          <w:rFonts w:ascii="Times New Roman" w:hAnsi="Times New Roman" w:cs="Times New Roman"/>
-          <w:b/>
-          <w:color w:val="FF0000"/>
-          <w:sz w:val="24"/>
-          <w:szCs w:val="24"/>
-        </w:rPr>
-      </w:pPr>
-      <w:r>
-        <w:rPr>
-          <w:rFonts w:ascii="Times New Roman" w:hAnsi="Times New Roman" w:cs="Times New Roman"/>
-          <w:b/>
-          <w:sz w:val="24"/>
-          <w:szCs w:val="24"/>
-        </w:rPr>
-        <w:t>Intérêt en ROP</w:t>
-      </w:r>
-      <w:r>
-        <w:rPr>
-          <w:rFonts w:ascii="Times New Roman" w:hAnsi="Times New Roman" w:cs="Times New Roman"/>
-          <w:sz w:val="24"/>
-          <w:szCs w:val="24"/>
-        </w:rPr>
-        <w:t> : le renforcement</w:t>
-      </w:r>
-      <w:r>
-        <w:rPr>
-          <w:rFonts w:ascii="Times New Roman" w:hAnsi="Times New Roman" w:cs="Times New Roman"/>
-          <w:sz w:val="24"/>
-          <w:szCs w:val="24"/>
-        </w:rPr>
-        <w:t xml:space="preserve"> trop précoce </w:t>
-      </w:r>
-      <w:r>
-        <w:rPr>
-          <w:rFonts w:ascii="Times New Roman" w:hAnsi="Times New Roman" w:cs="Times New Roman"/>
-          <w:sz w:val="24"/>
-          <w:szCs w:val="24"/>
-        </w:rPr>
-        <w:t>des muscles abdominaux</w:t>
-      </w:r>
-      <w:r>
-        <w:rPr>
-          <w:rFonts w:ascii="Times New Roman" w:hAnsi="Times New Roman" w:cs="Times New Roman"/>
-          <w:sz w:val="24"/>
-          <w:szCs w:val="24"/>
-        </w:rPr>
-        <w:t xml:space="preserve"> chez la femme dans le post-partum,</w:t>
-      </w:r>
-      <w:r>
-        <w:rPr>
-          <w:rFonts w:ascii="Times New Roman" w:hAnsi="Times New Roman" w:cs="Times New Roman"/>
-          <w:sz w:val="24"/>
-          <w:szCs w:val="24"/>
-        </w:rPr>
-        <w:t xml:space="preserve"> aggrave cette incontinence. Il fa</w:t>
-      </w:r>
-      <w:r>
-        <w:rPr>
-          <w:rFonts w:ascii="Times New Roman" w:hAnsi="Times New Roman" w:cs="Times New Roman"/>
-          <w:sz w:val="24"/>
-          <w:szCs w:val="24"/>
-        </w:rPr>
-        <w:t>ut</w:t>
-      </w:r>
-      <w:r>
-        <w:rPr>
-          <w:rFonts w:ascii="Times New Roman" w:hAnsi="Times New Roman" w:cs="Times New Roman"/>
-          <w:sz w:val="24"/>
-          <w:szCs w:val="24"/>
-        </w:rPr>
-        <w:t xml:space="preserve"> d’abord</w:t>
-      </w:r>
-      <w:r>
-        <w:rPr>
-          <w:rFonts w:ascii="Times New Roman" w:hAnsi="Times New Roman" w:cs="Times New Roman"/>
-          <w:sz w:val="24"/>
-          <w:szCs w:val="24"/>
-        </w:rPr>
-        <w:t xml:space="preserve"> </w:t>
-      </w:r>
-      <w:r>
-        <w:rPr>
-          <w:rFonts w:ascii="Times New Roman" w:hAnsi="Times New Roman" w:cs="Times New Roman"/>
-          <w:sz w:val="24"/>
-          <w:szCs w:val="24"/>
-        </w:rPr>
-        <w:t>rééquilibrer la tension des fascias s’exerçant sur les berges urétrales afin de réintroduire</w:t>
-      </w:r>
-      <w:r>
-        <w:rPr>
-          <w:rFonts w:ascii="Times New Roman" w:hAnsi="Times New Roman" w:cs="Times New Roman"/>
-          <w:sz w:val="24"/>
-          <w:szCs w:val="24"/>
-        </w:rPr>
-        <w:t xml:space="preserve"> </w:t>
-      </w:r>
-      <w:r>
-        <w:rPr>
-          <w:rFonts w:ascii="Times New Roman" w:hAnsi="Times New Roman" w:cs="Times New Roman"/>
-          <w:sz w:val="24"/>
-          <w:szCs w:val="24"/>
-        </w:rPr>
-        <w:t>le sphincter urétral à l’intérieur de l’enceinte</w:t>
-      </w:r>
-      <w:r>
-        <w:rPr>
-          <w:rFonts w:ascii="Times New Roman" w:hAnsi="Times New Roman" w:cs="Times New Roman"/>
-          <w:sz w:val="24"/>
-          <w:szCs w:val="24"/>
-        </w:rPr>
-        <w:t xml:space="preserve"> manométrique</w:t>
-      </w:r>
-      <w:r>
-        <w:rPr>
-          <w:rFonts w:ascii="Times New Roman" w:hAnsi="Times New Roman" w:cs="Times New Roman"/>
-          <w:sz w:val="24"/>
-          <w:szCs w:val="24"/>
-        </w:rPr>
-        <w:t>.</w:t>
-      </w:r>
-      <w:r>
-        <w:rPr>
-          <w:rFonts w:ascii="Times New Roman" w:hAnsi="Times New Roman" w:cs="Times New Roman"/>
-          <w:sz w:val="24"/>
-          <w:szCs w:val="24"/>
-        </w:rPr>
         <w:t xml:space="preserve"> Le renforcement des muscles abdominaux pourra ensuite être entrepris en privilégiant une réédu</w:t>
       </w:r>
       <w:r>
@@ -4716,42 +4155,10 @@
         </w:rPr>
         <w:t xml:space="preserve">. </w:t>
       </w:r>
-      <w:r>
-        <w:rPr>
-          <w:rFonts w:ascii="Times New Roman" w:hAnsi="Times New Roman" w:cs="Times New Roman"/>
-          <w:b/>
-          <w:color w:val="FF0000"/>
-          <w:sz w:val="24"/>
-          <w:szCs w:val="24"/>
-        </w:rPr>
-        <w:t xml:space="preserve">(Cf. Gymnastique périnéale </w:t>
-      </w:r>
-      <w:proofErr w:type="spellStart"/>
-      <w:r>
-        <w:rPr>
-          <w:rFonts w:ascii="Times New Roman" w:hAnsi="Times New Roman" w:cs="Times New Roman"/>
-          <w:b/>
-          <w:color w:val="FF0000"/>
-          <w:sz w:val="24"/>
-          <w:szCs w:val="24"/>
-        </w:rPr>
-        <w:t>hypopressive</w:t>
-      </w:r>
-      <w:proofErr w:type="spellEnd"/>
-      <w:r>
-        <w:rPr>
-          <w:rFonts w:ascii="Times New Roman" w:hAnsi="Times New Roman" w:cs="Times New Roman"/>
-          <w:b/>
-          <w:color w:val="FF0000"/>
-          <w:sz w:val="24"/>
-          <w:szCs w:val="24"/>
-        </w:rPr>
-        <w:t>, page…)</w:t>
-      </w:r>
-    </w:p>
-    <w:p>
-      <w:pPr>
-        <w:pStyle w:val="Titre1"/>
+    </w:p>
+    <w:p>
+      <w:pPr>
+        <w:pStyle w:val="Heading1"/>
         <w:rPr>
           <w:color w:val="auto"/>
           <w:highlight w:val="yellow"/>
@@ -4763,11 +4170,9 @@
     </w:p>
     <w:p>
       <w:pPr>
-        <w:pStyle w:val="Titre2"/>
-        <w:rPr>
-          <w:rFonts w:ascii="Times New Roman" w:hAnsi="Times New Roman" w:cs="Times New Roman"/>
-          <w:b/>
-          <w:sz w:val="24"/>
+        <w:pStyle w:val="Heading2"/>
+        <w:rPr>
+          <w:rFonts w:ascii="Times New Roman" w:hAnsi="Times New Roman" w:cs="Times New Roman"/>
           <w:szCs w:val="24"/>
         </w:rPr>
       </w:pPr>
@@ -4777,7 +4182,7 @@
     </w:p>
     <w:p>
       <w:pPr>
-        <w:pStyle w:val="Paragraphedeliste"/>
+        <w:pStyle w:val="ListParagraph"/>
         <w:numPr>
           <w:ilvl w:val="0"/>
           <w:numId w:val="24"/>
@@ -4795,7 +4200,7 @@
     </w:p>
     <w:p>
       <w:pPr>
-        <w:pStyle w:val="Paragraphedeliste"/>
+        <w:pStyle w:val="ListParagraph"/>
         <w:numPr>
           <w:ilvl w:val="0"/>
           <w:numId w:val="25"/>
@@ -4844,7 +4249,7 @@
     </w:p>
     <w:p>
       <w:pPr>
-        <w:pStyle w:val="Paragraphedeliste"/>
+        <w:pStyle w:val="ListParagraph"/>
         <w:numPr>
           <w:ilvl w:val="0"/>
           <w:numId w:val="25"/>
@@ -4875,7 +4280,7 @@
     </w:p>
     <w:p>
       <w:pPr>
-        <w:pStyle w:val="Paragraphedeliste"/>
+        <w:pStyle w:val="ListParagraph"/>
         <w:numPr>
           <w:ilvl w:val="0"/>
           <w:numId w:val="25"/>
@@ -4906,7 +4311,7 @@
     </w:p>
     <w:p>
       <w:pPr>
-        <w:pStyle w:val="Paragraphedeliste"/>
+        <w:pStyle w:val="ListParagraph"/>
         <w:numPr>
           <w:ilvl w:val="0"/>
           <w:numId w:val="25"/>
@@ -4970,7 +4375,7 @@
     </w:p>
     <w:p>
       <w:pPr>
-        <w:pStyle w:val="Paragraphedeliste"/>
+        <w:pStyle w:val="ListParagraph"/>
         <w:numPr>
           <w:ilvl w:val="0"/>
           <w:numId w:val="24"/>
@@ -4985,7 +4390,7 @@
     </w:p>
     <w:p>
       <w:pPr>
-        <w:pStyle w:val="Paragraphedeliste"/>
+        <w:pStyle w:val="ListParagraph"/>
         <w:ind w:left="1211"/>
         <w:jc w:val="both"/>
         <w:rPr>
@@ -5014,7 +4419,7 @@
     </w:p>
     <w:p>
       <w:pPr>
-        <w:pStyle w:val="Paragraphedeliste"/>
+        <w:pStyle w:val="ListParagraph"/>
         <w:numPr>
           <w:ilvl w:val="0"/>
           <w:numId w:val="36"/>
@@ -5026,15 +4431,13 @@
           <w:szCs w:val="24"/>
         </w:rPr>
       </w:pPr>
-      <w:proofErr w:type="spellStart"/>
-      <w:proofErr w:type="spellEnd"/>
       <w:r>
         <w:t>La tension des ligaments pubovésicaux, par fixation de la symphyse pubienne, étire la berge antérieure de l’urètre d’où béance.</w:t>
       </w:r>
     </w:p>
     <w:p>
       <w:pPr>
-        <w:pStyle w:val="Paragraphedeliste"/>
+        <w:pStyle w:val="ListParagraph"/>
         <w:numPr>
           <w:ilvl w:val="0"/>
           <w:numId w:val="36"/>
@@ -5057,7 +4460,7 @@
     </w:p>
     <w:p>
       <w:pPr>
-        <w:pStyle w:val="Paragraphedeliste"/>
+        <w:pStyle w:val="ListParagraph"/>
         <w:ind w:left="1416"/>
         <w:jc w:val="both"/>
         <w:rPr>
@@ -5086,22 +4489,22 @@
     </w:p>
     <w:p>
       <w:pPr>
-        <w:pStyle w:val="Paragraphedeliste"/>
+        <w:pStyle w:val="ListParagraph"/>
         <w:ind w:left="1416"/>
         <w:jc w:val="both"/>
         <w:rPr>
           <w:rFonts w:ascii="Times New Roman" w:hAnsi="Times New Roman" w:cs="Times New Roman"/>
-          <w:color w:val="FF0000"/>
-          <w:sz w:val="24"/>
-          <w:szCs w:val="24"/>
-        </w:rPr>
-      </w:pPr>
-      <w:r>
-        <w:rPr>
-          <w:rFonts w:ascii="Times New Roman" w:hAnsi="Times New Roman" w:cs="Times New Roman"/>
-          <w:sz w:val="24"/>
-          <w:szCs w:val="24"/>
-        </w:rPr>
+          <w:sz w:val="24"/>
+          <w:szCs w:val="24"/>
+        </w:rPr>
+      </w:pPr>
+      <w:r>
+        <w:rPr>
+          <w:rFonts w:ascii="Times New Roman" w:hAnsi="Times New Roman" w:cs="Times New Roman"/>
+          <w:sz w:val="24"/>
+          <w:szCs w:val="24"/>
+        </w:rPr>
+        <w:lastRenderedPageBreak/>
         <w:t xml:space="preserve"> N</w:t>
       </w:r>
       <w:r>
@@ -5126,49 +4529,15 @@
           <w:sz w:val="24"/>
           <w:szCs w:val="24"/>
         </w:rPr>
-        <w:t xml:space="preserve"> vise à rééquilibrer les tensions des fascias entourant l’urètre en agissant sur le plexus pudendal, les attaches du périnée sur le coccyx, la symphyse pubienne, les branches </w:t>
-      </w:r>
-      <w:proofErr w:type="spellStart"/>
-      <w:r>
-        <w:rPr>
-          <w:rFonts w:ascii="Times New Roman" w:hAnsi="Times New Roman" w:cs="Times New Roman"/>
-          <w:sz w:val="24"/>
-          <w:szCs w:val="24"/>
-        </w:rPr>
-        <w:t>ischio</w:t>
-      </w:r>
-      <w:proofErr w:type="spellEnd"/>
-      <w:r>
-        <w:rPr>
-          <w:rFonts w:ascii="Times New Roman" w:hAnsi="Times New Roman" w:cs="Times New Roman"/>
-          <w:sz w:val="24"/>
-          <w:szCs w:val="24"/>
-        </w:rPr>
-        <w:t xml:space="preserve">-pubiennes et le noyau </w:t>
-      </w:r>
-      <w:r>
-        <w:rPr>
-          <w:rFonts w:ascii="Times New Roman" w:hAnsi="Times New Roman" w:cs="Times New Roman"/>
-          <w:sz w:val="24"/>
-          <w:szCs w:val="24"/>
-        </w:rPr>
-        <w:lastRenderedPageBreak/>
-        <w:t xml:space="preserve">fibreux central du périnée. Le système hormonal participe à cet équilibre des fascias. </w:t>
-      </w:r>
-      <w:r>
-        <w:rPr>
-          <w:rFonts w:ascii="Times New Roman" w:hAnsi="Times New Roman" w:cs="Times New Roman"/>
-          <w:b/>
-          <w:color w:val="FF0000"/>
-          <w:sz w:val="24"/>
-          <w:szCs w:val="24"/>
-        </w:rPr>
-        <w:t xml:space="preserve">(Cf. Chapitre 19 Cycle menstruel, page…) </w:t>
-      </w:r>
-    </w:p>
-    <w:p>
-      <w:pPr>
-        <w:pStyle w:val="Paragraphedeliste"/>
+        <w:t xml:space="preserve"> vise à rééquilibrer les tensions des fascias entourant l’urètre en agissant sur le plexus pudendal, les attaches du périnée sur le coccyx, la symphyse pubienne, les branches ischio-pubiennes et le noyau fibreux central du périnée. Le système hormonal participe à cet équilibre des fascias. </w:t>
+      </w:r>
+      <w:r>
+        <w:t>Fuite non précédée d’un besoin : instabilité vésicale sur lésions structurelles responsables de ténesmes (besoin permanent et douloureux de miction), par chirurgie ou infections récidivantes ;</w:t>
+      </w:r>
+    </w:p>
+    <w:p>
+      <w:pPr>
+        <w:pStyle w:val="ListParagraph"/>
         <w:numPr>
           <w:ilvl w:val="0"/>
           <w:numId w:val="24"/>
@@ -5181,24 +4550,6 @@
         </w:rPr>
       </w:pPr>
       <w:r>
-        <w:t>Fuite non précédée d’un besoin : instabilité vésicale sur lésions structurelles responsables de ténesmes (besoin permanent et douloureux de miction), par chirurgie ou infections récidivantes ;</w:t>
-      </w:r>
-    </w:p>
-    <w:p>
-      <w:pPr>
-        <w:pStyle w:val="Paragraphedeliste"/>
-        <w:numPr>
-          <w:ilvl w:val="0"/>
-          <w:numId w:val="24"/>
-        </w:numPr>
-        <w:jc w:val="both"/>
-        <w:rPr>
-          <w:rFonts w:ascii="Times New Roman" w:hAnsi="Times New Roman" w:cs="Times New Roman"/>
-          <w:sz w:val="24"/>
-          <w:szCs w:val="24"/>
-        </w:rPr>
-      </w:pPr>
-      <w:r>
         <w:rPr>
           <w:rFonts w:ascii="Times New Roman" w:hAnsi="Times New Roman" w:cs="Times New Roman"/>
           <w:b/>
@@ -5226,11 +4577,10 @@
     </w:p>
     <w:p>
       <w:pPr>
-        <w:pStyle w:val="Titre2"/>
+        <w:pStyle w:val="Heading2"/>
         <w:rPr>
           <w:rFonts w:ascii="Times New Roman" w:hAnsi="Times New Roman" w:cs="Times New Roman"/>
           <w:color w:val="auto"/>
-          <w:sz w:val="24"/>
           <w:szCs w:val="24"/>
         </w:rPr>
       </w:pPr>
@@ -5240,7 +4590,7 @@
     </w:p>
     <w:p>
       <w:pPr>
-        <w:pStyle w:val="Paragraphedeliste"/>
+        <w:pStyle w:val="ListParagraph"/>
         <w:numPr>
           <w:ilvl w:val="0"/>
           <w:numId w:val="17"/>
@@ -5251,17 +4601,13 @@
           <w:szCs w:val="24"/>
         </w:rPr>
       </w:pPr>
-      <w:proofErr w:type="spellStart"/>
-      <w:proofErr w:type="spellEnd"/>
-      <w:proofErr w:type="spellStart"/>
-      <w:proofErr w:type="spellEnd"/>
       <w:r>
         <w:t>Fuite urinaire non précédée d’un besoin : une vessie qui perd ses urines en dehors de toute notion d’effort nous oblige à suspecter une tumeur, une atteinte neurologique périphérique (spina bifida) ou centrale (paraplégie, sclérose en plaques).</w:t>
       </w:r>
     </w:p>
     <w:p>
       <w:pPr>
-        <w:pStyle w:val="Paragraphedeliste"/>
+        <w:pStyle w:val="ListParagraph"/>
         <w:numPr>
           <w:ilvl w:val="0"/>
           <w:numId w:val="17"/>
@@ -5302,7 +4648,7 @@
     </w:p>
     <w:p>
       <w:pPr>
-        <w:pStyle w:val="Paragraphedeliste"/>
+        <w:pStyle w:val="ListParagraph"/>
         <w:numPr>
           <w:ilvl w:val="0"/>
           <w:numId w:val="17"/>
@@ -5343,7 +4689,7 @@
     </w:p>
     <w:p>
       <w:pPr>
-        <w:pStyle w:val="Paragraphedeliste"/>
+        <w:pStyle w:val="ListParagraph"/>
         <w:ind w:left="1069"/>
         <w:jc w:val="both"/>
         <w:rPr>
@@ -5487,7 +4833,7 @@
     </w:p>
     <w:p>
       <w:pPr>
-        <w:pStyle w:val="Paragraphedeliste"/>
+        <w:pStyle w:val="ListParagraph"/>
         <w:numPr>
           <w:ilvl w:val="0"/>
           <w:numId w:val="31"/>
@@ -5511,7 +4857,7 @@
     </w:p>
     <w:p>
       <w:pPr>
-        <w:pStyle w:val="Paragraphedeliste"/>
+        <w:pStyle w:val="ListParagraph"/>
         <w:numPr>
           <w:ilvl w:val="0"/>
           <w:numId w:val="17"/>
@@ -5543,7 +4889,7 @@
     </w:p>
     <w:p>
       <w:pPr>
-        <w:pStyle w:val="Paragraphedeliste"/>
+        <w:pStyle w:val="ListParagraph"/>
         <w:numPr>
           <w:ilvl w:val="0"/>
           <w:numId w:val="29"/>
@@ -5566,7 +4912,7 @@
     </w:p>
     <w:p>
       <w:pPr>
-        <w:pStyle w:val="Paragraphedeliste"/>
+        <w:pStyle w:val="ListParagraph"/>
         <w:numPr>
           <w:ilvl w:val="0"/>
           <w:numId w:val="27"/>
@@ -5590,7 +4936,7 @@
     </w:p>
     <w:p>
       <w:pPr>
-        <w:pStyle w:val="Paragraphedeliste"/>
+        <w:pStyle w:val="ListParagraph"/>
         <w:numPr>
           <w:ilvl w:val="0"/>
           <w:numId w:val="27"/>
@@ -5614,7 +4960,7 @@
     </w:p>
     <w:p>
       <w:pPr>
-        <w:pStyle w:val="Paragraphedeliste"/>
+        <w:pStyle w:val="ListParagraph"/>
         <w:numPr>
           <w:ilvl w:val="0"/>
           <w:numId w:val="27"/>
@@ -5638,7 +4984,7 @@
     </w:p>
     <w:p>
       <w:pPr>
-        <w:pStyle w:val="Paragraphedeliste"/>
+        <w:pStyle w:val="ListParagraph"/>
         <w:numPr>
           <w:ilvl w:val="0"/>
           <w:numId w:val="13"/>
@@ -5669,7 +5015,7 @@
     </w:p>
     <w:p>
       <w:pPr>
-        <w:pStyle w:val="Paragraphedeliste"/>
+        <w:pStyle w:val="ListParagraph"/>
         <w:numPr>
           <w:ilvl w:val="0"/>
           <w:numId w:val="17"/>
@@ -5687,7 +5033,7 @@
     </w:p>
     <w:p>
       <w:pPr>
-        <w:pStyle w:val="Paragraphedeliste"/>
+        <w:pStyle w:val="ListParagraph"/>
         <w:numPr>
           <w:ilvl w:val="0"/>
           <w:numId w:val="20"/>
@@ -5726,7 +5072,7 @@
     </w:p>
     <w:p>
       <w:pPr>
-        <w:pStyle w:val="Paragraphedeliste"/>
+        <w:pStyle w:val="ListParagraph"/>
         <w:numPr>
           <w:ilvl w:val="0"/>
           <w:numId w:val="20"/>
@@ -5737,8 +5083,6 @@
           <w:szCs w:val="24"/>
         </w:rPr>
       </w:pPr>
-      <w:proofErr w:type="spellStart"/>
-      <w:proofErr w:type="spellEnd"/>
       <w:r>
         <w:t>Séquelles de cystites, cystalgies chroniques : notre rôle est d’agir sur les facteurs favorisant l’infection - dysbiose intestinale, déséquilibres hormonal et émotionnel, troubles statiques du bassin au cours de la grossesse et de l’accouchement - qui perturbent la dynamique de la vessie et favorisent la cystite.</w:t>
       </w:r>
@@ -5755,7 +5099,7 @@
     </w:p>
     <w:p>
       <w:pPr>
-        <w:pStyle w:val="Titre1"/>
+        <w:pStyle w:val="Heading1"/>
         <w:rPr>
           <w:color w:val="auto"/>
         </w:rPr>
@@ -5766,7 +5110,7 @@
     </w:p>
     <w:p>
       <w:pPr>
-        <w:pStyle w:val="Paragraphedeliste"/>
+        <w:pStyle w:val="ListParagraph"/>
         <w:numPr>
           <w:ilvl w:val="0"/>
           <w:numId w:val="3"/>
@@ -5775,21 +5119,35 @@
           <w:rFonts w:ascii="Times New Roman" w:hAnsi="Times New Roman" w:cs="Times New Roman"/>
           <w:sz w:val="24"/>
           <w:szCs w:val="24"/>
-        </w:rPr>
-      </w:pPr>
-      <w:r>
-        <w:rPr>
-          <w:rFonts w:ascii="Times New Roman" w:hAnsi="Times New Roman" w:cs="Times New Roman"/>
-          <w:sz w:val="24"/>
-          <w:szCs w:val="24"/>
-        </w:rPr>
-        <w:t>Vertèbres T</w:t>
-      </w:r>
-      <w:r>
-        <w:rPr>
-          <w:rFonts w:ascii="Times New Roman" w:hAnsi="Times New Roman" w:cs="Times New Roman"/>
-          <w:sz w:val="24"/>
-          <w:szCs w:val="24"/>
+          <w:lang w:val="en-US"/>
+        </w:rPr>
+      </w:pPr>
+      <w:proofErr w:type="spellStart"/>
+      <w:r>
+        <w:rPr>
+          <w:rFonts w:ascii="Times New Roman" w:hAnsi="Times New Roman" w:cs="Times New Roman"/>
+          <w:sz w:val="24"/>
+          <w:szCs w:val="24"/>
+          <w:lang w:val="en-US"/>
+        </w:rPr>
+        <w:t>Vertèbres</w:t>
+      </w:r>
+      <w:proofErr w:type="spellEnd"/>
+      <w:r>
+        <w:rPr>
+          <w:rFonts w:ascii="Times New Roman" w:hAnsi="Times New Roman" w:cs="Times New Roman"/>
+          <w:sz w:val="24"/>
+          <w:szCs w:val="24"/>
+          <w:lang w:val="en-US"/>
+        </w:rPr>
+        <w:t xml:space="preserve"> T</w:t>
+      </w:r>
+      <w:r>
+        <w:rPr>
+          <w:rFonts w:ascii="Times New Roman" w:hAnsi="Times New Roman" w:cs="Times New Roman"/>
+          <w:sz w:val="24"/>
+          <w:szCs w:val="24"/>
+          <w:lang w:val="en-US"/>
         </w:rPr>
         <w:t>h</w:t>
       </w:r>
@@ -5798,6 +5156,7 @@
           <w:rFonts w:ascii="Times New Roman" w:hAnsi="Times New Roman" w:cs="Times New Roman"/>
           <w:sz w:val="24"/>
           <w:szCs w:val="24"/>
+          <w:lang w:val="en-US"/>
         </w:rPr>
         <w:t>11-T</w:t>
       </w:r>
@@ -5806,6 +5165,7 @@
           <w:rFonts w:ascii="Times New Roman" w:hAnsi="Times New Roman" w:cs="Times New Roman"/>
           <w:sz w:val="24"/>
           <w:szCs w:val="24"/>
+          <w:lang w:val="en-US"/>
         </w:rPr>
         <w:t>h</w:t>
       </w:r>
@@ -5814,21 +5174,36 @@
           <w:rFonts w:ascii="Times New Roman" w:hAnsi="Times New Roman" w:cs="Times New Roman"/>
           <w:sz w:val="24"/>
           <w:szCs w:val="24"/>
-        </w:rPr>
-        <w:t>12- L1-L2, sacrum, articulation-coccygienne</w:t>
-      </w:r>
-      <w:r>
-        <w:rPr>
-          <w:rFonts w:ascii="Times New Roman" w:hAnsi="Times New Roman" w:cs="Times New Roman"/>
-          <w:sz w:val="24"/>
-          <w:szCs w:val="24"/>
+          <w:lang w:val="en-US"/>
+        </w:rPr>
+        <w:t>12- L1-L2, sacrum, articulation-</w:t>
+      </w:r>
+      <w:proofErr w:type="spellStart"/>
+      <w:proofErr w:type="gramStart"/>
+      <w:r>
+        <w:rPr>
+          <w:rFonts w:ascii="Times New Roman" w:hAnsi="Times New Roman" w:cs="Times New Roman"/>
+          <w:sz w:val="24"/>
+          <w:szCs w:val="24"/>
+          <w:lang w:val="en-US"/>
+        </w:rPr>
+        <w:t>coccygienne</w:t>
+      </w:r>
+      <w:proofErr w:type="spellEnd"/>
+      <w:r>
+        <w:rPr>
+          <w:rFonts w:ascii="Times New Roman" w:hAnsi="Times New Roman" w:cs="Times New Roman"/>
+          <w:sz w:val="24"/>
+          <w:szCs w:val="24"/>
+          <w:lang w:val="en-US"/>
         </w:rPr>
         <w:t> ;</w:t>
       </w:r>
-    </w:p>
-    <w:p>
-      <w:pPr>
-        <w:pStyle w:val="Paragraphedeliste"/>
+      <w:proofErr w:type="gramEnd"/>
+    </w:p>
+    <w:p>
+      <w:pPr>
+        <w:pStyle w:val="ListParagraph"/>
         <w:numPr>
           <w:ilvl w:val="0"/>
           <w:numId w:val="3"/>
@@ -5853,7 +5228,7 @@
           <w:sz w:val="24"/>
           <w:szCs w:val="24"/>
         </w:rPr>
-        <w:t>-</w:t>
+        <w:t>-tubéral et sacro-</w:t>
       </w:r>
       <w:proofErr w:type="spellStart"/>
       <w:r>
@@ -5862,7 +5237,7 @@
           <w:sz w:val="24"/>
           <w:szCs w:val="24"/>
         </w:rPr>
-        <w:t>tubéral</w:t>
+        <w:t>spineux</w:t>
       </w:r>
       <w:proofErr w:type="spellEnd"/>
       <w:r>
@@ -5871,30 +5246,12 @@
           <w:sz w:val="24"/>
           <w:szCs w:val="24"/>
         </w:rPr>
-        <w:t xml:space="preserve"> et sacro-</w:t>
-      </w:r>
-      <w:proofErr w:type="spellStart"/>
-      <w:r>
-        <w:rPr>
-          <w:rFonts w:ascii="Times New Roman" w:hAnsi="Times New Roman" w:cs="Times New Roman"/>
-          <w:sz w:val="24"/>
-          <w:szCs w:val="24"/>
-        </w:rPr>
-        <w:t>spineux</w:t>
-      </w:r>
-      <w:proofErr w:type="spellEnd"/>
-      <w:r>
-        <w:rPr>
-          <w:rFonts w:ascii="Times New Roman" w:hAnsi="Times New Roman" w:cs="Times New Roman"/>
-          <w:sz w:val="24"/>
-          <w:szCs w:val="24"/>
-        </w:rPr>
         <w:t> ;</w:t>
       </w:r>
     </w:p>
     <w:p>
       <w:pPr>
-        <w:pStyle w:val="Paragraphedeliste"/>
+        <w:pStyle w:val="ListParagraph"/>
         <w:numPr>
           <w:ilvl w:val="0"/>
           <w:numId w:val="3"/>
@@ -5924,7 +5281,7 @@
     </w:p>
     <w:p>
       <w:pPr>
-        <w:pStyle w:val="Paragraphedeliste"/>
+        <w:pStyle w:val="ListParagraph"/>
         <w:numPr>
           <w:ilvl w:val="0"/>
           <w:numId w:val="3"/>
@@ -5959,25 +5316,7 @@
           <w:sz w:val="24"/>
           <w:szCs w:val="24"/>
         </w:rPr>
-        <w:t>-</w:t>
-      </w:r>
-      <w:proofErr w:type="spellStart"/>
-      <w:r>
-        <w:rPr>
-          <w:rFonts w:ascii="Times New Roman" w:hAnsi="Times New Roman" w:cs="Times New Roman"/>
-          <w:sz w:val="24"/>
-          <w:szCs w:val="24"/>
-        </w:rPr>
-        <w:t>fibulaires</w:t>
-      </w:r>
-      <w:proofErr w:type="spellEnd"/>
-      <w:r>
-        <w:rPr>
-          <w:rFonts w:ascii="Times New Roman" w:hAnsi="Times New Roman" w:cs="Times New Roman"/>
-          <w:sz w:val="24"/>
-          <w:szCs w:val="24"/>
-        </w:rPr>
-        <w:t xml:space="preserve"> supérieure et inférieure</w:t>
+        <w:t>-fibulaires supérieure et inférieure</w:t>
       </w:r>
       <w:r>
         <w:rPr>
@@ -5990,12 +5329,13 @@
     </w:p>
     <w:p>
       <w:pPr>
-        <w:pStyle w:val="Titre1"/>
+        <w:pStyle w:val="Heading1"/>
         <w:rPr>
           <w:color w:val="auto"/>
         </w:rPr>
       </w:pPr>
       <w:r>
+        <w:lastRenderedPageBreak/>
         <w:t>10. Relations viscéro-émotionnelles</w:t>
       </w:r>
     </w:p>
@@ -6049,7 +5389,7 @@
     </w:p>
     <w:p>
       <w:pPr>
-        <w:pStyle w:val="Titre1"/>
+        <w:pStyle w:val="Heading1"/>
         <w:rPr>
           <w:highlight w:val="yellow"/>
         </w:rPr>
@@ -6060,7 +5400,7 @@
     </w:p>
     <w:p>
       <w:pPr>
-        <w:pStyle w:val="Paragraphedeliste"/>
+        <w:pStyle w:val="ListParagraph"/>
         <w:numPr>
           <w:ilvl w:val="0"/>
           <w:numId w:val="13"/>
@@ -6080,7 +5420,7 @@
     </w:p>
     <w:p>
       <w:pPr>
-        <w:pStyle w:val="Paragraphedeliste"/>
+        <w:pStyle w:val="ListParagraph"/>
         <w:numPr>
           <w:ilvl w:val="0"/>
           <w:numId w:val="19"/>
@@ -6092,17 +5432,13 @@
           <w:szCs w:val="24"/>
         </w:rPr>
       </w:pPr>
-      <w:proofErr w:type="spellStart"/>
-      <w:proofErr w:type="spellEnd"/>
-      <w:proofErr w:type="spellStart"/>
-      <w:proofErr w:type="spellEnd"/>
       <w:r>
         <w:t>Décubitus dorsal, bassin rétroversé, en déclive par gros coussin sous les fesses, jambes surélevées en appui sur un mur, à jeun, vessie vide : expiration nasale + traction sus-pubienne par les pulpes des doigts vers l’ombilic, 10 fois.</w:t>
       </w:r>
     </w:p>
     <w:p>
       <w:pPr>
-        <w:pStyle w:val="Paragraphedeliste"/>
+        <w:pStyle w:val="ListParagraph"/>
         <w:numPr>
           <w:ilvl w:val="0"/>
           <w:numId w:val="19"/>
@@ -6114,15 +5450,13 @@
           <w:szCs w:val="24"/>
         </w:rPr>
       </w:pPr>
-      <w:proofErr w:type="spellStart"/>
-      <w:proofErr w:type="spellEnd"/>
       <w:r>
         <w:t>Renforcer les rotateurs externes des hanches : décubitus dorsal, membres inférieurs allongés en rotation externe, bassin rétroversé, appuyer le bord externe des pieds sur le sol tout en contractant les fessiers et en poussant le pubis vers le haut.</w:t>
       </w:r>
     </w:p>
     <w:p>
       <w:pPr>
-        <w:pStyle w:val="Paragraphedeliste"/>
+        <w:pStyle w:val="ListParagraph"/>
         <w:numPr>
           <w:ilvl w:val="0"/>
           <w:numId w:val="19"/>
@@ -6134,15 +5468,13 @@
           <w:szCs w:val="24"/>
         </w:rPr>
       </w:pPr>
-      <w:proofErr w:type="spellStart"/>
-      <w:proofErr w:type="spellEnd"/>
       <w:r>
         <w:t>Décubitus dorsal, genoux pliés, serrer un livre entre les genoux pour renforcer les fibres sphinctériennes du périnée en sollicitant les adducteurs des hanches.</w:t>
       </w:r>
     </w:p>
     <w:p>
       <w:pPr>
-        <w:pStyle w:val="Paragraphedeliste"/>
+        <w:pStyle w:val="ListParagraph"/>
         <w:numPr>
           <w:ilvl w:val="0"/>
           <w:numId w:val="19"/>
@@ -6160,30 +5492,12 @@
           <w:sz w:val="24"/>
           <w:szCs w:val="24"/>
         </w:rPr>
-        <w:t xml:space="preserve">Position </w:t>
-      </w:r>
-      <w:proofErr w:type="spellStart"/>
-      <w:r>
-        <w:rPr>
-          <w:rFonts w:ascii="Times New Roman" w:hAnsi="Times New Roman" w:cs="Times New Roman"/>
-          <w:sz w:val="24"/>
-          <w:szCs w:val="24"/>
-        </w:rPr>
-        <w:t>quadrupédique</w:t>
-      </w:r>
-      <w:proofErr w:type="spellEnd"/>
-      <w:r>
-        <w:rPr>
-          <w:rFonts w:ascii="Times New Roman" w:hAnsi="Times New Roman" w:cs="Times New Roman"/>
-          <w:sz w:val="24"/>
-          <w:szCs w:val="24"/>
-        </w:rPr>
-        <w:t>, en appui sur les coudes : expiration par le nez par saccades, rentrer le ventre.</w:t>
-      </w:r>
-    </w:p>
-    <w:p>
-      <w:pPr>
-        <w:pStyle w:val="Paragraphedeliste"/>
+        <w:t>Position quadrupédique, en appui sur les coudes : expiration par le nez par saccades, rentrer le ventre.</w:t>
+      </w:r>
+    </w:p>
+    <w:p>
+      <w:pPr>
+        <w:pStyle w:val="ListParagraph"/>
         <w:numPr>
           <w:ilvl w:val="0"/>
           <w:numId w:val="19"/>
@@ -6195,15 +5509,13 @@
           <w:szCs w:val="24"/>
         </w:rPr>
       </w:pPr>
-      <w:proofErr w:type="spellStart"/>
-      <w:proofErr w:type="spellEnd"/>
       <w:r>
         <w:t>Aux toilettes, arrêter plusieurs fois la miction pour renforcer les fibres sphinctériennes du périnée.</w:t>
       </w:r>
     </w:p>
     <w:p>
       <w:pPr>
-        <w:pStyle w:val="Paragraphedeliste"/>
+        <w:pStyle w:val="ListParagraph"/>
         <w:numPr>
           <w:ilvl w:val="0"/>
           <w:numId w:val="19"/>
@@ -6226,7 +5538,7 @@
     </w:p>
     <w:p>
       <w:pPr>
-        <w:pStyle w:val="Paragraphedeliste"/>
+        <w:pStyle w:val="ListParagraph"/>
         <w:numPr>
           <w:ilvl w:val="0"/>
           <w:numId w:val="13"/>
@@ -6257,18 +5569,27 @@
         </w:rPr>
       </w:pPr>
     </w:p>
-    <w:p>
-      <w:pPr/>
-    </w:p>
-    <w:p>
-      <w:pPr/>
-    </w:p>
-    <w:p>
-      <w:pPr/>
-    </w:p>
-    <w:p>
-      <w:pPr>
-        <w:pStyle w:val="Titre1"/>
+    <w:p/>
+    <w:p/>
+    <w:p>
+      <w:pPr>
+        <w:rPr>
+          <w:lang w:val="en-US"/>
+        </w:rPr>
+      </w:pPr>
+    </w:p>
+    <w:p>
+      <w:pPr>
+        <w:rPr>
+          <w:lang w:val="en-US"/>
+        </w:rPr>
+      </w:pPr>
+    </w:p>
+    <w:p/>
+    <w:p/>
+    <w:p>
+      <w:pPr>
+        <w:pStyle w:val="Heading1"/>
         <w:spacing w:before="0" w:after="40" w:line="240" w:lineRule="auto"/>
         <w:rPr>
           <w:color w:val="auto"/>
@@ -6279,12 +5600,13 @@
         <w:rPr>
           <w:sz w:val="20"/>
         </w:rPr>
+        <w:lastRenderedPageBreak/>
         <w:t>12. Zones réflexes podales</w:t>
       </w:r>
     </w:p>
     <w:p>
       <w:pPr>
-        <w:spacing w:before="0" w:after="40" w:line="240" w:lineRule="auto"/>
+        <w:spacing w:after="40" w:line="240" w:lineRule="auto"/>
         <w:ind w:left="454" w:hanging="227"/>
         <w:rPr>
           <w:rFonts w:ascii="Times New Roman" w:hAnsi="Times New Roman" w:cs="Times New Roman"/>
@@ -6297,12 +5619,18 @@
         <w:rPr>
           <w:sz w:val="20"/>
         </w:rPr>
-        <w:t>1. Syndrome général d’adaptation : (Cf. Chapitre 2, page …)</w:t>
-      </w:r>
-    </w:p>
-    <w:p>
-      <w:pPr>
-        <w:spacing w:before="0" w:after="40" w:line="240" w:lineRule="auto"/>
+        <w:t>1. Syndrome général d’adaptation : (Cf. Chapitre 2</w:t>
+      </w:r>
+      <w:r>
+        <w:rPr>
+          <w:sz w:val="20"/>
+        </w:rPr>
+        <w:t>)</w:t>
+      </w:r>
+    </w:p>
+    <w:p>
+      <w:pPr>
+        <w:spacing w:after="40" w:line="240" w:lineRule="auto"/>
         <w:ind w:left="454" w:hanging="198"/>
         <w:jc w:val="both"/>
         <w:rPr>
@@ -6313,12 +5641,12 @@
         </w:rPr>
       </w:pPr>
       <w:r>
-        <w:t>• Parasympathique pelvien (sacré) : moelle sacrée S2-S3 S4 (étage vertébral L1-L2) ; (figures 4.23)</w:t>
-      </w:r>
-    </w:p>
-    <w:p>
-      <w:pPr>
-        <w:spacing w:before="0" w:after="40" w:line="240" w:lineRule="auto"/>
+        <w:t xml:space="preserve">• Parasympathique pelvien (sacré) : moelle sacrée S2-S3 S4 (étage vertébral L1-L2) ; </w:t>
+      </w:r>
+    </w:p>
+    <w:p>
+      <w:pPr>
+        <w:spacing w:after="40" w:line="240" w:lineRule="auto"/>
         <w:ind w:left="454" w:hanging="198"/>
         <w:jc w:val="both"/>
         <w:rPr>
@@ -6329,12 +5657,12 @@
         </w:rPr>
       </w:pPr>
       <w:r>
-        <w:t>• Colonne vertébrale, articulations costo-transversaires Th10 à L2 (vertèbres Th11-Th12), chaîne ganglionnaire latéro-vertébrale thoracique inférieure, lombaire et sacrée) ; (figures 4.29 et 4.32)</w:t>
-      </w:r>
-    </w:p>
-    <w:p>
-      <w:pPr>
-        <w:spacing w:before="0" w:after="40" w:line="240" w:lineRule="auto"/>
+        <w:t xml:space="preserve">• Colonne vertébrale, articulations costo-transversaires Th10 à L2 (vertèbres Th11-Th12), chaîne ganglionnaire latéro-vertébrale thoracique inférieure, lombaire et sacrée) ; </w:t>
+      </w:r>
+    </w:p>
+    <w:p>
+      <w:pPr>
+        <w:spacing w:after="40" w:line="240" w:lineRule="auto"/>
         <w:ind w:left="454" w:hanging="198"/>
         <w:jc w:val="both"/>
         <w:rPr>
@@ -6350,7 +5678,7 @@
     </w:p>
     <w:p>
       <w:pPr>
-        <w:spacing w:before="0" w:after="40" w:line="240" w:lineRule="auto"/>
+        <w:spacing w:after="40" w:line="240" w:lineRule="auto"/>
         <w:ind w:left="454" w:hanging="227"/>
         <w:jc w:val="both"/>
         <w:rPr>
@@ -6365,12 +5693,18 @@
         <w:rPr>
           <w:sz w:val="20"/>
         </w:rPr>
-        <w:t>2. Syndrome loco-régional : (Cf. Chapitre 2, page …)</w:t>
-      </w:r>
-    </w:p>
-    <w:p>
-      <w:pPr>
-        <w:spacing w:before="0" w:after="40" w:line="240" w:lineRule="auto"/>
+        <w:t>2. Syndrome loco-régional : (Cf. Chapitre 2</w:t>
+      </w:r>
+      <w:r>
+        <w:rPr>
+          <w:sz w:val="20"/>
+        </w:rPr>
+        <w:t>)</w:t>
+      </w:r>
+    </w:p>
+    <w:p>
+      <w:pPr>
+        <w:spacing w:after="40" w:line="240" w:lineRule="auto"/>
         <w:ind w:left="454" w:hanging="198"/>
         <w:jc w:val="both"/>
         <w:rPr>
@@ -6381,12 +5715,15 @@
         </w:rPr>
       </w:pPr>
       <w:r>
-        <w:t>• Cavité pelvienne, périnée : (figures 17.15, 17.16 et 17.17)</w:t>
-      </w:r>
-    </w:p>
-    <w:p>
-      <w:pPr>
-        <w:spacing w:before="0" w:after="40" w:line="240" w:lineRule="auto"/>
+        <w:t>• Cavité pelvienne, périnée</w:t>
+      </w:r>
+      <w:r>
+        <w:t> ;</w:t>
+      </w:r>
+    </w:p>
+    <w:p>
+      <w:pPr>
+        <w:spacing w:after="40" w:line="240" w:lineRule="auto"/>
         <w:ind w:left="454" w:hanging="198"/>
         <w:jc w:val="both"/>
         <w:rPr>
@@ -6397,12 +5734,15 @@
         </w:rPr>
       </w:pPr>
       <w:r>
-        <w:t>• Vessie : (figures 18.7, 18.8 et 18.9)</w:t>
-      </w:r>
-    </w:p>
-    <w:p>
-      <w:pPr>
-        <w:spacing w:before="0" w:after="40" w:line="240" w:lineRule="auto"/>
+        <w:t>• Vessie</w:t>
+      </w:r>
+      <w:r>
+        <w:t> ;</w:t>
+      </w:r>
+    </w:p>
+    <w:p>
+      <w:pPr>
+        <w:spacing w:after="40" w:line="240" w:lineRule="auto"/>
         <w:ind w:left="454" w:hanging="198"/>
         <w:jc w:val="both"/>
         <w:rPr>
@@ -6421,7 +5761,7 @@
     </w:p>
     <w:p>
       <w:pPr>
-        <w:spacing w:before="0" w:after="40" w:line="240" w:lineRule="auto"/>
+        <w:spacing w:after="40" w:line="240" w:lineRule="auto"/>
         <w:ind w:left="454" w:hanging="198"/>
         <w:jc w:val="both"/>
         <w:rPr>
@@ -6435,12 +5775,12 @@
         <w:rPr>
           <w:sz w:val="20"/>
         </w:rPr>
-        <w:t>• Trigone de la vessie, région cervico-isthmique de l’utérus/ prostate : repérer la zone réflexe du noyau fibreux central du périnée, en avant du coccyx (figure 18.10), un sillon orienté dorsalement et postérieur aboutit à une fossette à la face postéro-médiale du calcanéum ;</w:t>
-      </w:r>
-    </w:p>
-    <w:p>
-      <w:pPr>
-        <w:spacing w:before="0" w:after="40" w:line="240" w:lineRule="auto"/>
+        <w:t>• Trigone de la vessie, région cervico-isthmique de l’utérus/ prostate : repérer la zone réflexe du noyau fibreux central du périnée, en avant du coccyx, un sillon orienté dorsalement et postérieur aboutit à une fossette à la face postéro-médiale du calcanéum ;</w:t>
+      </w:r>
+    </w:p>
+    <w:p>
+      <w:pPr>
+        <w:spacing w:after="40" w:line="240" w:lineRule="auto"/>
         <w:ind w:left="454" w:hanging="198"/>
         <w:jc w:val="both"/>
         <w:rPr>
@@ -6459,7 +5799,7 @@
     </w:p>
     <w:p>
       <w:pPr>
-        <w:spacing w:before="0" w:after="40" w:line="240" w:lineRule="auto"/>
+        <w:spacing w:after="40" w:line="240" w:lineRule="auto"/>
         <w:ind w:left="454" w:hanging="198"/>
         <w:jc w:val="both"/>
         <w:rPr>
@@ -6473,12 +5813,12 @@
         <w:rPr>
           <w:sz w:val="20"/>
         </w:rPr>
-        <w:t>• Fente uro-génitale, noyau fibreux central du périnée, urètre et sphincter externe de la vessie : bord inférieur du calcanéum en avant du coccyx. (figure 18.10)</w:t>
-      </w:r>
-    </w:p>
-    <w:p>
-      <w:pPr>
-        <w:spacing w:before="0" w:after="40" w:line="240" w:lineRule="auto"/>
+        <w:t xml:space="preserve">• Fente uro-génitale, noyau fibreux central du périnée, urètre et sphincter externe de la vessie : bord inférieur du calcanéum en avant du coccyx. </w:t>
+      </w:r>
+    </w:p>
+    <w:p>
+      <w:pPr>
+        <w:spacing w:after="40" w:line="240" w:lineRule="auto"/>
         <w:ind w:left="454" w:hanging="227"/>
         <w:jc w:val="both"/>
         <w:rPr>
@@ -6492,12 +5832,18 @@
         <w:rPr>
           <w:sz w:val="20"/>
         </w:rPr>
-        <w:t>3. Système limbique : (Cf. Chapitre 2, page …)</w:t>
-      </w:r>
-    </w:p>
-    <w:p>
-      <w:pPr>
-        <w:spacing w:before="0" w:after="40" w:line="240" w:lineRule="auto"/>
+        <w:t>3. Système limbique : (Cf. Chapitre 2</w:t>
+      </w:r>
+      <w:r>
+        <w:rPr>
+          <w:sz w:val="20"/>
+        </w:rPr>
+        <w:t>)</w:t>
+      </w:r>
+    </w:p>
+    <w:p>
+      <w:pPr>
+        <w:spacing w:after="40" w:line="240" w:lineRule="auto"/>
         <w:ind w:left="454" w:hanging="198"/>
         <w:jc w:val="both"/>
         <w:rPr>
@@ -6508,7 +5854,7 @@
         </w:rPr>
       </w:pPr>
       <w:r>
-        <w:t>• Balance cerveau limbique-vessie : écoute-induction, un pouce sur la vessie, l’autre pouce sur cerveau limbique. (figure 1.12)</w:t>
+        <w:t xml:space="preserve">• Balance cerveau limbique-vessie : écoute-induction, un pouce sur la vessie, l’autre pouce sur cerveau limbique. </w:t>
       </w:r>
     </w:p>
     <w:sectPr>
@@ -6522,8 +5868,8 @@
 </file>
 
 <file path=word/numbering.xml><?xml version="1.0" encoding="utf-8"?>
-<w:numbering xmlns:ve="http://schemas.openxmlformats.org/markup-compatibility/2006" xmlns:o="urn:schemas-microsoft-com:office:office" xmlns:r="http://schemas.openxmlformats.org/officeDocument/2006/relationships" xmlns:m="http://schemas.openxmlformats.org/officeDocument/2006/math" xmlns:v="urn:schemas-microsoft-com:vml" xmlns:wp="http://schemas.openxmlformats.org/drawingml/2006/wordprocessingDrawing" xmlns:w10="urn:schemas-microsoft-com:office:word" xmlns:w="http://schemas.openxmlformats.org/wordprocessingml/2006/main" xmlns:wne="http://schemas.microsoft.com/office/word/2006/wordml">
-  <w:abstractNum w:abstractNumId="0">
+<w:numbering xmlns:wpc="http://schemas.microsoft.com/office/word/2010/wordprocessingCanvas" xmlns:cx="http://schemas.microsoft.com/office/drawing/2014/chartex" xmlns:cx1="http://schemas.microsoft.com/office/drawing/2015/9/8/chartex" xmlns:cx2="http://schemas.microsoft.com/office/drawing/2015/10/21/chartex" xmlns:cx3="http://schemas.microsoft.com/office/drawing/2016/5/9/chartex" xmlns:cx4="http://schemas.microsoft.com/office/drawing/2016/5/10/chartex" xmlns:cx5="http://schemas.microsoft.com/office/drawing/2016/5/11/chartex" xmlns:cx6="http://schemas.microsoft.com/office/drawing/2016/5/12/chartex" xmlns:cx7="http://schemas.microsoft.com/office/drawing/2016/5/13/chartex" xmlns:cx8="http://schemas.microsoft.com/office/drawing/2016/5/14/chartex" xmlns:mc="http://schemas.openxmlformats.org/markup-compatibility/2006" xmlns:aink="http://schemas.microsoft.com/office/drawing/2016/ink" xmlns:am3d="http://schemas.microsoft.com/office/drawing/2017/model3d" xmlns:o="urn:schemas-microsoft-com:office:office" xmlns:oel="http://schemas.microsoft.com/office/2019/extlst" xmlns:r="http://schemas.openxmlformats.org/officeDocument/2006/relationships" xmlns:m="http://schemas.openxmlformats.org/officeDocument/2006/math" xmlns:v="urn:schemas-microsoft-com:vml" xmlns:wp14="http://schemas.microsoft.com/office/word/2010/wordprocessingDrawing" xmlns:wp="http://schemas.openxmlformats.org/drawingml/2006/wordprocessingDrawing" xmlns:w10="urn:schemas-microsoft-com:office:word" xmlns:w="http://schemas.openxmlformats.org/wordprocessingml/2006/main" xmlns:w14="http://schemas.microsoft.com/office/word/2010/wordml" xmlns:w15="http://schemas.microsoft.com/office/word/2012/wordml" xmlns:w16cei="http://schemas.microsoft.com/office/word/2026/wordml/cei" xmlns:w16cex="http://schemas.microsoft.com/office/word/2018/wordml/cex" xmlns:w16cid="http://schemas.microsoft.com/office/word/2016/wordml/cid" xmlns:w16="http://schemas.microsoft.com/office/word/2018/wordml" xmlns:w16du="http://schemas.microsoft.com/office/word/2023/wordml/word16du" xmlns:w16sdtdh="http://schemas.microsoft.com/office/word/2020/wordml/sdtdatahash" xmlns:w16sdtfl="http://schemas.microsoft.com/office/word/2024/wordml/sdtformatlock" xmlns:w16se="http://schemas.microsoft.com/office/word/2015/wordml/symex" xmlns:wpg="http://schemas.microsoft.com/office/word/2010/wordprocessingGroup" xmlns:wpi="http://schemas.microsoft.com/office/word/2010/wordprocessingInk" xmlns:wne="http://schemas.microsoft.com/office/word/2006/wordml" xmlns:wps="http://schemas.microsoft.com/office/word/2010/wordprocessingShape" mc:Ignorable="w14 w15 w16se w16cid w16 w16cex w16sdtdh w16sdtfl w16du wp14">
+  <w:abstractNum w:abstractNumId="0" w15:restartNumberingAfterBreak="0">
     <w:nsid w:val="05D97BF9"/>
     <w:multiLevelType w:val="hybridMultilevel"/>
     <w:tmpl w:val="CB0C2248"/>
@@ -6636,7 +5982,7 @@
       </w:rPr>
     </w:lvl>
   </w:abstractNum>
-  <w:abstractNum w:abstractNumId="1">
+  <w:abstractNum w:abstractNumId="1" w15:restartNumberingAfterBreak="0">
     <w:nsid w:val="0B03183E"/>
     <w:multiLevelType w:val="hybridMultilevel"/>
     <w:tmpl w:val="8800DFB6"/>
@@ -6749,7 +6095,7 @@
       </w:rPr>
     </w:lvl>
   </w:abstractNum>
-  <w:abstractNum w:abstractNumId="2">
+  <w:abstractNum w:abstractNumId="2" w15:restartNumberingAfterBreak="0">
     <w:nsid w:val="0B4578EA"/>
     <w:multiLevelType w:val="hybridMultilevel"/>
     <w:tmpl w:val="4AA61E88"/>
@@ -6862,7 +6208,7 @@
       </w:rPr>
     </w:lvl>
   </w:abstractNum>
-  <w:abstractNum w:abstractNumId="3">
+  <w:abstractNum w:abstractNumId="3" w15:restartNumberingAfterBreak="0">
     <w:nsid w:val="0EA333F3"/>
     <w:multiLevelType w:val="hybridMultilevel"/>
     <w:tmpl w:val="BF3E66A4"/>
@@ -6975,7 +6321,7 @@
       </w:rPr>
     </w:lvl>
   </w:abstractNum>
-  <w:abstractNum w:abstractNumId="4">
+  <w:abstractNum w:abstractNumId="4" w15:restartNumberingAfterBreak="0">
     <w:nsid w:val="0FED191A"/>
     <w:multiLevelType w:val="hybridMultilevel"/>
     <w:tmpl w:val="A418C5EE"/>
@@ -7088,7 +6434,7 @@
       </w:rPr>
     </w:lvl>
   </w:abstractNum>
-  <w:abstractNum w:abstractNumId="5">
+  <w:abstractNum w:abstractNumId="5" w15:restartNumberingAfterBreak="0">
     <w:nsid w:val="10431318"/>
     <w:multiLevelType w:val="hybridMultilevel"/>
     <w:tmpl w:val="86F4B31C"/>
@@ -7201,7 +6547,7 @@
       </w:rPr>
     </w:lvl>
   </w:abstractNum>
-  <w:abstractNum w:abstractNumId="6">
+  <w:abstractNum w:abstractNumId="6" w15:restartNumberingAfterBreak="0">
     <w:nsid w:val="12B14E2C"/>
     <w:multiLevelType w:val="hybridMultilevel"/>
     <w:tmpl w:val="7BEECF8E"/>
@@ -7314,7 +6660,7 @@
       </w:rPr>
     </w:lvl>
   </w:abstractNum>
-  <w:abstractNum w:abstractNumId="7">
+  <w:abstractNum w:abstractNumId="7" w15:restartNumberingAfterBreak="0">
     <w:nsid w:val="159B7E7C"/>
     <w:multiLevelType w:val="hybridMultilevel"/>
     <w:tmpl w:val="5AB8CBF8"/>
@@ -7427,7 +6773,7 @@
       </w:rPr>
     </w:lvl>
   </w:abstractNum>
-  <w:abstractNum w:abstractNumId="8">
+  <w:abstractNum w:abstractNumId="8" w15:restartNumberingAfterBreak="0">
     <w:nsid w:val="1F14674F"/>
     <w:multiLevelType w:val="hybridMultilevel"/>
     <w:tmpl w:val="2CAE52CC"/>
@@ -7540,7 +6886,7 @@
       </w:rPr>
     </w:lvl>
   </w:abstractNum>
-  <w:abstractNum w:abstractNumId="9">
+  <w:abstractNum w:abstractNumId="9" w15:restartNumberingAfterBreak="0">
     <w:nsid w:val="26E37F47"/>
     <w:multiLevelType w:val="hybridMultilevel"/>
     <w:tmpl w:val="5498BB08"/>
@@ -7653,7 +6999,7 @@
       </w:rPr>
     </w:lvl>
   </w:abstractNum>
-  <w:abstractNum w:abstractNumId="10">
+  <w:abstractNum w:abstractNumId="10" w15:restartNumberingAfterBreak="0">
     <w:nsid w:val="287D0CBC"/>
     <w:multiLevelType w:val="hybridMultilevel"/>
     <w:tmpl w:val="AFE0CF4A"/>
@@ -7769,7 +7115,7 @@
       </w:rPr>
     </w:lvl>
   </w:abstractNum>
-  <w:abstractNum w:abstractNumId="11">
+  <w:abstractNum w:abstractNumId="11" w15:restartNumberingAfterBreak="0">
     <w:nsid w:val="28D477B1"/>
     <w:multiLevelType w:val="hybridMultilevel"/>
     <w:tmpl w:val="53C65732"/>
@@ -7883,7 +7229,7 @@
       </w:rPr>
     </w:lvl>
   </w:abstractNum>
-  <w:abstractNum w:abstractNumId="12">
+  <w:abstractNum w:abstractNumId="12" w15:restartNumberingAfterBreak="0">
     <w:nsid w:val="30265C10"/>
     <w:multiLevelType w:val="hybridMultilevel"/>
     <w:tmpl w:val="403C8EEC"/>
@@ -7996,7 +7342,7 @@
       </w:rPr>
     </w:lvl>
   </w:abstractNum>
-  <w:abstractNum w:abstractNumId="13">
+  <w:abstractNum w:abstractNumId="13" w15:restartNumberingAfterBreak="0">
     <w:nsid w:val="30BF48A4"/>
     <w:multiLevelType w:val="hybridMultilevel"/>
     <w:tmpl w:val="90905806"/>
@@ -8012,7 +7358,7 @@
         <w:rFonts w:ascii="Symbol" w:hAnsi="Symbol" w:hint="default"/>
       </w:rPr>
     </w:lvl>
-    <w:lvl w:ilvl="1" w:tplc="040C0003" w:tentative="1">
+    <w:lvl w:ilvl="1" w:tplc="040C0003">
       <w:start w:val="1"/>
       <w:numFmt w:val="bullet"/>
       <w:lvlText w:val="o"/>
@@ -8109,7 +7455,7 @@
       </w:rPr>
     </w:lvl>
   </w:abstractNum>
-  <w:abstractNum w:abstractNumId="14">
+  <w:abstractNum w:abstractNumId="14" w15:restartNumberingAfterBreak="0">
     <w:nsid w:val="31182975"/>
     <w:multiLevelType w:val="hybridMultilevel"/>
     <w:tmpl w:val="A796B22C"/>
@@ -8198,7 +7544,7 @@
       </w:pPr>
     </w:lvl>
   </w:abstractNum>
-  <w:abstractNum w:abstractNumId="15">
+  <w:abstractNum w:abstractNumId="15" w15:restartNumberingAfterBreak="0">
     <w:nsid w:val="32B226C3"/>
     <w:multiLevelType w:val="hybridMultilevel"/>
     <w:tmpl w:val="9EFEFC80"/>
@@ -8311,7 +7657,7 @@
       </w:rPr>
     </w:lvl>
   </w:abstractNum>
-  <w:abstractNum w:abstractNumId="16">
+  <w:abstractNum w:abstractNumId="16" w15:restartNumberingAfterBreak="0">
     <w:nsid w:val="33922F44"/>
     <w:multiLevelType w:val="hybridMultilevel"/>
     <w:tmpl w:val="0ABE6B8A"/>
@@ -8424,7 +7770,7 @@
       </w:rPr>
     </w:lvl>
   </w:abstractNum>
-  <w:abstractNum w:abstractNumId="17">
+  <w:abstractNum w:abstractNumId="17" w15:restartNumberingAfterBreak="0">
     <w:nsid w:val="39510B6F"/>
     <w:multiLevelType w:val="hybridMultilevel"/>
     <w:tmpl w:val="4470EECE"/>
@@ -8537,7 +7883,7 @@
       </w:rPr>
     </w:lvl>
   </w:abstractNum>
-  <w:abstractNum w:abstractNumId="18">
+  <w:abstractNum w:abstractNumId="18" w15:restartNumberingAfterBreak="0">
     <w:nsid w:val="3AD95A2E"/>
     <w:multiLevelType w:val="hybridMultilevel"/>
     <w:tmpl w:val="D2D83DC4"/>
@@ -8650,7 +7996,7 @@
       </w:rPr>
     </w:lvl>
   </w:abstractNum>
-  <w:abstractNum w:abstractNumId="19">
+  <w:abstractNum w:abstractNumId="19" w15:restartNumberingAfterBreak="0">
     <w:nsid w:val="3E712EA7"/>
     <w:multiLevelType w:val="hybridMultilevel"/>
     <w:tmpl w:val="DC88CD76"/>
@@ -8763,7 +8109,7 @@
       </w:rPr>
     </w:lvl>
   </w:abstractNum>
-  <w:abstractNum w:abstractNumId="20">
+  <w:abstractNum w:abstractNumId="20" w15:restartNumberingAfterBreak="0">
     <w:nsid w:val="40536E5A"/>
     <w:multiLevelType w:val="hybridMultilevel"/>
     <w:tmpl w:val="16A87AFE"/>
@@ -8853,7 +8199,7 @@
       </w:pPr>
     </w:lvl>
   </w:abstractNum>
-  <w:abstractNum w:abstractNumId="21">
+  <w:abstractNum w:abstractNumId="21" w15:restartNumberingAfterBreak="0">
     <w:nsid w:val="41AB06F4"/>
     <w:multiLevelType w:val="hybridMultilevel"/>
     <w:tmpl w:val="EBCED97A"/>
@@ -8942,7 +8288,7 @@
       </w:pPr>
     </w:lvl>
   </w:abstractNum>
-  <w:abstractNum w:abstractNumId="22">
+  <w:abstractNum w:abstractNumId="22" w15:restartNumberingAfterBreak="0">
     <w:nsid w:val="42865CA4"/>
     <w:multiLevelType w:val="hybridMultilevel"/>
     <w:tmpl w:val="B2CA9728"/>
@@ -9055,7 +8401,7 @@
       </w:rPr>
     </w:lvl>
   </w:abstractNum>
-  <w:abstractNum w:abstractNumId="23">
+  <w:abstractNum w:abstractNumId="23" w15:restartNumberingAfterBreak="0">
     <w:nsid w:val="45047C97"/>
     <w:multiLevelType w:val="hybridMultilevel"/>
     <w:tmpl w:val="DF86B616"/>
@@ -9168,7 +8514,7 @@
       </w:rPr>
     </w:lvl>
   </w:abstractNum>
-  <w:abstractNum w:abstractNumId="24">
+  <w:abstractNum w:abstractNumId="24" w15:restartNumberingAfterBreak="0">
     <w:nsid w:val="491603C5"/>
     <w:multiLevelType w:val="hybridMultilevel"/>
     <w:tmpl w:val="917A79D2"/>
@@ -9281,7 +8627,7 @@
       </w:rPr>
     </w:lvl>
   </w:abstractNum>
-  <w:abstractNum w:abstractNumId="25">
+  <w:abstractNum w:abstractNumId="25" w15:restartNumberingAfterBreak="0">
     <w:nsid w:val="4B856AE0"/>
     <w:multiLevelType w:val="hybridMultilevel"/>
     <w:tmpl w:val="BEA08A48"/>
@@ -9394,7 +8740,7 @@
       </w:rPr>
     </w:lvl>
   </w:abstractNum>
-  <w:abstractNum w:abstractNumId="26">
+  <w:abstractNum w:abstractNumId="26" w15:restartNumberingAfterBreak="0">
     <w:nsid w:val="4D2E14A9"/>
     <w:multiLevelType w:val="hybridMultilevel"/>
     <w:tmpl w:val="A948E320"/>
@@ -9507,7 +8853,7 @@
       </w:rPr>
     </w:lvl>
   </w:abstractNum>
-  <w:abstractNum w:abstractNumId="27">
+  <w:abstractNum w:abstractNumId="27" w15:restartNumberingAfterBreak="0">
     <w:nsid w:val="4EA5634A"/>
     <w:multiLevelType w:val="hybridMultilevel"/>
     <w:tmpl w:val="AC027502"/>
@@ -9620,7 +8966,7 @@
       </w:rPr>
     </w:lvl>
   </w:abstractNum>
-  <w:abstractNum w:abstractNumId="28">
+  <w:abstractNum w:abstractNumId="28" w15:restartNumberingAfterBreak="0">
     <w:nsid w:val="539E1292"/>
     <w:multiLevelType w:val="hybridMultilevel"/>
     <w:tmpl w:val="37E6CB98"/>
@@ -9733,7 +9079,7 @@
       </w:rPr>
     </w:lvl>
   </w:abstractNum>
-  <w:abstractNum w:abstractNumId="29">
+  <w:abstractNum w:abstractNumId="29" w15:restartNumberingAfterBreak="0">
     <w:nsid w:val="57231839"/>
     <w:multiLevelType w:val="hybridMultilevel"/>
     <w:tmpl w:val="1386804C"/>
@@ -9846,7 +9192,7 @@
       </w:rPr>
     </w:lvl>
   </w:abstractNum>
-  <w:abstractNum w:abstractNumId="30">
+  <w:abstractNum w:abstractNumId="30" w15:restartNumberingAfterBreak="0">
     <w:nsid w:val="57A63306"/>
     <w:multiLevelType w:val="hybridMultilevel"/>
     <w:tmpl w:val="C3E25F14"/>
@@ -9959,7 +9305,7 @@
       </w:rPr>
     </w:lvl>
   </w:abstractNum>
-  <w:abstractNum w:abstractNumId="31">
+  <w:abstractNum w:abstractNumId="31" w15:restartNumberingAfterBreak="0">
     <w:nsid w:val="59490B00"/>
     <w:multiLevelType w:val="hybridMultilevel"/>
     <w:tmpl w:val="7628550C"/>
@@ -10072,7 +9418,7 @@
       </w:rPr>
     </w:lvl>
   </w:abstractNum>
-  <w:abstractNum w:abstractNumId="32">
+  <w:abstractNum w:abstractNumId="32" w15:restartNumberingAfterBreak="0">
     <w:nsid w:val="596D6B44"/>
     <w:multiLevelType w:val="hybridMultilevel"/>
     <w:tmpl w:val="C3401BF8"/>
@@ -10185,7 +9531,7 @@
       </w:rPr>
     </w:lvl>
   </w:abstractNum>
-  <w:abstractNum w:abstractNumId="33">
+  <w:abstractNum w:abstractNumId="33" w15:restartNumberingAfterBreak="0">
     <w:nsid w:val="5C41775C"/>
     <w:multiLevelType w:val="hybridMultilevel"/>
     <w:tmpl w:val="E52A30EC"/>
@@ -10299,7 +9645,7 @@
       </w:rPr>
     </w:lvl>
   </w:abstractNum>
-  <w:abstractNum w:abstractNumId="34">
+  <w:abstractNum w:abstractNumId="34" w15:restartNumberingAfterBreak="0">
     <w:nsid w:val="5E4C51ED"/>
     <w:multiLevelType w:val="hybridMultilevel"/>
     <w:tmpl w:val="25A69B74"/>
@@ -10388,7 +9734,7 @@
       </w:pPr>
     </w:lvl>
   </w:abstractNum>
-  <w:abstractNum w:abstractNumId="35">
+  <w:abstractNum w:abstractNumId="35" w15:restartNumberingAfterBreak="0">
     <w:nsid w:val="5FCF54FF"/>
     <w:multiLevelType w:val="hybridMultilevel"/>
     <w:tmpl w:val="4510DBF4"/>
@@ -10477,7 +9823,7 @@
       </w:pPr>
     </w:lvl>
   </w:abstractNum>
-  <w:abstractNum w:abstractNumId="36">
+  <w:abstractNum w:abstractNumId="36" w15:restartNumberingAfterBreak="0">
     <w:nsid w:val="64D34048"/>
     <w:multiLevelType w:val="hybridMultilevel"/>
     <w:tmpl w:val="A60A4FA0"/>
@@ -10590,7 +9936,7 @@
       </w:rPr>
     </w:lvl>
   </w:abstractNum>
-  <w:abstractNum w:abstractNumId="37">
+  <w:abstractNum w:abstractNumId="37" w15:restartNumberingAfterBreak="0">
     <w:nsid w:val="74A665C2"/>
     <w:multiLevelType w:val="hybridMultilevel"/>
     <w:tmpl w:val="3D009860"/>
@@ -10703,7 +10049,7 @@
       </w:rPr>
     </w:lvl>
   </w:abstractNum>
-  <w:abstractNum w:abstractNumId="38">
+  <w:abstractNum w:abstractNumId="38" w15:restartNumberingAfterBreak="0">
     <w:nsid w:val="76F6201D"/>
     <w:multiLevelType w:val="hybridMultilevel"/>
     <w:tmpl w:val="1132F1D6"/>
@@ -10816,7 +10162,7 @@
       </w:rPr>
     </w:lvl>
   </w:abstractNum>
-  <w:abstractNum w:abstractNumId="39">
+  <w:abstractNum w:abstractNumId="39" w15:restartNumberingAfterBreak="0">
     <w:nsid w:val="7C9C4BFE"/>
     <w:multiLevelType w:val="hybridMultilevel"/>
     <w:tmpl w:val="2C1A3834"/>
@@ -10929,132 +10275,248 @@
       </w:rPr>
     </w:lvl>
   </w:abstractNum>
-  <w:num w:numId="1">
+  <w:abstractNum w:abstractNumId="40" w15:restartNumberingAfterBreak="0">
+    <w:nsid w:val="7E7C288A"/>
+    <w:multiLevelType w:val="hybridMultilevel"/>
+    <w:tmpl w:val="E8A80B5E"/>
+    <w:lvl w:ilvl="0" w:tplc="04090001">
+      <w:start w:val="1"/>
+      <w:numFmt w:val="bullet"/>
+      <w:lvlText w:val=""/>
+      <w:lvlJc w:val="left"/>
+      <w:pPr>
+        <w:ind w:left="720" w:hanging="360"/>
+      </w:pPr>
+      <w:rPr>
+        <w:rFonts w:ascii="Symbol" w:hAnsi="Symbol" w:hint="default"/>
+      </w:rPr>
+    </w:lvl>
+    <w:lvl w:ilvl="1" w:tplc="04090003" w:tentative="1">
+      <w:start w:val="1"/>
+      <w:numFmt w:val="bullet"/>
+      <w:lvlText w:val="o"/>
+      <w:lvlJc w:val="left"/>
+      <w:pPr>
+        <w:ind w:left="1440" w:hanging="360"/>
+      </w:pPr>
+      <w:rPr>
+        <w:rFonts w:ascii="Courier New" w:hAnsi="Courier New" w:cs="Courier New" w:hint="default"/>
+      </w:rPr>
+    </w:lvl>
+    <w:lvl w:ilvl="2" w:tplc="04090005" w:tentative="1">
+      <w:start w:val="1"/>
+      <w:numFmt w:val="bullet"/>
+      <w:lvlText w:val=""/>
+      <w:lvlJc w:val="left"/>
+      <w:pPr>
+        <w:ind w:left="2160" w:hanging="360"/>
+      </w:pPr>
+      <w:rPr>
+        <w:rFonts w:ascii="Wingdings" w:hAnsi="Wingdings" w:hint="default"/>
+      </w:rPr>
+    </w:lvl>
+    <w:lvl w:ilvl="3" w:tplc="04090001" w:tentative="1">
+      <w:start w:val="1"/>
+      <w:numFmt w:val="bullet"/>
+      <w:lvlText w:val=""/>
+      <w:lvlJc w:val="left"/>
+      <w:pPr>
+        <w:ind w:left="2880" w:hanging="360"/>
+      </w:pPr>
+      <w:rPr>
+        <w:rFonts w:ascii="Symbol" w:hAnsi="Symbol" w:hint="default"/>
+      </w:rPr>
+    </w:lvl>
+    <w:lvl w:ilvl="4" w:tplc="04090003" w:tentative="1">
+      <w:start w:val="1"/>
+      <w:numFmt w:val="bullet"/>
+      <w:lvlText w:val="o"/>
+      <w:lvlJc w:val="left"/>
+      <w:pPr>
+        <w:ind w:left="3600" w:hanging="360"/>
+      </w:pPr>
+      <w:rPr>
+        <w:rFonts w:ascii="Courier New" w:hAnsi="Courier New" w:cs="Courier New" w:hint="default"/>
+      </w:rPr>
+    </w:lvl>
+    <w:lvl w:ilvl="5" w:tplc="04090005" w:tentative="1">
+      <w:start w:val="1"/>
+      <w:numFmt w:val="bullet"/>
+      <w:lvlText w:val=""/>
+      <w:lvlJc w:val="left"/>
+      <w:pPr>
+        <w:ind w:left="4320" w:hanging="360"/>
+      </w:pPr>
+      <w:rPr>
+        <w:rFonts w:ascii="Wingdings" w:hAnsi="Wingdings" w:hint="default"/>
+      </w:rPr>
+    </w:lvl>
+    <w:lvl w:ilvl="6" w:tplc="04090001" w:tentative="1">
+      <w:start w:val="1"/>
+      <w:numFmt w:val="bullet"/>
+      <w:lvlText w:val=""/>
+      <w:lvlJc w:val="left"/>
+      <w:pPr>
+        <w:ind w:left="5040" w:hanging="360"/>
+      </w:pPr>
+      <w:rPr>
+        <w:rFonts w:ascii="Symbol" w:hAnsi="Symbol" w:hint="default"/>
+      </w:rPr>
+    </w:lvl>
+    <w:lvl w:ilvl="7" w:tplc="04090003" w:tentative="1">
+      <w:start w:val="1"/>
+      <w:numFmt w:val="bullet"/>
+      <w:lvlText w:val="o"/>
+      <w:lvlJc w:val="left"/>
+      <w:pPr>
+        <w:ind w:left="5760" w:hanging="360"/>
+      </w:pPr>
+      <w:rPr>
+        <w:rFonts w:ascii="Courier New" w:hAnsi="Courier New" w:cs="Courier New" w:hint="default"/>
+      </w:rPr>
+    </w:lvl>
+    <w:lvl w:ilvl="8" w:tplc="04090005" w:tentative="1">
+      <w:start w:val="1"/>
+      <w:numFmt w:val="bullet"/>
+      <w:lvlText w:val=""/>
+      <w:lvlJc w:val="left"/>
+      <w:pPr>
+        <w:ind w:left="6480" w:hanging="360"/>
+      </w:pPr>
+      <w:rPr>
+        <w:rFonts w:ascii="Wingdings" w:hAnsi="Wingdings" w:hint="default"/>
+      </w:rPr>
+    </w:lvl>
+  </w:abstractNum>
+  <w:num w:numId="1" w16cid:durableId="607470467">
     <w:abstractNumId w:val="4"/>
   </w:num>
-  <w:num w:numId="2">
+  <w:num w:numId="2" w16cid:durableId="14693985">
     <w:abstractNumId w:val="30"/>
   </w:num>
-  <w:num w:numId="3">
+  <w:num w:numId="3" w16cid:durableId="1745684050">
     <w:abstractNumId w:val="33"/>
   </w:num>
-  <w:num w:numId="4">
+  <w:num w:numId="4" w16cid:durableId="2131128482">
     <w:abstractNumId w:val="0"/>
   </w:num>
-  <w:num w:numId="5">
+  <w:num w:numId="5" w16cid:durableId="1395081066">
     <w:abstractNumId w:val="31"/>
   </w:num>
-  <w:num w:numId="6">
+  <w:num w:numId="6" w16cid:durableId="1778134957">
     <w:abstractNumId w:val="39"/>
   </w:num>
-  <w:num w:numId="7">
+  <w:num w:numId="7" w16cid:durableId="628052530">
     <w:abstractNumId w:val="15"/>
   </w:num>
-  <w:num w:numId="8">
+  <w:num w:numId="8" w16cid:durableId="1283224225">
     <w:abstractNumId w:val="17"/>
   </w:num>
-  <w:num w:numId="9">
+  <w:num w:numId="9" w16cid:durableId="825055654">
     <w:abstractNumId w:val="38"/>
   </w:num>
-  <w:num w:numId="10">
+  <w:num w:numId="10" w16cid:durableId="1540623619">
     <w:abstractNumId w:val="27"/>
   </w:num>
-  <w:num w:numId="11">
+  <w:num w:numId="11" w16cid:durableId="1462185629">
     <w:abstractNumId w:val="12"/>
   </w:num>
-  <w:num w:numId="12">
+  <w:num w:numId="12" w16cid:durableId="726800331">
     <w:abstractNumId w:val="18"/>
   </w:num>
-  <w:num w:numId="13">
+  <w:num w:numId="13" w16cid:durableId="455300890">
     <w:abstractNumId w:val="13"/>
   </w:num>
-  <w:num w:numId="14">
+  <w:num w:numId="14" w16cid:durableId="1161311801">
     <w:abstractNumId w:val="3"/>
   </w:num>
-  <w:num w:numId="15">
+  <w:num w:numId="15" w16cid:durableId="366833279">
     <w:abstractNumId w:val="26"/>
   </w:num>
-  <w:num w:numId="16">
+  <w:num w:numId="16" w16cid:durableId="1237594356">
     <w:abstractNumId w:val="36"/>
   </w:num>
-  <w:num w:numId="17">
+  <w:num w:numId="17" w16cid:durableId="1290937248">
     <w:abstractNumId w:val="23"/>
   </w:num>
-  <w:num w:numId="18">
+  <w:num w:numId="18" w16cid:durableId="304432938">
     <w:abstractNumId w:val="25"/>
   </w:num>
-  <w:num w:numId="19">
+  <w:num w:numId="19" w16cid:durableId="1958566177">
     <w:abstractNumId w:val="10"/>
   </w:num>
-  <w:num w:numId="20">
+  <w:num w:numId="20" w16cid:durableId="812257238">
     <w:abstractNumId w:val="1"/>
   </w:num>
-  <w:num w:numId="21">
+  <w:num w:numId="21" w16cid:durableId="46422108">
     <w:abstractNumId w:val="5"/>
   </w:num>
-  <w:num w:numId="22">
+  <w:num w:numId="22" w16cid:durableId="1712459353">
     <w:abstractNumId w:val="8"/>
   </w:num>
-  <w:num w:numId="23">
+  <w:num w:numId="23" w16cid:durableId="2041276043">
     <w:abstractNumId w:val="35"/>
   </w:num>
-  <w:num w:numId="24">
+  <w:num w:numId="24" w16cid:durableId="2059042522">
     <w:abstractNumId w:val="2"/>
   </w:num>
-  <w:num w:numId="25">
+  <w:num w:numId="25" w16cid:durableId="637076960">
     <w:abstractNumId w:val="6"/>
   </w:num>
-  <w:num w:numId="26">
+  <w:num w:numId="26" w16cid:durableId="491063858">
     <w:abstractNumId w:val="24"/>
   </w:num>
-  <w:num w:numId="27">
+  <w:num w:numId="27" w16cid:durableId="1847360307">
     <w:abstractNumId w:val="9"/>
   </w:num>
-  <w:num w:numId="28">
+  <w:num w:numId="28" w16cid:durableId="1336835029">
     <w:abstractNumId w:val="28"/>
   </w:num>
-  <w:num w:numId="29">
+  <w:num w:numId="29" w16cid:durableId="1199121989">
     <w:abstractNumId w:val="32"/>
   </w:num>
-  <w:num w:numId="30">
+  <w:num w:numId="30" w16cid:durableId="339822573">
     <w:abstractNumId w:val="11"/>
   </w:num>
-  <w:num w:numId="31">
+  <w:num w:numId="31" w16cid:durableId="1782918266">
     <w:abstractNumId w:val="29"/>
   </w:num>
-  <w:num w:numId="32">
+  <w:num w:numId="32" w16cid:durableId="1044063406">
     <w:abstractNumId w:val="20"/>
   </w:num>
-  <w:num w:numId="33">
+  <w:num w:numId="33" w16cid:durableId="2141533715">
     <w:abstractNumId w:val="19"/>
   </w:num>
-  <w:num w:numId="34">
+  <w:num w:numId="34" w16cid:durableId="1735810224">
     <w:abstractNumId w:val="16"/>
   </w:num>
-  <w:num w:numId="35">
+  <w:num w:numId="35" w16cid:durableId="88935059">
     <w:abstractNumId w:val="22"/>
   </w:num>
-  <w:num w:numId="36">
+  <w:num w:numId="36" w16cid:durableId="1797487075">
     <w:abstractNumId w:val="7"/>
   </w:num>
-  <w:num w:numId="37">
+  <w:num w:numId="37" w16cid:durableId="396902938">
     <w:abstractNumId w:val="34"/>
   </w:num>
-  <w:num w:numId="38">
+  <w:num w:numId="38" w16cid:durableId="757675223">
     <w:abstractNumId w:val="37"/>
   </w:num>
-  <w:num w:numId="39">
+  <w:num w:numId="39" w16cid:durableId="480928716">
     <w:abstractNumId w:val="14"/>
   </w:num>
-  <w:num w:numId="40">
+  <w:num w:numId="40" w16cid:durableId="962923658">
     <w:abstractNumId w:val="21"/>
+  </w:num>
+  <w:num w:numId="41" w16cid:durableId="339239451">
+    <w:abstractNumId w:val="40"/>
   </w:num>
   <w:numIdMacAtCleanup w:val="40"/>
 </w:numbering>
 </file>
 
 <file path=word/styles.xml><?xml version="1.0" encoding="utf-8"?>
-<w:styles xmlns:r="http://schemas.openxmlformats.org/officeDocument/2006/relationships" xmlns:w="http://schemas.openxmlformats.org/wordprocessingml/2006/main">
+<w:styles xmlns:mc="http://schemas.openxmlformats.org/markup-compatibility/2006" xmlns:r="http://schemas.openxmlformats.org/officeDocument/2006/relationships" xmlns:w="http://schemas.openxmlformats.org/wordprocessingml/2006/main" xmlns:w14="http://schemas.microsoft.com/office/word/2010/wordml" xmlns:w15="http://schemas.microsoft.com/office/word/2012/wordml" xmlns:w16cex="http://schemas.microsoft.com/office/word/2018/wordml/cex" xmlns:w16cid="http://schemas.microsoft.com/office/word/2016/wordml/cid" xmlns:w16="http://schemas.microsoft.com/office/word/2018/wordml" xmlns:w16du="http://schemas.microsoft.com/office/word/2023/wordml/word16du" xmlns:w16sdtdh="http://schemas.microsoft.com/office/word/2020/wordml/sdtdatahash" xmlns:w16sdtfl="http://schemas.microsoft.com/office/word/2024/wordml/sdtformatlock" xmlns:w16se="http://schemas.microsoft.com/office/word/2015/wordml/symex" mc:Ignorable="w14 w15 w16se w16cid w16 w16cex w16sdtdh w16sdtfl w16du">
   <w:docDefaults>
     <w:rPrDefault>
       <w:rPr>
@@ -11070,160 +10532,398 @@
       </w:pPr>
     </w:pPrDefault>
   </w:docDefaults>
-  <w:latentStyles w:defLockedState="0" w:defUIPriority="99" w:defSemiHidden="1" w:defUnhideWhenUsed="1" w:defQFormat="0" w:count="267">
-    <w:lsdException w:name="Normal" w:semiHidden="0" w:uiPriority="0" w:unhideWhenUsed="0" w:qFormat="1"/>
-    <w:lsdException w:name="heading 1" w:semiHidden="0" w:uiPriority="9" w:unhideWhenUsed="0" w:qFormat="1"/>
-    <w:lsdException w:name="heading 2" w:uiPriority="9" w:qFormat="1"/>
-    <w:lsdException w:name="heading 3" w:uiPriority="9" w:qFormat="1"/>
-    <w:lsdException w:name="heading 4" w:uiPriority="9" w:qFormat="1"/>
-    <w:lsdException w:name="heading 5" w:uiPriority="9" w:qFormat="1"/>
-    <w:lsdException w:name="heading 6" w:uiPriority="9" w:qFormat="1"/>
-    <w:lsdException w:name="heading 7" w:uiPriority="9" w:qFormat="1"/>
-    <w:lsdException w:name="heading 8" w:uiPriority="9" w:qFormat="1"/>
-    <w:lsdException w:name="heading 9" w:uiPriority="9" w:qFormat="1"/>
-    <w:lsdException w:name="toc 1" w:uiPriority="39"/>
-    <w:lsdException w:name="toc 2" w:uiPriority="39"/>
-    <w:lsdException w:name="toc 3" w:uiPriority="39"/>
-    <w:lsdException w:name="toc 4" w:uiPriority="39"/>
-    <w:lsdException w:name="toc 5" w:uiPriority="39"/>
-    <w:lsdException w:name="toc 6" w:uiPriority="39"/>
-    <w:lsdException w:name="toc 7" w:uiPriority="39"/>
-    <w:lsdException w:name="toc 8" w:uiPriority="39"/>
-    <w:lsdException w:name="toc 9" w:uiPriority="39"/>
-    <w:lsdException w:name="caption" w:uiPriority="35" w:qFormat="1"/>
-    <w:lsdException w:name="Title" w:semiHidden="0" w:uiPriority="10" w:unhideWhenUsed="0" w:qFormat="1"/>
-    <w:lsdException w:name="Default Paragraph Font" w:uiPriority="1"/>
-    <w:lsdException w:name="Subtitle" w:semiHidden="0" w:uiPriority="11" w:unhideWhenUsed="0" w:qFormat="1"/>
-    <w:lsdException w:name="Strong" w:semiHidden="0" w:uiPriority="22" w:unhideWhenUsed="0" w:qFormat="1"/>
-    <w:lsdException w:name="Emphasis" w:semiHidden="0" w:uiPriority="20" w:unhideWhenUsed="0" w:qFormat="1"/>
-    <w:lsdException w:name="Table Grid" w:semiHidden="0" w:uiPriority="59" w:unhideWhenUsed="0"/>
-    <w:lsdException w:name="Placeholder Text" w:unhideWhenUsed="0"/>
-    <w:lsdException w:name="No Spacing" w:semiHidden="0" w:uiPriority="1" w:unhideWhenUsed="0" w:qFormat="1"/>
-    <w:lsdException w:name="Light Shading" w:semiHidden="0" w:uiPriority="60" w:unhideWhenUsed="0"/>
-    <w:lsdException w:name="Light List" w:semiHidden="0" w:uiPriority="61" w:unhideWhenUsed="0"/>
-    <w:lsdException w:name="Light Grid" w:semiHidden="0" w:uiPriority="62" w:unhideWhenUsed="0"/>
-    <w:lsdException w:name="Medium Shading 1" w:semiHidden="0" w:uiPriority="63" w:unhideWhenUsed="0"/>
-    <w:lsdException w:name="Medium Shading 2" w:semiHidden="0" w:uiPriority="64" w:unhideWhenUsed="0"/>
-    <w:lsdException w:name="Medium List 1" w:semiHidden="0" w:uiPriority="65" w:unhideWhenUsed="0"/>
-    <w:lsdException w:name="Medium List 2" w:semiHidden="0" w:uiPriority="66" w:unhideWhenUsed="0"/>
-    <w:lsdException w:name="Medium Grid 1" w:semiHidden="0" w:uiPriority="67" w:unhideWhenUsed="0"/>
-    <w:lsdException w:name="Medium Grid 2" w:semiHidden="0" w:uiPriority="68" w:unhideWhenUsed="0"/>
-    <w:lsdException w:name="Medium Grid 3" w:semiHidden="0" w:uiPriority="69" w:unhideWhenUsed="0"/>
-    <w:lsdException w:name="Dark List" w:semiHidden="0" w:uiPriority="70" w:unhideWhenUsed="0"/>
-    <w:lsdException w:name="Colorful Shading" w:semiHidden="0" w:uiPriority="71" w:unhideWhenUsed="0"/>
-    <w:lsdException w:name="Colorful List" w:semiHidden="0" w:uiPriority="72" w:unhideWhenUsed="0"/>
-    <w:lsdException w:name="Colorful Grid" w:semiHidden="0" w:uiPriority="73" w:unhideWhenUsed="0"/>
-    <w:lsdException w:name="Light Shading Accent 1" w:semiHidden="0" w:uiPriority="60" w:unhideWhenUsed="0"/>
-    <w:lsdException w:name="Light List Accent 1" w:semiHidden="0" w:uiPriority="61" w:unhideWhenUsed="0"/>
-    <w:lsdException w:name="Light Grid Accent 1" w:semiHidden="0" w:uiPriority="62" w:unhideWhenUsed="0"/>
-    <w:lsdException w:name="Medium Shading 1 Accent 1" w:semiHidden="0" w:uiPriority="63" w:unhideWhenUsed="0"/>
-    <w:lsdException w:name="Medium Shading 2 Accent 1" w:semiHidden="0" w:uiPriority="64" w:unhideWhenUsed="0"/>
-    <w:lsdException w:name="Medium List 1 Accent 1" w:semiHidden="0" w:uiPriority="65" w:unhideWhenUsed="0"/>
-    <w:lsdException w:name="Revision" w:unhideWhenUsed="0"/>
-    <w:lsdException w:name="List Paragraph" w:semiHidden="0" w:uiPriority="34" w:unhideWhenUsed="0" w:qFormat="1"/>
-    <w:lsdException w:name="Quote" w:semiHidden="0" w:uiPriority="29" w:unhideWhenUsed="0" w:qFormat="1"/>
-    <w:lsdException w:name="Intense Quote" w:semiHidden="0" w:uiPriority="30" w:unhideWhenUsed="0" w:qFormat="1"/>
-    <w:lsdException w:name="Medium List 2 Accent 1" w:semiHidden="0" w:uiPriority="66" w:unhideWhenUsed="0"/>
-    <w:lsdException w:name="Medium Grid 1 Accent 1" w:semiHidden="0" w:uiPriority="67" w:unhideWhenUsed="0"/>
-    <w:lsdException w:name="Medium Grid 2 Accent 1" w:semiHidden="0" w:uiPriority="68" w:unhideWhenUsed="0"/>
-    <w:lsdException w:name="Medium Grid 3 Accent 1" w:semiHidden="0" w:uiPriority="69" w:unhideWhenUsed="0"/>
-    <w:lsdException w:name="Dark List Accent 1" w:semiHidden="0" w:uiPriority="70" w:unhideWhenUsed="0"/>
-    <w:lsdException w:name="Colorful Shading Accent 1" w:semiHidden="0" w:uiPriority="71" w:unhideWhenUsed="0"/>
-    <w:lsdException w:name="Colorful List Accent 1" w:semiHidden="0" w:uiPriority="72" w:unhideWhenUsed="0"/>
-    <w:lsdException w:name="Colorful Grid Accent 1" w:semiHidden="0" w:uiPriority="73" w:unhideWhenUsed="0"/>
-    <w:lsdException w:name="Light Shading Accent 2" w:semiHidden="0" w:uiPriority="60" w:unhideWhenUsed="0"/>
-    <w:lsdException w:name="Light List Accent 2" w:semiHidden="0" w:uiPriority="61" w:unhideWhenUsed="0"/>
-    <w:lsdException w:name="Light Grid Accent 2" w:semiHidden="0" w:uiPriority="62" w:unhideWhenUsed="0"/>
-    <w:lsdException w:name="Medium Shading 1 Accent 2" w:semiHidden="0" w:uiPriority="63" w:unhideWhenUsed="0"/>
-    <w:lsdException w:name="Medium Shading 2 Accent 2" w:semiHidden="0" w:uiPriority="64" w:unhideWhenUsed="0"/>
-    <w:lsdException w:name="Medium List 1 Accent 2" w:semiHidden="0" w:uiPriority="65" w:unhideWhenUsed="0"/>
-    <w:lsdException w:name="Medium List 2 Accent 2" w:semiHidden="0" w:uiPriority="66" w:unhideWhenUsed="0"/>
-    <w:lsdException w:name="Medium Grid 1 Accent 2" w:semiHidden="0" w:uiPriority="67" w:unhideWhenUsed="0"/>
-    <w:lsdException w:name="Medium Grid 2 Accent 2" w:semiHidden="0" w:uiPriority="68" w:unhideWhenUsed="0"/>
-    <w:lsdException w:name="Medium Grid 3 Accent 2" w:semiHidden="0" w:uiPriority="69" w:unhideWhenUsed="0"/>
-    <w:lsdException w:name="Dark List Accent 2" w:semiHidden="0" w:uiPriority="70" w:unhideWhenUsed="0"/>
-    <w:lsdException w:name="Colorful Shading Accent 2" w:semiHidden="0" w:uiPriority="71" w:unhideWhenUsed="0"/>
-    <w:lsdException w:name="Colorful List Accent 2" w:semiHidden="0" w:uiPriority="72" w:unhideWhenUsed="0"/>
-    <w:lsdException w:name="Colorful Grid Accent 2" w:semiHidden="0" w:uiPriority="73" w:unhideWhenUsed="0"/>
-    <w:lsdException w:name="Light Shading Accent 3" w:semiHidden="0" w:uiPriority="60" w:unhideWhenUsed="0"/>
-    <w:lsdException w:name="Light List Accent 3" w:semiHidden="0" w:uiPriority="61" w:unhideWhenUsed="0"/>
-    <w:lsdException w:name="Light Grid Accent 3" w:semiHidden="0" w:uiPriority="62" w:unhideWhenUsed="0"/>
-    <w:lsdException w:name="Medium Shading 1 Accent 3" w:semiHidden="0" w:uiPriority="63" w:unhideWhenUsed="0"/>
-    <w:lsdException w:name="Medium Shading 2 Accent 3" w:semiHidden="0" w:uiPriority="64" w:unhideWhenUsed="0"/>
-    <w:lsdException w:name="Medium List 1 Accent 3" w:semiHidden="0" w:uiPriority="65" w:unhideWhenUsed="0"/>
-    <w:lsdException w:name="Medium List 2 Accent 3" w:semiHidden="0" w:uiPriority="66" w:unhideWhenUsed="0"/>
-    <w:lsdException w:name="Medium Grid 1 Accent 3" w:semiHidden="0" w:uiPriority="67" w:unhideWhenUsed="0"/>
-    <w:lsdException w:name="Medium Grid 2 Accent 3" w:semiHidden="0" w:uiPriority="68" w:unhideWhenUsed="0"/>
-    <w:lsdException w:name="Medium Grid 3 Accent 3" w:semiHidden="0" w:uiPriority="69" w:unhideWhenUsed="0"/>
-    <w:lsdException w:name="Dark List Accent 3" w:semiHidden="0" w:uiPriority="70" w:unhideWhenUsed="0"/>
-    <w:lsdException w:name="Colorful Shading Accent 3" w:semiHidden="0" w:uiPriority="71" w:unhideWhenUsed="0"/>
-    <w:lsdException w:name="Colorful List Accent 3" w:semiHidden="0" w:uiPriority="72" w:unhideWhenUsed="0"/>
-    <w:lsdException w:name="Colorful Grid Accent 3" w:semiHidden="0" w:uiPriority="73" w:unhideWhenUsed="0"/>
-    <w:lsdException w:name="Light Shading Accent 4" w:semiHidden="0" w:uiPriority="60" w:unhideWhenUsed="0"/>
-    <w:lsdException w:name="Light List Accent 4" w:semiHidden="0" w:uiPriority="61" w:unhideWhenUsed="0"/>
-    <w:lsdException w:name="Light Grid Accent 4" w:semiHidden="0" w:uiPriority="62" w:unhideWhenUsed="0"/>
-    <w:lsdException w:name="Medium Shading 1 Accent 4" w:semiHidden="0" w:uiPriority="63" w:unhideWhenUsed="0"/>
-    <w:lsdException w:name="Medium Shading 2 Accent 4" w:semiHidden="0" w:uiPriority="64" w:unhideWhenUsed="0"/>
-    <w:lsdException w:name="Medium List 1 Accent 4" w:semiHidden="0" w:uiPriority="65" w:unhideWhenUsed="0"/>
-    <w:lsdException w:name="Medium List 2 Accent 4" w:semiHidden="0" w:uiPriority="66" w:unhideWhenUsed="0"/>
-    <w:lsdException w:name="Medium Grid 1 Accent 4" w:semiHidden="0" w:uiPriority="67" w:unhideWhenUsed="0"/>
-    <w:lsdException w:name="Medium Grid 2 Accent 4" w:semiHidden="0" w:uiPriority="68" w:unhideWhenUsed="0"/>
-    <w:lsdException w:name="Medium Grid 3 Accent 4" w:semiHidden="0" w:uiPriority="69" w:unhideWhenUsed="0"/>
-    <w:lsdException w:name="Dark List Accent 4" w:semiHidden="0" w:uiPriority="70" w:unhideWhenUsed="0"/>
-    <w:lsdException w:name="Colorful Shading Accent 4" w:semiHidden="0" w:uiPriority="71" w:unhideWhenUsed="0"/>
-    <w:lsdException w:name="Colorful List Accent 4" w:semiHidden="0" w:uiPriority="72" w:unhideWhenUsed="0"/>
-    <w:lsdException w:name="Colorful Grid Accent 4" w:semiHidden="0" w:uiPriority="73" w:unhideWhenUsed="0"/>
-    <w:lsdException w:name="Light Shading Accent 5" w:semiHidden="0" w:uiPriority="60" w:unhideWhenUsed="0"/>
-    <w:lsdException w:name="Light List Accent 5" w:semiHidden="0" w:uiPriority="61" w:unhideWhenUsed="0"/>
-    <w:lsdException w:name="Light Grid Accent 5" w:semiHidden="0" w:uiPriority="62" w:unhideWhenUsed="0"/>
-    <w:lsdException w:name="Medium Shading 1 Accent 5" w:semiHidden="0" w:uiPriority="63" w:unhideWhenUsed="0"/>
-    <w:lsdException w:name="Medium Shading 2 Accent 5" w:semiHidden="0" w:uiPriority="64" w:unhideWhenUsed="0"/>
-    <w:lsdException w:name="Medium List 1 Accent 5" w:semiHidden="0" w:uiPriority="65" w:unhideWhenUsed="0"/>
-    <w:lsdException w:name="Medium List 2 Accent 5" w:semiHidden="0" w:uiPriority="66" w:unhideWhenUsed="0"/>
-    <w:lsdException w:name="Medium Grid 1 Accent 5" w:semiHidden="0" w:uiPriority="67" w:unhideWhenUsed="0"/>
-    <w:lsdException w:name="Medium Grid 2 Accent 5" w:semiHidden="0" w:uiPriority="68" w:unhideWhenUsed="0"/>
-    <w:lsdException w:name="Medium Grid 3 Accent 5" w:semiHidden="0" w:uiPriority="69" w:unhideWhenUsed="0"/>
-    <w:lsdException w:name="Dark List Accent 5" w:semiHidden="0" w:uiPriority="70" w:unhideWhenUsed="0"/>
-    <w:lsdException w:name="Colorful Shading Accent 5" w:semiHidden="0" w:uiPriority="71" w:unhideWhenUsed="0"/>
-    <w:lsdException w:name="Colorful List Accent 5" w:semiHidden="0" w:uiPriority="72" w:unhideWhenUsed="0"/>
-    <w:lsdException w:name="Colorful Grid Accent 5" w:semiHidden="0" w:uiPriority="73" w:unhideWhenUsed="0"/>
-    <w:lsdException w:name="Light Shading Accent 6" w:semiHidden="0" w:uiPriority="60" w:unhideWhenUsed="0"/>
-    <w:lsdException w:name="Light List Accent 6" w:semiHidden="0" w:uiPriority="61" w:unhideWhenUsed="0"/>
-    <w:lsdException w:name="Light Grid Accent 6" w:semiHidden="0" w:uiPriority="62" w:unhideWhenUsed="0"/>
-    <w:lsdException w:name="Medium Shading 1 Accent 6" w:semiHidden="0" w:uiPriority="63" w:unhideWhenUsed="0"/>
-    <w:lsdException w:name="Medium Shading 2 Accent 6" w:semiHidden="0" w:uiPriority="64" w:unhideWhenUsed="0"/>
-    <w:lsdException w:name="Medium List 1 Accent 6" w:semiHidden="0" w:uiPriority="65" w:unhideWhenUsed="0"/>
-    <w:lsdException w:name="Medium List 2 Accent 6" w:semiHidden="0" w:uiPriority="66" w:unhideWhenUsed="0"/>
-    <w:lsdException w:name="Medium Grid 1 Accent 6" w:semiHidden="0" w:uiPriority="67" w:unhideWhenUsed="0"/>
-    <w:lsdException w:name="Medium Grid 2 Accent 6" w:semiHidden="0" w:uiPriority="68" w:unhideWhenUsed="0"/>
-    <w:lsdException w:name="Medium Grid 3 Accent 6" w:semiHidden="0" w:uiPriority="69" w:unhideWhenUsed="0"/>
-    <w:lsdException w:name="Dark List Accent 6" w:semiHidden="0" w:uiPriority="70" w:unhideWhenUsed="0"/>
-    <w:lsdException w:name="Colorful Shading Accent 6" w:semiHidden="0" w:uiPriority="71" w:unhideWhenUsed="0"/>
-    <w:lsdException w:name="Colorful List Accent 6" w:semiHidden="0" w:uiPriority="72" w:unhideWhenUsed="0"/>
-    <w:lsdException w:name="Colorful Grid Accent 6" w:semiHidden="0" w:uiPriority="73" w:unhideWhenUsed="0"/>
-    <w:lsdException w:name="Subtle Emphasis" w:semiHidden="0" w:uiPriority="19" w:unhideWhenUsed="0" w:qFormat="1"/>
-    <w:lsdException w:name="Intense Emphasis" w:semiHidden="0" w:uiPriority="21" w:unhideWhenUsed="0" w:qFormat="1"/>
-    <w:lsdException w:name="Subtle Reference" w:semiHidden="0" w:uiPriority="31" w:unhideWhenUsed="0" w:qFormat="1"/>
-    <w:lsdException w:name="Intense Reference" w:semiHidden="0" w:uiPriority="32" w:unhideWhenUsed="0" w:qFormat="1"/>
-    <w:lsdException w:name="Book Title" w:semiHidden="0" w:uiPriority="33" w:unhideWhenUsed="0" w:qFormat="1"/>
-    <w:lsdException w:name="Bibliography" w:uiPriority="37"/>
-    <w:lsdException w:name="TOC Heading" w:uiPriority="39" w:qFormat="1"/>
+  <w:latentStyles w:defLockedState="0" w:defUIPriority="99" w:defSemiHidden="0" w:defUnhideWhenUsed="0" w:defQFormat="0" w:count="376">
+    <w:lsdException w:name="Normal" w:uiPriority="0" w:qFormat="1"/>
+    <w:lsdException w:name="heading 1" w:uiPriority="9" w:qFormat="1"/>
+    <w:lsdException w:name="heading 2" w:semiHidden="1" w:uiPriority="9" w:unhideWhenUsed="1" w:qFormat="1"/>
+    <w:lsdException w:name="heading 3" w:semiHidden="1" w:uiPriority="9" w:unhideWhenUsed="1" w:qFormat="1"/>
+    <w:lsdException w:name="heading 4" w:semiHidden="1" w:uiPriority="9" w:unhideWhenUsed="1" w:qFormat="1"/>
+    <w:lsdException w:name="heading 5" w:semiHidden="1" w:uiPriority="9" w:unhideWhenUsed="1" w:qFormat="1"/>
+    <w:lsdException w:name="heading 6" w:semiHidden="1" w:uiPriority="9" w:unhideWhenUsed="1" w:qFormat="1"/>
+    <w:lsdException w:name="heading 7" w:semiHidden="1" w:uiPriority="9" w:unhideWhenUsed="1" w:qFormat="1"/>
+    <w:lsdException w:name="heading 8" w:semiHidden="1" w:uiPriority="9" w:unhideWhenUsed="1" w:qFormat="1"/>
+    <w:lsdException w:name="heading 9" w:semiHidden="1" w:uiPriority="9" w:unhideWhenUsed="1" w:qFormat="1"/>
+    <w:lsdException w:name="index 1" w:semiHidden="1" w:unhideWhenUsed="1"/>
+    <w:lsdException w:name="index 2" w:semiHidden="1" w:unhideWhenUsed="1"/>
+    <w:lsdException w:name="index 3" w:semiHidden="1" w:unhideWhenUsed="1"/>
+    <w:lsdException w:name="index 4" w:semiHidden="1" w:unhideWhenUsed="1"/>
+    <w:lsdException w:name="index 5" w:semiHidden="1" w:unhideWhenUsed="1"/>
+    <w:lsdException w:name="index 6" w:semiHidden="1" w:unhideWhenUsed="1"/>
+    <w:lsdException w:name="index 7" w:semiHidden="1" w:unhideWhenUsed="1"/>
+    <w:lsdException w:name="index 8" w:semiHidden="1" w:unhideWhenUsed="1"/>
+    <w:lsdException w:name="index 9" w:semiHidden="1" w:unhideWhenUsed="1"/>
+    <w:lsdException w:name="toc 1" w:semiHidden="1" w:uiPriority="39" w:unhideWhenUsed="1"/>
+    <w:lsdException w:name="toc 2" w:semiHidden="1" w:uiPriority="39" w:unhideWhenUsed="1"/>
+    <w:lsdException w:name="toc 3" w:semiHidden="1" w:uiPriority="39" w:unhideWhenUsed="1"/>
+    <w:lsdException w:name="toc 4" w:semiHidden="1" w:uiPriority="39" w:unhideWhenUsed="1"/>
+    <w:lsdException w:name="toc 5" w:semiHidden="1" w:uiPriority="39" w:unhideWhenUsed="1"/>
+    <w:lsdException w:name="toc 6" w:semiHidden="1" w:uiPriority="39" w:unhideWhenUsed="1"/>
+    <w:lsdException w:name="toc 7" w:semiHidden="1" w:uiPriority="39" w:unhideWhenUsed="1"/>
+    <w:lsdException w:name="toc 8" w:semiHidden="1" w:uiPriority="39" w:unhideWhenUsed="1"/>
+    <w:lsdException w:name="toc 9" w:semiHidden="1" w:uiPriority="39" w:unhideWhenUsed="1"/>
+    <w:lsdException w:name="Normal Indent" w:semiHidden="1" w:unhideWhenUsed="1"/>
+    <w:lsdException w:name="footnote text" w:semiHidden="1" w:unhideWhenUsed="1"/>
+    <w:lsdException w:name="annotation text" w:semiHidden="1" w:unhideWhenUsed="1"/>
+    <w:lsdException w:name="header" w:semiHidden="1" w:unhideWhenUsed="1"/>
+    <w:lsdException w:name="footer" w:semiHidden="1" w:unhideWhenUsed="1"/>
+    <w:lsdException w:name="index heading" w:semiHidden="1" w:unhideWhenUsed="1"/>
+    <w:lsdException w:name="caption" w:semiHidden="1" w:uiPriority="35" w:unhideWhenUsed="1" w:qFormat="1"/>
+    <w:lsdException w:name="table of figures" w:semiHidden="1" w:unhideWhenUsed="1"/>
+    <w:lsdException w:name="envelope address" w:semiHidden="1" w:unhideWhenUsed="1"/>
+    <w:lsdException w:name="envelope return" w:semiHidden="1" w:unhideWhenUsed="1"/>
+    <w:lsdException w:name="footnote reference" w:semiHidden="1" w:unhideWhenUsed="1"/>
+    <w:lsdException w:name="annotation reference" w:semiHidden="1" w:unhideWhenUsed="1"/>
+    <w:lsdException w:name="line number" w:semiHidden="1" w:unhideWhenUsed="1"/>
+    <w:lsdException w:name="page number" w:semiHidden="1" w:unhideWhenUsed="1"/>
+    <w:lsdException w:name="endnote reference" w:semiHidden="1" w:unhideWhenUsed="1"/>
+    <w:lsdException w:name="endnote text" w:semiHidden="1" w:unhideWhenUsed="1"/>
+    <w:lsdException w:name="table of authorities" w:semiHidden="1" w:unhideWhenUsed="1"/>
+    <w:lsdException w:name="macro" w:semiHidden="1" w:unhideWhenUsed="1"/>
+    <w:lsdException w:name="toa heading" w:semiHidden="1" w:unhideWhenUsed="1"/>
+    <w:lsdException w:name="List" w:semiHidden="1" w:unhideWhenUsed="1"/>
+    <w:lsdException w:name="List Bullet" w:semiHidden="1" w:unhideWhenUsed="1"/>
+    <w:lsdException w:name="List Number" w:semiHidden="1" w:unhideWhenUsed="1"/>
+    <w:lsdException w:name="List 2" w:semiHidden="1" w:unhideWhenUsed="1"/>
+    <w:lsdException w:name="List 3" w:semiHidden="1" w:unhideWhenUsed="1"/>
+    <w:lsdException w:name="List 4" w:semiHidden="1" w:unhideWhenUsed="1"/>
+    <w:lsdException w:name="List 5" w:semiHidden="1" w:unhideWhenUsed="1"/>
+    <w:lsdException w:name="List Bullet 2" w:semiHidden="1" w:unhideWhenUsed="1"/>
+    <w:lsdException w:name="List Bullet 3" w:semiHidden="1" w:unhideWhenUsed="1"/>
+    <w:lsdException w:name="List Bullet 4" w:semiHidden="1" w:unhideWhenUsed="1"/>
+    <w:lsdException w:name="List Bullet 5" w:semiHidden="1" w:unhideWhenUsed="1"/>
+    <w:lsdException w:name="List Number 2" w:semiHidden="1" w:unhideWhenUsed="1"/>
+    <w:lsdException w:name="List Number 3" w:semiHidden="1" w:unhideWhenUsed="1"/>
+    <w:lsdException w:name="List Number 4" w:semiHidden="1" w:unhideWhenUsed="1"/>
+    <w:lsdException w:name="List Number 5" w:semiHidden="1" w:unhideWhenUsed="1"/>
+    <w:lsdException w:name="Title" w:uiPriority="10" w:qFormat="1"/>
+    <w:lsdException w:name="Closing" w:semiHidden="1" w:unhideWhenUsed="1"/>
+    <w:lsdException w:name="Signature" w:semiHidden="1" w:unhideWhenUsed="1"/>
+    <w:lsdException w:name="Default Paragraph Font" w:semiHidden="1" w:uiPriority="1" w:unhideWhenUsed="1"/>
+    <w:lsdException w:name="Body Text" w:semiHidden="1" w:unhideWhenUsed="1"/>
+    <w:lsdException w:name="Body Text Indent" w:semiHidden="1" w:unhideWhenUsed="1"/>
+    <w:lsdException w:name="List Continue" w:semiHidden="1" w:unhideWhenUsed="1"/>
+    <w:lsdException w:name="List Continue 2" w:semiHidden="1" w:unhideWhenUsed="1"/>
+    <w:lsdException w:name="List Continue 3" w:semiHidden="1" w:unhideWhenUsed="1"/>
+    <w:lsdException w:name="List Continue 4" w:semiHidden="1" w:unhideWhenUsed="1"/>
+    <w:lsdException w:name="List Continue 5" w:semiHidden="1" w:unhideWhenUsed="1"/>
+    <w:lsdException w:name="Message Header" w:semiHidden="1" w:unhideWhenUsed="1"/>
+    <w:lsdException w:name="Subtitle" w:uiPriority="11" w:qFormat="1"/>
+    <w:lsdException w:name="Salutation" w:semiHidden="1" w:unhideWhenUsed="1"/>
+    <w:lsdException w:name="Date" w:semiHidden="1" w:unhideWhenUsed="1"/>
+    <w:lsdException w:name="Body Text First Indent" w:semiHidden="1" w:unhideWhenUsed="1"/>
+    <w:lsdException w:name="Body Text First Indent 2" w:semiHidden="1" w:unhideWhenUsed="1"/>
+    <w:lsdException w:name="Note Heading" w:semiHidden="1" w:unhideWhenUsed="1"/>
+    <w:lsdException w:name="Body Text 2" w:semiHidden="1" w:unhideWhenUsed="1"/>
+    <w:lsdException w:name="Body Text 3" w:semiHidden="1" w:unhideWhenUsed="1"/>
+    <w:lsdException w:name="Body Text Indent 2" w:semiHidden="1" w:unhideWhenUsed="1"/>
+    <w:lsdException w:name="Body Text Indent 3" w:semiHidden="1" w:unhideWhenUsed="1"/>
+    <w:lsdException w:name="Block Text" w:semiHidden="1" w:unhideWhenUsed="1"/>
+    <w:lsdException w:name="Hyperlink" w:semiHidden="1" w:unhideWhenUsed="1"/>
+    <w:lsdException w:name="FollowedHyperlink" w:semiHidden="1" w:unhideWhenUsed="1"/>
+    <w:lsdException w:name="Strong" w:uiPriority="22" w:qFormat="1"/>
+    <w:lsdException w:name="Emphasis" w:uiPriority="20" w:qFormat="1"/>
+    <w:lsdException w:name="Document Map" w:semiHidden="1" w:unhideWhenUsed="1"/>
+    <w:lsdException w:name="Plain Text" w:semiHidden="1" w:unhideWhenUsed="1"/>
+    <w:lsdException w:name="E-mail Signature" w:semiHidden="1" w:unhideWhenUsed="1"/>
+    <w:lsdException w:name="HTML Top of Form" w:semiHidden="1" w:unhideWhenUsed="1"/>
+    <w:lsdException w:name="HTML Bottom of Form" w:semiHidden="1" w:unhideWhenUsed="1"/>
+    <w:lsdException w:name="Normal (Web)" w:semiHidden="1" w:unhideWhenUsed="1"/>
+    <w:lsdException w:name="HTML Acronym" w:semiHidden="1" w:unhideWhenUsed="1"/>
+    <w:lsdException w:name="HTML Address" w:semiHidden="1" w:unhideWhenUsed="1"/>
+    <w:lsdException w:name="HTML Cite" w:semiHidden="1" w:unhideWhenUsed="1"/>
+    <w:lsdException w:name="HTML Code" w:semiHidden="1" w:unhideWhenUsed="1"/>
+    <w:lsdException w:name="HTML Definition" w:semiHidden="1" w:unhideWhenUsed="1"/>
+    <w:lsdException w:name="HTML Keyboard" w:semiHidden="1" w:unhideWhenUsed="1"/>
+    <w:lsdException w:name="HTML Preformatted" w:semiHidden="1" w:unhideWhenUsed="1"/>
+    <w:lsdException w:name="HTML Sample" w:semiHidden="1" w:unhideWhenUsed="1"/>
+    <w:lsdException w:name="HTML Typewriter" w:semiHidden="1" w:unhideWhenUsed="1"/>
+    <w:lsdException w:name="HTML Variable" w:semiHidden="1" w:unhideWhenUsed="1"/>
+    <w:lsdException w:name="Normal Table" w:semiHidden="1" w:unhideWhenUsed="1"/>
+    <w:lsdException w:name="annotation subject" w:semiHidden="1" w:unhideWhenUsed="1"/>
+    <w:lsdException w:name="No List" w:semiHidden="1" w:unhideWhenUsed="1"/>
+    <w:lsdException w:name="Outline List 1" w:semiHidden="1" w:unhideWhenUsed="1"/>
+    <w:lsdException w:name="Outline List 2" w:semiHidden="1" w:unhideWhenUsed="1"/>
+    <w:lsdException w:name="Outline List 3" w:semiHidden="1" w:unhideWhenUsed="1"/>
+    <w:lsdException w:name="Table Simple 1" w:semiHidden="1" w:unhideWhenUsed="1"/>
+    <w:lsdException w:name="Table Simple 2" w:semiHidden="1" w:unhideWhenUsed="1"/>
+    <w:lsdException w:name="Table Simple 3" w:semiHidden="1" w:unhideWhenUsed="1"/>
+    <w:lsdException w:name="Table Classic 1" w:semiHidden="1" w:unhideWhenUsed="1"/>
+    <w:lsdException w:name="Table Classic 2" w:semiHidden="1" w:unhideWhenUsed="1"/>
+    <w:lsdException w:name="Table Classic 3" w:semiHidden="1" w:unhideWhenUsed="1"/>
+    <w:lsdException w:name="Table Classic 4" w:semiHidden="1" w:unhideWhenUsed="1"/>
+    <w:lsdException w:name="Table Colorful 1" w:semiHidden="1" w:unhideWhenUsed="1"/>
+    <w:lsdException w:name="Table Colorful 2" w:semiHidden="1" w:unhideWhenUsed="1"/>
+    <w:lsdException w:name="Table Colorful 3" w:semiHidden="1" w:unhideWhenUsed="1"/>
+    <w:lsdException w:name="Table Columns 1" w:semiHidden="1" w:unhideWhenUsed="1"/>
+    <w:lsdException w:name="Table Columns 2" w:semiHidden="1" w:unhideWhenUsed="1"/>
+    <w:lsdException w:name="Table Columns 3" w:semiHidden="1" w:unhideWhenUsed="1"/>
+    <w:lsdException w:name="Table Columns 4" w:semiHidden="1" w:unhideWhenUsed="1"/>
+    <w:lsdException w:name="Table Columns 5" w:semiHidden="1" w:unhideWhenUsed="1"/>
+    <w:lsdException w:name="Table Grid 1" w:semiHidden="1" w:unhideWhenUsed="1"/>
+    <w:lsdException w:name="Table Grid 2" w:semiHidden="1" w:unhideWhenUsed="1"/>
+    <w:lsdException w:name="Table Grid 3" w:semiHidden="1" w:unhideWhenUsed="1"/>
+    <w:lsdException w:name="Table Grid 4" w:semiHidden="1" w:unhideWhenUsed="1"/>
+    <w:lsdException w:name="Table Grid 5" w:semiHidden="1" w:unhideWhenUsed="1"/>
+    <w:lsdException w:name="Table Grid 6" w:semiHidden="1" w:unhideWhenUsed="1"/>
+    <w:lsdException w:name="Table Grid 7" w:semiHidden="1" w:unhideWhenUsed="1"/>
+    <w:lsdException w:name="Table Grid 8" w:semiHidden="1" w:unhideWhenUsed="1"/>
+    <w:lsdException w:name="Table List 1" w:semiHidden="1" w:unhideWhenUsed="1"/>
+    <w:lsdException w:name="Table List 2" w:semiHidden="1" w:unhideWhenUsed="1"/>
+    <w:lsdException w:name="Table List 3" w:semiHidden="1" w:unhideWhenUsed="1"/>
+    <w:lsdException w:name="Table List 4" w:semiHidden="1" w:unhideWhenUsed="1"/>
+    <w:lsdException w:name="Table List 5" w:semiHidden="1" w:unhideWhenUsed="1"/>
+    <w:lsdException w:name="Table List 6" w:semiHidden="1" w:unhideWhenUsed="1"/>
+    <w:lsdException w:name="Table List 7" w:semiHidden="1" w:unhideWhenUsed="1"/>
+    <w:lsdException w:name="Table List 8" w:semiHidden="1" w:unhideWhenUsed="1"/>
+    <w:lsdException w:name="Table 3D effects 1" w:semiHidden="1" w:unhideWhenUsed="1"/>
+    <w:lsdException w:name="Table 3D effects 2" w:semiHidden="1" w:unhideWhenUsed="1"/>
+    <w:lsdException w:name="Table 3D effects 3" w:semiHidden="1" w:unhideWhenUsed="1"/>
+    <w:lsdException w:name="Table Contemporary" w:semiHidden="1" w:unhideWhenUsed="1"/>
+    <w:lsdException w:name="Table Elegant" w:semiHidden="1" w:unhideWhenUsed="1"/>
+    <w:lsdException w:name="Table Professional" w:semiHidden="1" w:unhideWhenUsed="1"/>
+    <w:lsdException w:name="Table Subtle 1" w:semiHidden="1" w:unhideWhenUsed="1"/>
+    <w:lsdException w:name="Table Subtle 2" w:semiHidden="1" w:unhideWhenUsed="1"/>
+    <w:lsdException w:name="Table Web 1" w:semiHidden="1" w:unhideWhenUsed="1"/>
+    <w:lsdException w:name="Table Web 2" w:semiHidden="1" w:unhideWhenUsed="1"/>
+    <w:lsdException w:name="Table Web 3" w:semiHidden="1" w:unhideWhenUsed="1"/>
+    <w:lsdException w:name="Balloon Text" w:semiHidden="1" w:unhideWhenUsed="1"/>
+    <w:lsdException w:name="Table Grid" w:uiPriority="59"/>
+    <w:lsdException w:name="Table Theme" w:semiHidden="1" w:unhideWhenUsed="1"/>
+    <w:lsdException w:name="Placeholder Text" w:semiHidden="1"/>
+    <w:lsdException w:name="No Spacing" w:uiPriority="1" w:qFormat="1"/>
+    <w:lsdException w:name="Light Shading" w:uiPriority="60"/>
+    <w:lsdException w:name="Light List" w:uiPriority="61"/>
+    <w:lsdException w:name="Light Grid" w:uiPriority="62"/>
+    <w:lsdException w:name="Medium Shading 1" w:uiPriority="63"/>
+    <w:lsdException w:name="Medium Shading 2" w:uiPriority="64"/>
+    <w:lsdException w:name="Medium List 1" w:uiPriority="65"/>
+    <w:lsdException w:name="Medium List 2" w:uiPriority="66"/>
+    <w:lsdException w:name="Medium Grid 1" w:uiPriority="67"/>
+    <w:lsdException w:name="Medium Grid 2" w:uiPriority="68"/>
+    <w:lsdException w:name="Medium Grid 3" w:uiPriority="69"/>
+    <w:lsdException w:name="Dark List" w:uiPriority="70"/>
+    <w:lsdException w:name="Colorful Shading" w:uiPriority="71"/>
+    <w:lsdException w:name="Colorful List" w:uiPriority="72"/>
+    <w:lsdException w:name="Colorful Grid" w:uiPriority="73"/>
+    <w:lsdException w:name="Light Shading Accent 1" w:uiPriority="60"/>
+    <w:lsdException w:name="Light List Accent 1" w:uiPriority="61"/>
+    <w:lsdException w:name="Light Grid Accent 1" w:uiPriority="62"/>
+    <w:lsdException w:name="Medium Shading 1 Accent 1" w:uiPriority="63"/>
+    <w:lsdException w:name="Medium Shading 2 Accent 1" w:uiPriority="64"/>
+    <w:lsdException w:name="Medium List 1 Accent 1" w:uiPriority="65"/>
+    <w:lsdException w:name="Revision" w:semiHidden="1"/>
+    <w:lsdException w:name="List Paragraph" w:uiPriority="34" w:qFormat="1"/>
+    <w:lsdException w:name="Quote" w:uiPriority="29" w:qFormat="1"/>
+    <w:lsdException w:name="Intense Quote" w:uiPriority="30" w:qFormat="1"/>
+    <w:lsdException w:name="Medium List 2 Accent 1" w:uiPriority="66"/>
+    <w:lsdException w:name="Medium Grid 1 Accent 1" w:uiPriority="67"/>
+    <w:lsdException w:name="Medium Grid 2 Accent 1" w:uiPriority="68"/>
+    <w:lsdException w:name="Medium Grid 3 Accent 1" w:uiPriority="69"/>
+    <w:lsdException w:name="Dark List Accent 1" w:uiPriority="70"/>
+    <w:lsdException w:name="Colorful Shading Accent 1" w:uiPriority="71"/>
+    <w:lsdException w:name="Colorful List Accent 1" w:uiPriority="72"/>
+    <w:lsdException w:name="Colorful Grid Accent 1" w:uiPriority="73"/>
+    <w:lsdException w:name="Light Shading Accent 2" w:uiPriority="60"/>
+    <w:lsdException w:name="Light List Accent 2" w:uiPriority="61"/>
+    <w:lsdException w:name="Light Grid Accent 2" w:uiPriority="62"/>
+    <w:lsdException w:name="Medium Shading 1 Accent 2" w:uiPriority="63"/>
+    <w:lsdException w:name="Medium Shading 2 Accent 2" w:uiPriority="64"/>
+    <w:lsdException w:name="Medium List 1 Accent 2" w:uiPriority="65"/>
+    <w:lsdException w:name="Medium List 2 Accent 2" w:uiPriority="66"/>
+    <w:lsdException w:name="Medium Grid 1 Accent 2" w:uiPriority="67"/>
+    <w:lsdException w:name="Medium Grid 2 Accent 2" w:uiPriority="68"/>
+    <w:lsdException w:name="Medium Grid 3 Accent 2" w:uiPriority="69"/>
+    <w:lsdException w:name="Dark List Accent 2" w:uiPriority="70"/>
+    <w:lsdException w:name="Colorful Shading Accent 2" w:uiPriority="71"/>
+    <w:lsdException w:name="Colorful List Accent 2" w:uiPriority="72"/>
+    <w:lsdException w:name="Colorful Grid Accent 2" w:uiPriority="73"/>
+    <w:lsdException w:name="Light Shading Accent 3" w:uiPriority="60"/>
+    <w:lsdException w:name="Light List Accent 3" w:uiPriority="61"/>
+    <w:lsdException w:name="Light Grid Accent 3" w:uiPriority="62"/>
+    <w:lsdException w:name="Medium Shading 1 Accent 3" w:uiPriority="63"/>
+    <w:lsdException w:name="Medium Shading 2 Accent 3" w:uiPriority="64"/>
+    <w:lsdException w:name="Medium List 1 Accent 3" w:uiPriority="65"/>
+    <w:lsdException w:name="Medium List 2 Accent 3" w:uiPriority="66"/>
+    <w:lsdException w:name="Medium Grid 1 Accent 3" w:uiPriority="67"/>
+    <w:lsdException w:name="Medium Grid 2 Accent 3" w:uiPriority="68"/>
+    <w:lsdException w:name="Medium Grid 3 Accent 3" w:uiPriority="69"/>
+    <w:lsdException w:name="Dark List Accent 3" w:uiPriority="70"/>
+    <w:lsdException w:name="Colorful Shading Accent 3" w:uiPriority="71"/>
+    <w:lsdException w:name="Colorful List Accent 3" w:uiPriority="72"/>
+    <w:lsdException w:name="Colorful Grid Accent 3" w:uiPriority="73"/>
+    <w:lsdException w:name="Light Shading Accent 4" w:uiPriority="60"/>
+    <w:lsdException w:name="Light List Accent 4" w:uiPriority="61"/>
+    <w:lsdException w:name="Light Grid Accent 4" w:uiPriority="62"/>
+    <w:lsdException w:name="Medium Shading 1 Accent 4" w:uiPriority="63"/>
+    <w:lsdException w:name="Medium Shading 2 Accent 4" w:uiPriority="64"/>
+    <w:lsdException w:name="Medium List 1 Accent 4" w:uiPriority="65"/>
+    <w:lsdException w:name="Medium List 2 Accent 4" w:uiPriority="66"/>
+    <w:lsdException w:name="Medium Grid 1 Accent 4" w:uiPriority="67"/>
+    <w:lsdException w:name="Medium Grid 2 Accent 4" w:uiPriority="68"/>
+    <w:lsdException w:name="Medium Grid 3 Accent 4" w:uiPriority="69"/>
+    <w:lsdException w:name="Dark List Accent 4" w:uiPriority="70"/>
+    <w:lsdException w:name="Colorful Shading Accent 4" w:uiPriority="71"/>
+    <w:lsdException w:name="Colorful List Accent 4" w:uiPriority="72"/>
+    <w:lsdException w:name="Colorful Grid Accent 4" w:uiPriority="73"/>
+    <w:lsdException w:name="Light Shading Accent 5" w:uiPriority="60"/>
+    <w:lsdException w:name="Light List Accent 5" w:uiPriority="61"/>
+    <w:lsdException w:name="Light Grid Accent 5" w:uiPriority="62"/>
+    <w:lsdException w:name="Medium Shading 1 Accent 5" w:uiPriority="63"/>
+    <w:lsdException w:name="Medium Shading 2 Accent 5" w:uiPriority="64"/>
+    <w:lsdException w:name="Medium List 1 Accent 5" w:uiPriority="65"/>
+    <w:lsdException w:name="Medium List 2 Accent 5" w:uiPriority="66"/>
+    <w:lsdException w:name="Medium Grid 1 Accent 5" w:uiPriority="67"/>
+    <w:lsdException w:name="Medium Grid 2 Accent 5" w:uiPriority="68"/>
+    <w:lsdException w:name="Medium Grid 3 Accent 5" w:uiPriority="69"/>
+    <w:lsdException w:name="Dark List Accent 5" w:uiPriority="70"/>
+    <w:lsdException w:name="Colorful Shading Accent 5" w:uiPriority="71"/>
+    <w:lsdException w:name="Colorful List Accent 5" w:uiPriority="72"/>
+    <w:lsdException w:name="Colorful Grid Accent 5" w:uiPriority="73"/>
+    <w:lsdException w:name="Light Shading Accent 6" w:uiPriority="60"/>
+    <w:lsdException w:name="Light List Accent 6" w:uiPriority="61"/>
+    <w:lsdException w:name="Light Grid Accent 6" w:uiPriority="62"/>
+    <w:lsdException w:name="Medium Shading 1 Accent 6" w:uiPriority="63"/>
+    <w:lsdException w:name="Medium Shading 2 Accent 6" w:uiPriority="64"/>
+    <w:lsdException w:name="Medium List 1 Accent 6" w:uiPriority="65"/>
+    <w:lsdException w:name="Medium List 2 Accent 6" w:uiPriority="66"/>
+    <w:lsdException w:name="Medium Grid 1 Accent 6" w:uiPriority="67"/>
+    <w:lsdException w:name="Medium Grid 2 Accent 6" w:uiPriority="68"/>
+    <w:lsdException w:name="Medium Grid 3 Accent 6" w:uiPriority="69"/>
+    <w:lsdException w:name="Dark List Accent 6" w:uiPriority="70"/>
+    <w:lsdException w:name="Colorful Shading Accent 6" w:uiPriority="71"/>
+    <w:lsdException w:name="Colorful List Accent 6" w:uiPriority="72"/>
+    <w:lsdException w:name="Colorful Grid Accent 6" w:uiPriority="73"/>
+    <w:lsdException w:name="Subtle Emphasis" w:uiPriority="19" w:qFormat="1"/>
+    <w:lsdException w:name="Intense Emphasis" w:uiPriority="21" w:qFormat="1"/>
+    <w:lsdException w:name="Subtle Reference" w:uiPriority="31" w:qFormat="1"/>
+    <w:lsdException w:name="Intense Reference" w:uiPriority="32" w:qFormat="1"/>
+    <w:lsdException w:name="Book Title" w:uiPriority="33" w:qFormat="1"/>
+    <w:lsdException w:name="Bibliography" w:semiHidden="1" w:uiPriority="37" w:unhideWhenUsed="1"/>
+    <w:lsdException w:name="TOC Heading" w:semiHidden="1" w:uiPriority="39" w:unhideWhenUsed="1" w:qFormat="1"/>
+    <w:lsdException w:name="Plain Table 1" w:uiPriority="41"/>
+    <w:lsdException w:name="Plain Table 2" w:uiPriority="42"/>
+    <w:lsdException w:name="Plain Table 3" w:uiPriority="43"/>
+    <w:lsdException w:name="Plain Table 4" w:uiPriority="44"/>
+    <w:lsdException w:name="Plain Table 5" w:uiPriority="45"/>
+    <w:lsdException w:name="Grid Table Light" w:uiPriority="40"/>
+    <w:lsdException w:name="Grid Table 1 Light" w:uiPriority="46"/>
+    <w:lsdException w:name="Grid Table 2" w:uiPriority="47"/>
+    <w:lsdException w:name="Grid Table 3" w:uiPriority="48"/>
+    <w:lsdException w:name="Grid Table 4" w:uiPriority="49"/>
+    <w:lsdException w:name="Grid Table 5 Dark" w:uiPriority="50"/>
+    <w:lsdException w:name="Grid Table 6 Colorful" w:uiPriority="51"/>
+    <w:lsdException w:name="Grid Table 7 Colorful" w:uiPriority="52"/>
+    <w:lsdException w:name="Grid Table 1 Light Accent 1" w:uiPriority="46"/>
+    <w:lsdException w:name="Grid Table 2 Accent 1" w:uiPriority="47"/>
+    <w:lsdException w:name="Grid Table 3 Accent 1" w:uiPriority="48"/>
+    <w:lsdException w:name="Grid Table 4 Accent 1" w:uiPriority="49"/>
+    <w:lsdException w:name="Grid Table 5 Dark Accent 1" w:uiPriority="50"/>
+    <w:lsdException w:name="Grid Table 6 Colorful Accent 1" w:uiPriority="51"/>
+    <w:lsdException w:name="Grid Table 7 Colorful Accent 1" w:uiPriority="52"/>
+    <w:lsdException w:name="Grid Table 1 Light Accent 2" w:uiPriority="46"/>
+    <w:lsdException w:name="Grid Table 2 Accent 2" w:uiPriority="47"/>
+    <w:lsdException w:name="Grid Table 3 Accent 2" w:uiPriority="48"/>
+    <w:lsdException w:name="Grid Table 4 Accent 2" w:uiPriority="49"/>
+    <w:lsdException w:name="Grid Table 5 Dark Accent 2" w:uiPriority="50"/>
+    <w:lsdException w:name="Grid Table 6 Colorful Accent 2" w:uiPriority="51"/>
+    <w:lsdException w:name="Grid Table 7 Colorful Accent 2" w:uiPriority="52"/>
+    <w:lsdException w:name="Grid Table 1 Light Accent 3" w:uiPriority="46"/>
+    <w:lsdException w:name="Grid Table 2 Accent 3" w:uiPriority="47"/>
+    <w:lsdException w:name="Grid Table 3 Accent 3" w:uiPriority="48"/>
+    <w:lsdException w:name="Grid Table 4 Accent 3" w:uiPriority="49"/>
+    <w:lsdException w:name="Grid Table 5 Dark Accent 3" w:uiPriority="50"/>
+    <w:lsdException w:name="Grid Table 6 Colorful Accent 3" w:uiPriority="51"/>
+    <w:lsdException w:name="Grid Table 7 Colorful Accent 3" w:uiPriority="52"/>
+    <w:lsdException w:name="Grid Table 1 Light Accent 4" w:uiPriority="46"/>
+    <w:lsdException w:name="Grid Table 2 Accent 4" w:uiPriority="47"/>
+    <w:lsdException w:name="Grid Table 3 Accent 4" w:uiPriority="48"/>
+    <w:lsdException w:name="Grid Table 4 Accent 4" w:uiPriority="49"/>
+    <w:lsdException w:name="Grid Table 5 Dark Accent 4" w:uiPriority="50"/>
+    <w:lsdException w:name="Grid Table 6 Colorful Accent 4" w:uiPriority="51"/>
+    <w:lsdException w:name="Grid Table 7 Colorful Accent 4" w:uiPriority="52"/>
+    <w:lsdException w:name="Grid Table 1 Light Accent 5" w:uiPriority="46"/>
+    <w:lsdException w:name="Grid Table 2 Accent 5" w:uiPriority="47"/>
+    <w:lsdException w:name="Grid Table 3 Accent 5" w:uiPriority="48"/>
+    <w:lsdException w:name="Grid Table 4 Accent 5" w:uiPriority="49"/>
+    <w:lsdException w:name="Grid Table 5 Dark Accent 5" w:uiPriority="50"/>
+    <w:lsdException w:name="Grid Table 6 Colorful Accent 5" w:uiPriority="51"/>
+    <w:lsdException w:name="Grid Table 7 Colorful Accent 5" w:uiPriority="52"/>
+    <w:lsdException w:name="Grid Table 1 Light Accent 6" w:uiPriority="46"/>
+    <w:lsdException w:name="Grid Table 2 Accent 6" w:uiPriority="47"/>
+    <w:lsdException w:name="Grid Table 3 Accent 6" w:uiPriority="48"/>
+    <w:lsdException w:name="Grid Table 4 Accent 6" w:uiPriority="49"/>
+    <w:lsdException w:name="Grid Table 5 Dark Accent 6" w:uiPriority="50"/>
+    <w:lsdException w:name="Grid Table 6 Colorful Accent 6" w:uiPriority="51"/>
+    <w:lsdException w:name="Grid Table 7 Colorful Accent 6" w:uiPriority="52"/>
+    <w:lsdException w:name="List Table 1 Light" w:uiPriority="46"/>
+    <w:lsdException w:name="List Table 2" w:uiPriority="47"/>
+    <w:lsdException w:name="List Table 3" w:uiPriority="48"/>
+    <w:lsdException w:name="List Table 4" w:uiPriority="49"/>
+    <w:lsdException w:name="List Table 5 Dark" w:uiPriority="50"/>
+    <w:lsdException w:name="List Table 6 Colorful" w:uiPriority="51"/>
+    <w:lsdException w:name="List Table 7 Colorful" w:uiPriority="52"/>
+    <w:lsdException w:name="List Table 1 Light Accent 1" w:uiPriority="46"/>
+    <w:lsdException w:name="List Table 2 Accent 1" w:uiPriority="47"/>
+    <w:lsdException w:name="List Table 3 Accent 1" w:uiPriority="48"/>
+    <w:lsdException w:name="List Table 4 Accent 1" w:uiPriority="49"/>
+    <w:lsdException w:name="List Table 5 Dark Accent 1" w:uiPriority="50"/>
+    <w:lsdException w:name="List Table 6 Colorful Accent 1" w:uiPriority="51"/>
+    <w:lsdException w:name="List Table 7 Colorful Accent 1" w:uiPriority="52"/>
+    <w:lsdException w:name="List Table 1 Light Accent 2" w:uiPriority="46"/>
+    <w:lsdException w:name="List Table 2 Accent 2" w:uiPriority="47"/>
+    <w:lsdException w:name="List Table 3 Accent 2" w:uiPriority="48"/>
+    <w:lsdException w:name="List Table 4 Accent 2" w:uiPriority="49"/>
+    <w:lsdException w:name="List Table 5 Dark Accent 2" w:uiPriority="50"/>
+    <w:lsdException w:name="List Table 6 Colorful Accent 2" w:uiPriority="51"/>
+    <w:lsdException w:name="List Table 7 Colorful Accent 2" w:uiPriority="52"/>
+    <w:lsdException w:name="List Table 1 Light Accent 3" w:uiPriority="46"/>
+    <w:lsdException w:name="List Table 2 Accent 3" w:uiPriority="47"/>
+    <w:lsdException w:name="List Table 3 Accent 3" w:uiPriority="48"/>
+    <w:lsdException w:name="List Table 4 Accent 3" w:uiPriority="49"/>
+    <w:lsdException w:name="List Table 5 Dark Accent 3" w:uiPriority="50"/>
+    <w:lsdException w:name="List Table 6 Colorful Accent 3" w:uiPriority="51"/>
+    <w:lsdException w:name="List Table 7 Colorful Accent 3" w:uiPriority="52"/>
+    <w:lsdException w:name="List Table 1 Light Accent 4" w:uiPriority="46"/>
+    <w:lsdException w:name="List Table 2 Accent 4" w:uiPriority="47"/>
+    <w:lsdException w:name="List Table 3 Accent 4" w:uiPriority="48"/>
+    <w:lsdException w:name="List Table 4 Accent 4" w:uiPriority="49"/>
+    <w:lsdException w:name="List Table 5 Dark Accent 4" w:uiPriority="50"/>
+    <w:lsdException w:name="List Table 6 Colorful Accent 4" w:uiPriority="51"/>
+    <w:lsdException w:name="List Table 7 Colorful Accent 4" w:uiPriority="52"/>
+    <w:lsdException w:name="List Table 1 Light Accent 5" w:uiPriority="46"/>
+    <w:lsdException w:name="List Table 2 Accent 5" w:uiPriority="47"/>
+    <w:lsdException w:name="List Table 3 Accent 5" w:uiPriority="48"/>
+    <w:lsdException w:name="List Table 4 Accent 5" w:uiPriority="49"/>
+    <w:lsdException w:name="List Table 5 Dark Accent 5" w:uiPriority="50"/>
+    <w:lsdException w:name="List Table 6 Colorful Accent 5" w:uiPriority="51"/>
+    <w:lsdException w:name="List Table 7 Colorful Accent 5" w:uiPriority="52"/>
+    <w:lsdException w:name="List Table 1 Light Accent 6" w:uiPriority="46"/>
+    <w:lsdException w:name="List Table 2 Accent 6" w:uiPriority="47"/>
+    <w:lsdException w:name="List Table 3 Accent 6" w:uiPriority="48"/>
+    <w:lsdException w:name="List Table 4 Accent 6" w:uiPriority="49"/>
+    <w:lsdException w:name="List Table 5 Dark Accent 6" w:uiPriority="50"/>
+    <w:lsdException w:name="List Table 6 Colorful Accent 6" w:uiPriority="51"/>
+    <w:lsdException w:name="List Table 7 Colorful Accent 6" w:uiPriority="52"/>
+    <w:lsdException w:name="Mention" w:semiHidden="1" w:unhideWhenUsed="1"/>
+    <w:lsdException w:name="Smart Hyperlink" w:semiHidden="1" w:unhideWhenUsed="1"/>
+    <w:lsdException w:name="Hashtag" w:semiHidden="1" w:unhideWhenUsed="1"/>
+    <w:lsdException w:name="Unresolved Mention" w:semiHidden="1" w:unhideWhenUsed="1"/>
+    <w:lsdException w:name="Smart Link" w:semiHidden="1" w:unhideWhenUsed="1"/>
   </w:latentStyles>
   <w:style w:type="paragraph" w:default="1" w:styleId="Normal">
     <w:name w:val="Normal"/>
     <w:qFormat/>
     <w:rsid w:val="00B20B3E"/>
     <w:rPr>
-      <w:rFonts w:ascii="Aptos" w:hAnsi="Aptos" w:eastAsia="Aptos"/>
-      <w:b w:val="0"/>
+      <w:rFonts w:ascii="Aptos" w:eastAsia="Aptos" w:hAnsi="Aptos"/>
       <w:sz w:val="21"/>
     </w:rPr>
   </w:style>
-  <w:style w:type="paragraph" w:styleId="Titre1">
+  <w:style w:type="paragraph" w:styleId="Heading1">
     <w:name w:val="heading 1"/>
     <w:basedOn w:val="Normal"/>
     <w:next w:val="Normal"/>
-    <w:link w:val="Titre1Car"/>
+    <w:link w:val="Heading1Char"/>
     <w:uiPriority w:val="9"/>
     <w:qFormat/>
     <w:rsid w:val="00104042"/>
@@ -11234,7 +10934,7 @@
       <w:outlineLvl w:val="0"/>
     </w:pPr>
     <w:rPr>
-      <w:rFonts w:asciiTheme="majorHAnsi" w:eastAsiaTheme="majorEastAsia" w:hAnsiTheme="majorHAnsi" w:cstheme="majorBidi" w:ascii="Aptos" w:hAnsi="Aptos" w:eastAsia="Aptos"/>
+      <w:rFonts w:asciiTheme="majorHAnsi" w:eastAsiaTheme="majorEastAsia" w:hAnsiTheme="majorHAnsi" w:cstheme="majorBidi"/>
       <w:b/>
       <w:bCs/>
       <w:color w:val="365F91" w:themeColor="accent1" w:themeShade="BF"/>
@@ -11242,11 +10942,11 @@
       <w:szCs w:val="28"/>
     </w:rPr>
   </w:style>
-  <w:style w:type="paragraph" w:styleId="Titre2">
+  <w:style w:type="paragraph" w:styleId="Heading2">
     <w:name w:val="heading 2"/>
     <w:basedOn w:val="Normal"/>
     <w:next w:val="Normal"/>
-    <w:link w:val="Titre2Car"/>
+    <w:link w:val="Heading2Char"/>
     <w:uiPriority w:val="9"/>
     <w:unhideWhenUsed/>
     <w:qFormat/>
@@ -11258,7 +10958,7 @@
       <w:outlineLvl w:val="1"/>
     </w:pPr>
     <w:rPr>
-      <w:rFonts w:asciiTheme="majorHAnsi" w:eastAsiaTheme="majorEastAsia" w:hAnsiTheme="majorHAnsi" w:cstheme="majorBidi" w:ascii="Aptos" w:hAnsi="Aptos" w:eastAsia="Aptos"/>
+      <w:rFonts w:asciiTheme="majorHAnsi" w:eastAsiaTheme="majorEastAsia" w:hAnsiTheme="majorHAnsi" w:cstheme="majorBidi"/>
       <w:b/>
       <w:bCs/>
       <w:color w:val="4F81BD" w:themeColor="accent1"/>
@@ -11266,18 +10966,17 @@
       <w:szCs w:val="26"/>
     </w:rPr>
   </w:style>
-  <w:style w:type="character" w:default="1" w:styleId="Policepardfaut">
+  <w:style w:type="character" w:default="1" w:styleId="DefaultParagraphFont">
     <w:name w:val="Default Paragraph Font"/>
     <w:uiPriority w:val="1"/>
     <w:semiHidden/>
     <w:unhideWhenUsed/>
   </w:style>
-  <w:style w:type="table" w:default="1" w:styleId="TableauNormal">
+  <w:style w:type="table" w:default="1" w:styleId="TableNormal">
     <w:name w:val="Normal Table"/>
     <w:uiPriority w:val="99"/>
     <w:semiHidden/>
     <w:unhideWhenUsed/>
-    <w:qFormat/>
     <w:tblPr>
       <w:tblInd w:w="0" w:type="dxa"/>
       <w:tblCellMar>
@@ -11288,16 +10987,16 @@
       </w:tblCellMar>
     </w:tblPr>
   </w:style>
-  <w:style w:type="numbering" w:default="1" w:styleId="Aucuneliste">
+  <w:style w:type="numbering" w:default="1" w:styleId="NoList">
     <w:name w:val="No List"/>
     <w:uiPriority w:val="99"/>
     <w:semiHidden/>
     <w:unhideWhenUsed/>
   </w:style>
-  <w:style w:type="character" w:customStyle="1" w:styleId="Titre1Car">
-    <w:name w:val="Titre 1 Car"/>
-    <w:basedOn w:val="Policepardfaut"/>
-    <w:link w:val="Titre1"/>
+  <w:style w:type="character" w:customStyle="1" w:styleId="Heading1Char">
+    <w:name w:val="Heading 1 Char"/>
+    <w:basedOn w:val="DefaultParagraphFont"/>
+    <w:link w:val="Heading1"/>
     <w:uiPriority w:val="9"/>
     <w:rsid w:val="00104042"/>
     <w:rPr>
@@ -11309,11 +11008,11 @@
       <w:szCs w:val="28"/>
     </w:rPr>
   </w:style>
-  <w:style w:type="paragraph" w:styleId="Titre">
+  <w:style w:type="paragraph" w:styleId="Title">
     <w:name w:val="Title"/>
     <w:basedOn w:val="Normal"/>
     <w:next w:val="Normal"/>
-    <w:link w:val="TitreCar"/>
+    <w:link w:val="TitleChar"/>
     <w:uiPriority w:val="10"/>
     <w:qFormat/>
     <w:rsid w:val="00104042"/>
@@ -11325,7 +11024,7 @@
       <w:contextualSpacing/>
     </w:pPr>
     <w:rPr>
-      <w:rFonts w:asciiTheme="majorHAnsi" w:eastAsiaTheme="majorEastAsia" w:hAnsiTheme="majorHAnsi" w:cstheme="majorBidi" w:ascii="Aptos" w:hAnsi="Aptos" w:eastAsia="Aptos"/>
+      <w:rFonts w:asciiTheme="majorHAnsi" w:eastAsiaTheme="majorEastAsia" w:hAnsiTheme="majorHAnsi" w:cstheme="majorBidi"/>
       <w:b/>
       <w:color w:val="17365D" w:themeColor="text2" w:themeShade="BF"/>
       <w:spacing w:val="5"/>
@@ -11334,10 +11033,10 @@
       <w:szCs w:val="52"/>
     </w:rPr>
   </w:style>
-  <w:style w:type="character" w:customStyle="1" w:styleId="TitreCar">
-    <w:name w:val="Titre Car"/>
-    <w:basedOn w:val="Policepardfaut"/>
-    <w:link w:val="Titre"/>
+  <w:style w:type="character" w:customStyle="1" w:styleId="TitleChar">
+    <w:name w:val="Title Char"/>
+    <w:basedOn w:val="DefaultParagraphFont"/>
+    <w:link w:val="Title"/>
     <w:uiPriority w:val="10"/>
     <w:rsid w:val="00104042"/>
     <w:rPr>
@@ -11349,7 +11048,7 @@
       <w:szCs w:val="52"/>
     </w:rPr>
   </w:style>
-  <w:style w:type="paragraph" w:styleId="Paragraphedeliste">
+  <w:style w:type="paragraph" w:styleId="ListParagraph">
     <w:name w:val="List Paragraph"/>
     <w:basedOn w:val="Normal"/>
     <w:uiPriority w:val="34"/>
@@ -11360,10 +11059,10 @@
       <w:contextualSpacing/>
     </w:pPr>
   </w:style>
-  <w:style w:type="character" w:customStyle="1" w:styleId="Titre2Car">
-    <w:name w:val="Titre 2 Car"/>
-    <w:basedOn w:val="Policepardfaut"/>
-    <w:link w:val="Titre2"/>
+  <w:style w:type="character" w:customStyle="1" w:styleId="Heading2Char">
+    <w:name w:val="Heading 2 Char"/>
+    <w:basedOn w:val="DefaultParagraphFont"/>
+    <w:link w:val="Heading2"/>
     <w:uiPriority w:val="9"/>
     <w:rsid w:val="00701943"/>
     <w:rPr>
@@ -11375,7 +11074,7 @@
       <w:szCs w:val="26"/>
     </w:rPr>
   </w:style>
-  <w:style w:type="paragraph" w:styleId="Sansinterligne">
+  <w:style w:type="paragraph" w:styleId="NoSpacing">
     <w:name w:val="No Spacing"/>
     <w:uiPriority w:val="1"/>
     <w:qFormat/>
